--- a/CMA_W_B1_Ch06_AnswerKeys.docx
+++ b/CMA_W_B1_Ch06_AnswerKeys.docx
@@ -97,73 +97,73 @@
                 <w:sz w:val="17"/>
                 <w:szCs w:val="17"/>
               </w:rPr>
-              <w:t xml:space="preserve">D</w:t>
-            </w:r>
-          </w:p>
-        </w:tc>
-        <w:tc>
-          <w:tcPr>
-            <w:tcW w:type="pct" w:w="1667"/>
-            <w:tcMar>
-              <w:top w:type="dxa" w:w="40"/>
-              <w:left w:type="dxa" w:w="100"/>
-              <w:bottom w:type="dxa" w:w="40"/>
-              <w:right w:type="dxa" w:w="100"/>
-            </w:tcMar>
-          </w:tcPr>
-          <w:p>
-            <w:pPr>
-              <w:spacing w:before="22" w:after="22"/>
-            </w:pPr>
-            <w:r>
-              <w:rPr>
-                <w:b/>
-                <w:bCs/>
-                <w:color w:val="8186EF"/>
-                <w:sz w:val="16"/>
-                <w:szCs w:val="16"/>
-              </w:rPr>
-              <w:t xml:space="preserve">15  </w:t>
-            </w:r>
-            <w:r>
-              <w:rPr>
-                <w:sz w:val="17"/>
-                <w:szCs w:val="17"/>
-              </w:rPr>
-              <w:t xml:space="preserve">A</w:t>
-            </w:r>
-          </w:p>
-        </w:tc>
-        <w:tc>
-          <w:tcPr>
-            <w:tcW w:type="pct" w:w="1667"/>
-            <w:tcMar>
-              <w:top w:type="dxa" w:w="40"/>
-              <w:left w:type="dxa" w:w="100"/>
-              <w:bottom w:type="dxa" w:w="40"/>
-              <w:right w:type="dxa" w:w="100"/>
-            </w:tcMar>
-          </w:tcPr>
-          <w:p>
-            <w:pPr>
-              <w:spacing w:before="22" w:after="22"/>
-            </w:pPr>
-            <w:r>
-              <w:rPr>
-                <w:b/>
-                <w:bCs/>
-                <w:color w:val="8186EF"/>
-                <w:sz w:val="16"/>
-                <w:szCs w:val="16"/>
-              </w:rPr>
-              <w:t xml:space="preserve">29  </w:t>
-            </w:r>
-            <w:r>
-              <w:rPr>
-                <w:sz w:val="17"/>
-                <w:szCs w:val="17"/>
-              </w:rPr>
-              <w:t xml:space="preserve">D</w:t>
+              <w:t xml:space="preserve">receivable · unconditional · transfers</w:t>
+            </w:r>
+          </w:p>
+        </w:tc>
+        <w:tc>
+          <w:tcPr>
+            <w:tcW w:type="pct" w:w="1667"/>
+            <w:tcMar>
+              <w:top w:type="dxa" w:w="40"/>
+              <w:left w:type="dxa" w:w="100"/>
+              <w:bottom w:type="dxa" w:w="40"/>
+              <w:right w:type="dxa" w:w="100"/>
+            </w:tcMar>
+          </w:tcPr>
+          <w:p>
+            <w:pPr>
+              <w:spacing w:before="22" w:after="22"/>
+            </w:pPr>
+            <w:r>
+              <w:rPr>
+                <w:b/>
+                <w:bCs/>
+                <w:color w:val="8186EF"/>
+                <w:sz w:val="16"/>
+                <w:szCs w:val="16"/>
+              </w:rPr>
+              <w:t xml:space="preserve">12  </w:t>
+            </w:r>
+            <w:r>
+              <w:rPr>
+                <w:sz w:val="17"/>
+                <w:szCs w:val="17"/>
+              </w:rPr>
+              <w:t xml:space="preserve">Secured borrowing: T3, T4</w:t>
+            </w:r>
+          </w:p>
+        </w:tc>
+        <w:tc>
+          <w:tcPr>
+            <w:tcW w:type="pct" w:w="1667"/>
+            <w:tcMar>
+              <w:top w:type="dxa" w:w="40"/>
+              <w:left w:type="dxa" w:w="100"/>
+              <w:bottom w:type="dxa" w:w="40"/>
+              <w:right w:type="dxa" w:w="100"/>
+            </w:tcMar>
+          </w:tcPr>
+          <w:p>
+            <w:pPr>
+              <w:spacing w:before="22" w:after="22"/>
+            </w:pPr>
+            <w:r>
+              <w:rPr>
+                <w:b/>
+                <w:bCs/>
+                <w:color w:val="8186EF"/>
+                <w:sz w:val="16"/>
+                <w:szCs w:val="16"/>
+              </w:rPr>
+              <w:t xml:space="preserve">23  </w:t>
+            </w:r>
+            <w:r>
+              <w:rPr>
+                <w:sz w:val="17"/>
+                <w:szCs w:val="17"/>
+              </w:rPr>
+              <w:t xml:space="preserve">E</w:t>
             </w:r>
           </w:p>
         </w:tc>
@@ -199,6 +199,40 @@
                 <w:sz w:val="17"/>
                 <w:szCs w:val="17"/>
               </w:rPr>
+              <w:t xml:space="preserve">questions · discounts · forfeited</w:t>
+            </w:r>
+          </w:p>
+        </w:tc>
+        <w:tc>
+          <w:tcPr>
+            <w:tcW w:type="pct" w:w="1667"/>
+            <w:shd w:fill="FBFAF6" w:val="clear"/>
+            <w:tcMar>
+              <w:top w:type="dxa" w:w="40"/>
+              <w:left w:type="dxa" w:w="100"/>
+              <w:bottom w:type="dxa" w:w="40"/>
+              <w:right w:type="dxa" w:w="100"/>
+            </w:tcMar>
+          </w:tcPr>
+          <w:p>
+            <w:pPr>
+              <w:spacing w:before="22" w:after="22"/>
+            </w:pPr>
+            <w:r>
+              <w:rPr>
+                <w:b/>
+                <w:bCs/>
+                <w:color w:val="8186EF"/>
+                <w:sz w:val="16"/>
+                <w:szCs w:val="16"/>
+              </w:rPr>
+              <w:t xml:space="preserve">13  </w:t>
+            </w:r>
+            <w:r>
+              <w:rPr>
+                <w:sz w:val="17"/>
+                <w:szCs w:val="17"/>
+              </w:rPr>
               <w:t xml:space="preserve">C</w:t>
             </w:r>
           </w:p>
@@ -226,48 +260,14 @@
                 <w:sz w:val="16"/>
                 <w:szCs w:val="16"/>
               </w:rPr>
-              <w:t xml:space="preserve">16  </w:t>
-            </w:r>
-            <w:r>
-              <w:rPr>
-                <w:sz w:val="17"/>
-                <w:szCs w:val="17"/>
-              </w:rPr>
-              <w:t xml:space="preserve">C</w:t>
-            </w:r>
-          </w:p>
-        </w:tc>
-        <w:tc>
-          <w:tcPr>
-            <w:tcW w:type="pct" w:w="1667"/>
-            <w:shd w:fill="FBFAF6" w:val="clear"/>
-            <w:tcMar>
-              <w:top w:type="dxa" w:w="40"/>
-              <w:left w:type="dxa" w:w="100"/>
-              <w:bottom w:type="dxa" w:w="40"/>
-              <w:right w:type="dxa" w:w="100"/>
-            </w:tcMar>
-          </w:tcPr>
-          <w:p>
-            <w:pPr>
-              <w:spacing w:before="22" w:after="22"/>
-            </w:pPr>
-            <w:r>
-              <w:rPr>
-                <w:b/>
-                <w:bCs/>
-                <w:color w:val="8186EF"/>
-                <w:sz w:val="16"/>
-                <w:szCs w:val="16"/>
-              </w:rPr>
-              <w:t xml:space="preserve">30  </w:t>
-            </w:r>
-            <w:r>
-              <w:rPr>
-                <w:sz w:val="17"/>
-                <w:szCs w:val="17"/>
-              </w:rPr>
-              <w:t xml:space="preserve">C</w:t>
+              <w:t xml:space="preserve">24  </w:t>
+            </w:r>
+            <w:r>
+              <w:rPr>
+                <w:sz w:val="17"/>
+                <w:szCs w:val="17"/>
+              </w:rPr>
+              <w:t xml:space="preserve">B</w:t>
             </w:r>
           </w:p>
         </w:tc>
@@ -302,73 +302,73 @@
                 <w:sz w:val="17"/>
                 <w:szCs w:val="17"/>
               </w:rPr>
+              <w:t xml:space="preserve">discount · amortized · Receivable</w:t>
+            </w:r>
+          </w:p>
+        </w:tc>
+        <w:tc>
+          <w:tcPr>
+            <w:tcW w:type="pct" w:w="1667"/>
+            <w:tcMar>
+              <w:top w:type="dxa" w:w="40"/>
+              <w:left w:type="dxa" w:w="100"/>
+              <w:bottom w:type="dxa" w:w="40"/>
+              <w:right w:type="dxa" w:w="100"/>
+            </w:tcMar>
+          </w:tcPr>
+          <w:p>
+            <w:pPr>
+              <w:spacing w:before="22" w:after="22"/>
+            </w:pPr>
+            <w:r>
+              <w:rPr>
+                <w:b/>
+                <w:bCs/>
+                <w:color w:val="8186EF"/>
+                <w:sz w:val="16"/>
+                <w:szCs w:val="16"/>
+              </w:rPr>
+              <w:t xml:space="preserve">14  </w:t>
+            </w:r>
+            <w:r>
+              <w:rPr>
+                <w:sz w:val="17"/>
+                <w:szCs w:val="17"/>
+              </w:rPr>
+              <w:t xml:space="preserve">A</w:t>
+            </w:r>
+          </w:p>
+        </w:tc>
+        <w:tc>
+          <w:tcPr>
+            <w:tcW w:type="pct" w:w="1667"/>
+            <w:tcMar>
+              <w:top w:type="dxa" w:w="40"/>
+              <w:left w:type="dxa" w:w="100"/>
+              <w:bottom w:type="dxa" w:w="40"/>
+              <w:right w:type="dxa" w:w="100"/>
+            </w:tcMar>
+          </w:tcPr>
+          <w:p>
+            <w:pPr>
+              <w:spacing w:before="22" w:after="22"/>
+            </w:pPr>
+            <w:r>
+              <w:rPr>
+                <w:b/>
+                <w:bCs/>
+                <w:color w:val="8186EF"/>
+                <w:sz w:val="16"/>
+                <w:szCs w:val="16"/>
+              </w:rPr>
+              <w:t xml:space="preserve">25  </w:t>
+            </w:r>
+            <w:r>
+              <w:rPr>
+                <w:sz w:val="17"/>
+                <w:szCs w:val="17"/>
+              </w:rPr>
               <w:t xml:space="preserve">B</w:t>
-            </w:r>
-          </w:p>
-        </w:tc>
-        <w:tc>
-          <w:tcPr>
-            <w:tcW w:type="pct" w:w="1667"/>
-            <w:tcMar>
-              <w:top w:type="dxa" w:w="40"/>
-              <w:left w:type="dxa" w:w="100"/>
-              <w:bottom w:type="dxa" w:w="40"/>
-              <w:right w:type="dxa" w:w="100"/>
-            </w:tcMar>
-          </w:tcPr>
-          <w:p>
-            <w:pPr>
-              <w:spacing w:before="22" w:after="22"/>
-            </w:pPr>
-            <w:r>
-              <w:rPr>
-                <w:b/>
-                <w:bCs/>
-                <w:color w:val="8186EF"/>
-                <w:sz w:val="16"/>
-                <w:szCs w:val="16"/>
-              </w:rPr>
-              <w:t xml:space="preserve">17  </w:t>
-            </w:r>
-            <w:r>
-              <w:rPr>
-                <w:sz w:val="17"/>
-                <w:szCs w:val="17"/>
-              </w:rPr>
-              <w:t xml:space="preserve">A</w:t>
-            </w:r>
-          </w:p>
-        </w:tc>
-        <w:tc>
-          <w:tcPr>
-            <w:tcW w:type="pct" w:w="1667"/>
-            <w:tcMar>
-              <w:top w:type="dxa" w:w="40"/>
-              <w:left w:type="dxa" w:w="100"/>
-              <w:bottom w:type="dxa" w:w="40"/>
-              <w:right w:type="dxa" w:w="100"/>
-            </w:tcMar>
-          </w:tcPr>
-          <w:p>
-            <w:pPr>
-              <w:spacing w:before="22" w:after="22"/>
-            </w:pPr>
-            <w:r>
-              <w:rPr>
-                <w:b/>
-                <w:bCs/>
-                <w:color w:val="8186EF"/>
-                <w:sz w:val="16"/>
-                <w:szCs w:val="16"/>
-              </w:rPr>
-              <w:t xml:space="preserve">31  </w:t>
-            </w:r>
-            <w:r>
-              <w:rPr>
-                <w:sz w:val="17"/>
-                <w:szCs w:val="17"/>
-              </w:rPr>
-              <w:t xml:space="preserve">A</w:t>
             </w:r>
           </w:p>
         </w:tc>
@@ -404,7 +404,7 @@
                 <w:sz w:val="17"/>
                 <w:szCs w:val="17"/>
               </w:rPr>
-              <w:t xml:space="preserve">A</w:t>
+              <w:t xml:space="preserve">T</w:t>
             </w:r>
           </w:p>
         </w:tc>
@@ -431,14 +431,14 @@
                 <w:sz w:val="16"/>
                 <w:szCs w:val="16"/>
               </w:rPr>
-              <w:t xml:space="preserve">18  </w:t>
-            </w:r>
-            <w:r>
-              <w:rPr>
-                <w:sz w:val="17"/>
-                <w:szCs w:val="17"/>
-              </w:rPr>
-              <w:t xml:space="preserve">T</w:t>
+              <w:t xml:space="preserve">15  </w:t>
+            </w:r>
+            <w:r>
+              <w:rPr>
+                <w:sz w:val="17"/>
+                <w:szCs w:val="17"/>
+              </w:rPr>
+              <w:t xml:space="preserve">C</w:t>
             </w:r>
           </w:p>
         </w:tc>
@@ -465,14 +465,14 @@
                 <w:sz w:val="16"/>
                 <w:szCs w:val="16"/>
               </w:rPr>
-              <w:t xml:space="preserve">32  </w:t>
-            </w:r>
-            <w:r>
-              <w:rPr>
-                <w:sz w:val="17"/>
-                <w:szCs w:val="17"/>
-              </w:rPr>
-              <w:t xml:space="preserve">E</w:t>
+              <w:t xml:space="preserve">26  </w:t>
+            </w:r>
+            <w:r>
+              <w:rPr>
+                <w:sz w:val="17"/>
+                <w:szCs w:val="17"/>
+              </w:rPr>
+              <w:t xml:space="preserve">C</w:t>
             </w:r>
           </w:p>
         </w:tc>
@@ -507,66 +507,66 @@
                 <w:sz w:val="17"/>
                 <w:szCs w:val="17"/>
               </w:rPr>
-              <w:t xml:space="preserve">A</w:t>
-            </w:r>
-          </w:p>
-        </w:tc>
-        <w:tc>
-          <w:tcPr>
-            <w:tcW w:type="pct" w:w="1667"/>
-            <w:tcMar>
-              <w:top w:type="dxa" w:w="40"/>
-              <w:left w:type="dxa" w:w="100"/>
-              <w:bottom w:type="dxa" w:w="40"/>
-              <w:right w:type="dxa" w:w="100"/>
-            </w:tcMar>
-          </w:tcPr>
-          <w:p>
-            <w:pPr>
-              <w:spacing w:before="22" w:after="22"/>
-            </w:pPr>
-            <w:r>
-              <w:rPr>
-                <w:b/>
-                <w:bCs/>
-                <w:color w:val="8186EF"/>
-                <w:sz w:val="16"/>
-                <w:szCs w:val="16"/>
-              </w:rPr>
-              <w:t xml:space="preserve">19  </w:t>
-            </w:r>
-            <w:r>
-              <w:rPr>
-                <w:sz w:val="17"/>
-                <w:szCs w:val="17"/>
-              </w:rPr>
-              <w:t xml:space="preserve">F</w:t>
-            </w:r>
-          </w:p>
-        </w:tc>
-        <w:tc>
-          <w:tcPr>
-            <w:tcW w:type="pct" w:w="1667"/>
-            <w:tcMar>
-              <w:top w:type="dxa" w:w="40"/>
-              <w:left w:type="dxa" w:w="100"/>
-              <w:bottom w:type="dxa" w:w="40"/>
-              <w:right w:type="dxa" w:w="100"/>
-            </w:tcMar>
-          </w:tcPr>
-          <w:p>
-            <w:pPr>
-              <w:spacing w:before="22" w:after="22"/>
-            </w:pPr>
-            <w:r>
-              <w:rPr>
-                <w:b/>
-                <w:bCs/>
-                <w:color w:val="8186EF"/>
-                <w:sz w:val="16"/>
-                <w:szCs w:val="16"/>
-              </w:rPr>
-              <w:t xml:space="preserve">33  </w:t>
+              <w:t xml:space="preserve">B</w:t>
+            </w:r>
+          </w:p>
+        </w:tc>
+        <w:tc>
+          <w:tcPr>
+            <w:tcW w:type="pct" w:w="1667"/>
+            <w:tcMar>
+              <w:top w:type="dxa" w:w="40"/>
+              <w:left w:type="dxa" w:w="100"/>
+              <w:bottom w:type="dxa" w:w="40"/>
+              <w:right w:type="dxa" w:w="100"/>
+            </w:tcMar>
+          </w:tcPr>
+          <w:p>
+            <w:pPr>
+              <w:spacing w:before="22" w:after="22"/>
+            </w:pPr>
+            <w:r>
+              <w:rPr>
+                <w:b/>
+                <w:bCs/>
+                <w:color w:val="8186EF"/>
+                <w:sz w:val="16"/>
+                <w:szCs w:val="16"/>
+              </w:rPr>
+              <w:t xml:space="preserve">16  </w:t>
+            </w:r>
+            <w:r>
+              <w:rPr>
+                <w:sz w:val="17"/>
+                <w:szCs w:val="17"/>
+              </w:rPr>
+              <w:t xml:space="preserve">C</w:t>
+            </w:r>
+          </w:p>
+        </w:tc>
+        <w:tc>
+          <w:tcPr>
+            <w:tcW w:type="pct" w:w="1667"/>
+            <w:tcMar>
+              <w:top w:type="dxa" w:w="40"/>
+              <w:left w:type="dxa" w:w="100"/>
+              <w:bottom w:type="dxa" w:w="40"/>
+              <w:right w:type="dxa" w:w="100"/>
+            </w:tcMar>
+          </w:tcPr>
+          <w:p>
+            <w:pPr>
+              <w:spacing w:before="22" w:after="22"/>
+            </w:pPr>
+            <w:r>
+              <w:rPr>
+                <w:b/>
+                <w:bCs/>
+                <w:color w:val="8186EF"/>
+                <w:sz w:val="16"/>
+                <w:szCs w:val="16"/>
+              </w:rPr>
+              <w:t xml:space="preserve">27  </w:t>
             </w:r>
             <w:r>
               <w:rPr>
@@ -609,7 +609,7 @@
                 <w:sz w:val="17"/>
                 <w:szCs w:val="17"/>
               </w:rPr>
-              <w:t xml:space="preserve">B</w:t>
+              <w:t xml:space="preserve">A</w:t>
             </w:r>
           </w:p>
         </w:tc>
@@ -636,14 +636,14 @@
                 <w:sz w:val="16"/>
                 <w:szCs w:val="16"/>
               </w:rPr>
-              <w:t xml:space="preserve">20  </w:t>
-            </w:r>
-            <w:r>
-              <w:rPr>
-                <w:sz w:val="17"/>
-                <w:szCs w:val="17"/>
-              </w:rPr>
-              <w:t xml:space="preserve">Sale: T1, T2</w:t>
+              <w:t xml:space="preserve">17  </w:t>
+            </w:r>
+            <w:r>
+              <w:rPr>
+                <w:sz w:val="17"/>
+                <w:szCs w:val="17"/>
+              </w:rPr>
+              <w:t xml:space="preserve">C</w:t>
             </w:r>
           </w:p>
         </w:tc>
@@ -670,14 +670,14 @@
                 <w:sz w:val="16"/>
                 <w:szCs w:val="16"/>
               </w:rPr>
-              <w:t xml:space="preserve">34  </w:t>
-            </w:r>
-            <w:r>
-              <w:rPr>
-                <w:sz w:val="17"/>
-                <w:szCs w:val="17"/>
-              </w:rPr>
-              <w:t xml:space="preserve">B</w:t>
+              <w:t xml:space="preserve">28  </w:t>
+            </w:r>
+            <w:r>
+              <w:rPr>
+                <w:sz w:val="17"/>
+                <w:szCs w:val="17"/>
+              </w:rPr>
+              <w:t xml:space="preserve">D</w:t>
             </w:r>
           </w:p>
         </w:tc>
@@ -712,73 +712,73 @@
                 <w:sz w:val="17"/>
                 <w:szCs w:val="17"/>
               </w:rPr>
-              <w:t xml:space="preserve">B</w:t>
-            </w:r>
-          </w:p>
-        </w:tc>
-        <w:tc>
-          <w:tcPr>
-            <w:tcW w:type="pct" w:w="1667"/>
-            <w:tcMar>
-              <w:top w:type="dxa" w:w="40"/>
-              <w:left w:type="dxa" w:w="100"/>
-              <w:bottom w:type="dxa" w:w="40"/>
-              <w:right w:type="dxa" w:w="100"/>
-            </w:tcMar>
-          </w:tcPr>
-          <w:p>
-            <w:pPr>
-              <w:spacing w:before="22" w:after="22"/>
-            </w:pPr>
-            <w:r>
-              <w:rPr>
-                <w:b/>
-                <w:bCs/>
-                <w:color w:val="8186EF"/>
-                <w:sz w:val="16"/>
-                <w:szCs w:val="16"/>
-              </w:rPr>
-              <w:t xml:space="preserve">21  </w:t>
-            </w:r>
-            <w:r>
-              <w:rPr>
-                <w:sz w:val="17"/>
-                <w:szCs w:val="17"/>
-              </w:rPr>
-              <w:t xml:space="preserve">Secured borrowing: T3, T4</w:t>
-            </w:r>
-          </w:p>
-        </w:tc>
-        <w:tc>
-          <w:tcPr>
-            <w:tcW w:type="pct" w:w="1667"/>
-            <w:tcMar>
-              <w:top w:type="dxa" w:w="40"/>
-              <w:left w:type="dxa" w:w="100"/>
-              <w:bottom w:type="dxa" w:w="40"/>
-              <w:right w:type="dxa" w:w="100"/>
-            </w:tcMar>
-          </w:tcPr>
-          <w:p>
-            <w:pPr>
-              <w:spacing w:before="22" w:after="22"/>
-            </w:pPr>
-            <w:r>
-              <w:rPr>
-                <w:b/>
-                <w:bCs/>
-                <w:color w:val="8186EF"/>
-                <w:sz w:val="16"/>
-                <w:szCs w:val="16"/>
-              </w:rPr>
-              <w:t xml:space="preserve">35  </w:t>
-            </w:r>
-            <w:r>
-              <w:rPr>
-                <w:sz w:val="17"/>
-                <w:szCs w:val="17"/>
-              </w:rPr>
               <w:t xml:space="preserve">C</w:t>
+            </w:r>
+          </w:p>
+        </w:tc>
+        <w:tc>
+          <w:tcPr>
+            <w:tcW w:type="pct" w:w="1667"/>
+            <w:tcMar>
+              <w:top w:type="dxa" w:w="40"/>
+              <w:left w:type="dxa" w:w="100"/>
+              <w:bottom w:type="dxa" w:w="40"/>
+              <w:right w:type="dxa" w:w="100"/>
+            </w:tcMar>
+          </w:tcPr>
+          <w:p>
+            <w:pPr>
+              <w:spacing w:before="22" w:after="22"/>
+            </w:pPr>
+            <w:r>
+              <w:rPr>
+                <w:b/>
+                <w:bCs/>
+                <w:color w:val="8186EF"/>
+                <w:sz w:val="16"/>
+                <w:szCs w:val="16"/>
+              </w:rPr>
+              <w:t xml:space="preserve">18  </w:t>
+            </w:r>
+            <w:r>
+              <w:rPr>
+                <w:sz w:val="17"/>
+                <w:szCs w:val="17"/>
+              </w:rPr>
+              <w:t xml:space="preserve">T</w:t>
+            </w:r>
+          </w:p>
+        </w:tc>
+        <w:tc>
+          <w:tcPr>
+            <w:tcW w:type="pct" w:w="1667"/>
+            <w:tcMar>
+              <w:top w:type="dxa" w:w="40"/>
+              <w:left w:type="dxa" w:w="100"/>
+              <w:bottom w:type="dxa" w:w="40"/>
+              <w:right w:type="dxa" w:w="100"/>
+            </w:tcMar>
+          </w:tcPr>
+          <w:p>
+            <w:pPr>
+              <w:spacing w:before="22" w:after="22"/>
+            </w:pPr>
+            <w:r>
+              <w:rPr>
+                <w:b/>
+                <w:bCs/>
+                <w:color w:val="8186EF"/>
+                <w:sz w:val="16"/>
+                <w:szCs w:val="16"/>
+              </w:rPr>
+              <w:t xml:space="preserve">29  </w:t>
+            </w:r>
+            <w:r>
+              <w:rPr>
+                <w:sz w:val="17"/>
+                <w:szCs w:val="17"/>
+              </w:rPr>
+              <w:t xml:space="preserve">A</w:t>
             </w:r>
           </w:p>
         </w:tc>
@@ -814,7 +814,7 @@
                 <w:sz w:val="17"/>
                 <w:szCs w:val="17"/>
               </w:rPr>
-              <w:t xml:space="preserve">T</w:t>
+              <w:t xml:space="preserve">A</w:t>
             </w:r>
           </w:p>
         </w:tc>
@@ -841,14 +841,14 @@
                 <w:sz w:val="16"/>
                 <w:szCs w:val="16"/>
               </w:rPr>
-              <w:t xml:space="preserve">22  </w:t>
-            </w:r>
-            <w:r>
-              <w:rPr>
-                <w:sz w:val="17"/>
-                <w:szCs w:val="17"/>
-              </w:rPr>
-              <w:t xml:space="preserve">C</w:t>
+              <w:t xml:space="preserve">19  </w:t>
+            </w:r>
+            <w:r>
+              <w:rPr>
+                <w:sz w:val="17"/>
+                <w:szCs w:val="17"/>
+              </w:rPr>
+              <w:t xml:space="preserve">F</w:t>
             </w:r>
           </w:p>
         </w:tc>
@@ -875,14 +875,14 @@
                 <w:sz w:val="16"/>
                 <w:szCs w:val="16"/>
               </w:rPr>
-              <w:t xml:space="preserve">36  </w:t>
-            </w:r>
-            <w:r>
-              <w:rPr>
-                <w:sz w:val="17"/>
-                <w:szCs w:val="17"/>
-              </w:rPr>
-              <w:t xml:space="preserve">B</w:t>
+              <w:t xml:space="preserve">30  </w:t>
+            </w:r>
+            <w:r>
+              <w:rPr>
+                <w:sz w:val="17"/>
+                <w:szCs w:val="17"/>
+              </w:rPr>
+              <w:t xml:space="preserve">A</w:t>
             </w:r>
           </w:p>
         </w:tc>
@@ -917,66 +917,33 @@
                 <w:sz w:val="17"/>
                 <w:szCs w:val="17"/>
               </w:rPr>
-              <w:t xml:space="preserve">F</w:t>
-            </w:r>
-          </w:p>
-        </w:tc>
-        <w:tc>
-          <w:tcPr>
-            <w:tcW w:type="pct" w:w="1667"/>
-            <w:tcMar>
-              <w:top w:type="dxa" w:w="40"/>
-              <w:left w:type="dxa" w:w="100"/>
-              <w:bottom w:type="dxa" w:w="40"/>
-              <w:right w:type="dxa" w:w="100"/>
-            </w:tcMar>
-          </w:tcPr>
-          <w:p>
-            <w:pPr>
-              <w:spacing w:before="22" w:after="22"/>
-            </w:pPr>
-            <w:r>
-              <w:rPr>
-                <w:b/>
-                <w:bCs/>
-                <w:color w:val="8186EF"/>
-                <w:sz w:val="16"/>
-                <w:szCs w:val="16"/>
-              </w:rPr>
-              <w:t xml:space="preserve">23  </w:t>
-            </w:r>
-            <w:r>
-              <w:rPr>
-                <w:sz w:val="17"/>
-                <w:szCs w:val="17"/>
-              </w:rPr>
-              <w:t xml:space="preserve">A</w:t>
-            </w:r>
-          </w:p>
-        </w:tc>
-        <w:tc>
-          <w:tcPr>
-            <w:tcW w:type="pct" w:w="1667"/>
-            <w:tcMar>
-              <w:top w:type="dxa" w:w="40"/>
-              <w:left w:type="dxa" w:w="100"/>
-              <w:bottom w:type="dxa" w:w="40"/>
-              <w:right w:type="dxa" w:w="100"/>
-            </w:tcMar>
-          </w:tcPr>
-          <w:p>
-            <w:pPr>
-              <w:spacing w:before="22" w:after="22"/>
-            </w:pPr>
-            <w:r>
-              <w:rPr>
-                <w:b/>
-                <w:bCs/>
-                <w:color w:val="8186EF"/>
-                <w:sz w:val="16"/>
-                <w:szCs w:val="16"/>
-              </w:rPr>
-              <w:t xml:space="preserve">37  </w:t>
+              <w:t xml:space="preserve">T</w:t>
+            </w:r>
+          </w:p>
+        </w:tc>
+        <w:tc>
+          <w:tcPr>
+            <w:tcW w:type="pct" w:w="1667"/>
+            <w:tcMar>
+              <w:top w:type="dxa" w:w="40"/>
+              <w:left w:type="dxa" w:w="100"/>
+              <w:bottom w:type="dxa" w:w="40"/>
+              <w:right w:type="dxa" w:w="100"/>
+            </w:tcMar>
+          </w:tcPr>
+          <w:p>
+            <w:pPr>
+              <w:spacing w:before="22" w:after="22"/>
+            </w:pPr>
+            <w:r>
+              <w:rPr>
+                <w:b/>
+                <w:bCs/>
+                <w:color w:val="8186EF"/>
+                <w:sz w:val="16"/>
+                <w:szCs w:val="16"/>
+              </w:rPr>
+              <w:t xml:space="preserve">20  </w:t>
             </w:r>
             <w:r>
               <w:rPr>
@@ -984,6 +951,39 @@
                 <w:szCs w:val="17"/>
               </w:rPr>
               <w:t xml:space="preserve">D</w:t>
+            </w:r>
+          </w:p>
+        </w:tc>
+        <w:tc>
+          <w:tcPr>
+            <w:tcW w:type="pct" w:w="1667"/>
+            <w:tcMar>
+              <w:top w:type="dxa" w:w="40"/>
+              <w:left w:type="dxa" w:w="100"/>
+              <w:bottom w:type="dxa" w:w="40"/>
+              <w:right w:type="dxa" w:w="100"/>
+            </w:tcMar>
+          </w:tcPr>
+          <w:p>
+            <w:pPr>
+              <w:spacing w:before="22" w:after="22"/>
+            </w:pPr>
+            <w:r>
+              <w:rPr>
+                <w:b/>
+                <w:bCs/>
+                <w:color w:val="8186EF"/>
+                <w:sz w:val="16"/>
+                <w:szCs w:val="16"/>
+              </w:rPr>
+              <w:t xml:space="preserve">31  </w:t>
+            </w:r>
+            <w:r>
+              <w:rPr>
+                <w:sz w:val="17"/>
+                <w:szCs w:val="17"/>
+              </w:rPr>
+              <w:t xml:space="preserve">Compare with the model earlier in this handout.</w:t>
             </w:r>
           </w:p>
         </w:tc>
@@ -1019,7 +1019,7 @@
                 <w:sz w:val="17"/>
                 <w:szCs w:val="17"/>
               </w:rPr>
-              <w:t xml:space="preserve">T</w:t>
+              <w:t xml:space="preserve">F</w:t>
             </w:r>
           </w:p>
         </w:tc>
@@ -1046,7 +1046,7 @@
                 <w:sz w:val="16"/>
                 <w:szCs w:val="16"/>
               </w:rPr>
-              <w:t xml:space="preserve">24  </w:t>
+              <w:t xml:space="preserve">21  </w:t>
             </w:r>
             <w:r>
               <w:rPr>
@@ -1080,14 +1080,14 @@
                 <w:sz w:val="16"/>
                 <w:szCs w:val="16"/>
               </w:rPr>
-              <w:t xml:space="preserve">38  </w:t>
-            </w:r>
-            <w:r>
-              <w:rPr>
-                <w:sz w:val="17"/>
-                <w:szCs w:val="17"/>
-              </w:rPr>
-              <w:t xml:space="preserve">A</w:t>
+              <w:t xml:space="preserve">32  </w:t>
+            </w:r>
+            <w:r>
+              <w:rPr>
+                <w:sz w:val="17"/>
+                <w:szCs w:val="17"/>
+              </w:rPr>
+              <w:t xml:space="preserve">A company records an account receivable when its right to be paid is unconditional: only the passage of time is needed before payment is due. This usually happens when it delivers the goods or services and transfers control (Chapter 11). If the company still has to do something else before it can bill, for example finish a second delivery, it has a contract </w:t>
             </w:r>
           </w:p>
         </w:tc>
@@ -1122,66 +1122,33 @@
                 <w:sz w:val="17"/>
                 <w:szCs w:val="17"/>
               </w:rPr>
-              <w:t xml:space="preserve">T</w:t>
-            </w:r>
-          </w:p>
-        </w:tc>
-        <w:tc>
-          <w:tcPr>
-            <w:tcW w:type="pct" w:w="1667"/>
-            <w:tcMar>
-              <w:top w:type="dxa" w:w="40"/>
-              <w:left w:type="dxa" w:w="100"/>
-              <w:bottom w:type="dxa" w:w="40"/>
-              <w:right w:type="dxa" w:w="100"/>
-            </w:tcMar>
-          </w:tcPr>
-          <w:p>
-            <w:pPr>
-              <w:spacing w:before="22" w:after="22"/>
-            </w:pPr>
-            <w:r>
-              <w:rPr>
-                <w:b/>
-                <w:bCs/>
-                <w:color w:val="8186EF"/>
-                <w:sz w:val="16"/>
-                <w:szCs w:val="16"/>
-              </w:rPr>
-              <w:t xml:space="preserve">25  </w:t>
-            </w:r>
-            <w:r>
-              <w:rPr>
-                <w:sz w:val="17"/>
-                <w:szCs w:val="17"/>
-              </w:rPr>
-              <w:t xml:space="preserve">C</w:t>
-            </w:r>
-          </w:p>
-        </w:tc>
-        <w:tc>
-          <w:tcPr>
-            <w:tcW w:type="pct" w:w="1667"/>
-            <w:tcMar>
-              <w:top w:type="dxa" w:w="40"/>
-              <w:left w:type="dxa" w:w="100"/>
-              <w:bottom w:type="dxa" w:w="40"/>
-              <w:right w:type="dxa" w:w="100"/>
-            </w:tcMar>
-          </w:tcPr>
-          <w:p>
-            <w:pPr>
-              <w:spacing w:before="22" w:after="22"/>
-            </w:pPr>
-            <w:r>
-              <w:rPr>
-                <w:b/>
-                <w:bCs/>
-                <w:color w:val="8186EF"/>
-                <w:sz w:val="16"/>
-                <w:szCs w:val="16"/>
-              </w:rPr>
-              <w:t xml:space="preserve">39  </w:t>
+              <w:t xml:space="preserve">Sale: T1, T2</w:t>
+            </w:r>
+          </w:p>
+        </w:tc>
+        <w:tc>
+          <w:tcPr>
+            <w:tcW w:type="pct" w:w="1667"/>
+            <w:tcMar>
+              <w:top w:type="dxa" w:w="40"/>
+              <w:left w:type="dxa" w:w="100"/>
+              <w:bottom w:type="dxa" w:w="40"/>
+              <w:right w:type="dxa" w:w="100"/>
+            </w:tcMar>
+          </w:tcPr>
+          <w:p>
+            <w:pPr>
+              <w:spacing w:before="22" w:after="22"/>
+            </w:pPr>
+            <w:r>
+              <w:rPr>
+                <w:b/>
+                <w:bCs/>
+                <w:color w:val="8186EF"/>
+                <w:sz w:val="16"/>
+                <w:szCs w:val="16"/>
+              </w:rPr>
+              <w:t xml:space="preserve">22  </w:t>
             </w:r>
             <w:r>
               <w:rPr>
@@ -1192,285 +1159,9 @@
             </w:r>
           </w:p>
         </w:tc>
-      </w:tr>
-      <w:tr>
-        <w:tc>
-          <w:tcPr>
-            <w:tcW w:type="pct" w:w="1667"/>
-            <w:shd w:fill="FBFAF6" w:val="clear"/>
-            <w:tcMar>
-              <w:top w:type="dxa" w:w="40"/>
-              <w:left w:type="dxa" w:w="100"/>
-              <w:bottom w:type="dxa" w:w="40"/>
-              <w:right w:type="dxa" w:w="100"/>
-            </w:tcMar>
-          </w:tcPr>
-          <w:p>
-            <w:pPr>
-              <w:spacing w:before="22" w:after="22"/>
-            </w:pPr>
-            <w:r>
-              <w:rPr>
-                <w:b/>
-                <w:bCs/>
-                <w:color w:val="8186EF"/>
-                <w:sz w:val="16"/>
-                <w:szCs w:val="16"/>
-              </w:rPr>
-              <w:t xml:space="preserve">12  </w:t>
-            </w:r>
-            <w:r>
-              <w:rPr>
-                <w:sz w:val="17"/>
-                <w:szCs w:val="17"/>
-              </w:rPr>
-              <w:t xml:space="preserve">F</w:t>
-            </w:r>
-          </w:p>
-        </w:tc>
-        <w:tc>
-          <w:tcPr>
-            <w:tcW w:type="pct" w:w="1667"/>
-            <w:shd w:fill="FBFAF6" w:val="clear"/>
-            <w:tcMar>
-              <w:top w:type="dxa" w:w="40"/>
-              <w:left w:type="dxa" w:w="100"/>
-              <w:bottom w:type="dxa" w:w="40"/>
-              <w:right w:type="dxa" w:w="100"/>
-            </w:tcMar>
-          </w:tcPr>
-          <w:p>
-            <w:pPr>
-              <w:spacing w:before="22" w:after="22"/>
-            </w:pPr>
-            <w:r>
-              <w:rPr>
-                <w:b/>
-                <w:bCs/>
-                <w:color w:val="8186EF"/>
-                <w:sz w:val="16"/>
-                <w:szCs w:val="16"/>
-              </w:rPr>
-              <w:t xml:space="preserve">26  </w:t>
-            </w:r>
-            <w:r>
-              <w:rPr>
-                <w:sz w:val="17"/>
-                <w:szCs w:val="17"/>
-              </w:rPr>
-              <w:t xml:space="preserve">C</w:t>
-            </w:r>
-          </w:p>
-        </w:tc>
-        <w:tc>
-          <w:tcPr>
-            <w:tcW w:type="pct" w:w="1667"/>
-            <w:shd w:fill="FBFAF6" w:val="clear"/>
-            <w:tcMar>
-              <w:top w:type="dxa" w:w="40"/>
-              <w:left w:type="dxa" w:w="100"/>
-              <w:bottom w:type="dxa" w:w="40"/>
-              <w:right w:type="dxa" w:w="100"/>
-            </w:tcMar>
-          </w:tcPr>
-          <w:p>
-            <w:pPr>
-              <w:spacing w:before="22" w:after="22"/>
-            </w:pPr>
-            <w:r>
-              <w:rPr>
-                <w:b/>
-                <w:bCs/>
-                <w:color w:val="8186EF"/>
-                <w:sz w:val="16"/>
-                <w:szCs w:val="16"/>
-              </w:rPr>
-              <w:t xml:space="preserve">40  </w:t>
-            </w:r>
-            <w:r>
-              <w:rPr>
-                <w:sz w:val="17"/>
-                <w:szCs w:val="17"/>
-              </w:rPr>
-              <w:t xml:space="preserve">Compare with the model earlier in this handout.</w:t>
-            </w:r>
-          </w:p>
-        </w:tc>
-      </w:tr>
-      <w:tr>
-        <w:tc>
-          <w:tcPr>
-            <w:tcW w:type="pct" w:w="1667"/>
-            <w:tcMar>
-              <w:top w:type="dxa" w:w="40"/>
-              <w:left w:type="dxa" w:w="100"/>
-              <w:bottom w:type="dxa" w:w="40"/>
-              <w:right w:type="dxa" w:w="100"/>
-            </w:tcMar>
-          </w:tcPr>
-          <w:p>
-            <w:pPr>
-              <w:spacing w:before="22" w:after="22"/>
-            </w:pPr>
-            <w:r>
-              <w:rPr>
-                <w:b/>
-                <w:bCs/>
-                <w:color w:val="8186EF"/>
-                <w:sz w:val="16"/>
-                <w:szCs w:val="16"/>
-              </w:rPr>
-              <w:t xml:space="preserve">13  </w:t>
-            </w:r>
-            <w:r>
-              <w:rPr>
-                <w:sz w:val="17"/>
-                <w:szCs w:val="17"/>
-              </w:rPr>
-              <w:t xml:space="preserve">T</w:t>
-            </w:r>
-          </w:p>
-        </w:tc>
-        <w:tc>
-          <w:tcPr>
-            <w:tcW w:type="pct" w:w="1667"/>
-            <w:tcMar>
-              <w:top w:type="dxa" w:w="40"/>
-              <w:left w:type="dxa" w:w="100"/>
-              <w:bottom w:type="dxa" w:w="40"/>
-              <w:right w:type="dxa" w:w="100"/>
-            </w:tcMar>
-          </w:tcPr>
-          <w:p>
-            <w:pPr>
-              <w:spacing w:before="22" w:after="22"/>
-            </w:pPr>
-            <w:r>
-              <w:rPr>
-                <w:b/>
-                <w:bCs/>
-                <w:color w:val="8186EF"/>
-                <w:sz w:val="16"/>
-                <w:szCs w:val="16"/>
-              </w:rPr>
-              <w:t xml:space="preserve">27  </w:t>
-            </w:r>
-            <w:r>
-              <w:rPr>
-                <w:sz w:val="17"/>
-                <w:szCs w:val="17"/>
-              </w:rPr>
-              <w:t xml:space="preserve">T</w:t>
-            </w:r>
-          </w:p>
-        </w:tc>
-        <w:tc>
-          <w:tcPr>
-            <w:tcW w:type="pct" w:w="1667"/>
-            <w:tcMar>
-              <w:top w:type="dxa" w:w="40"/>
-              <w:left w:type="dxa" w:w="100"/>
-              <w:bottom w:type="dxa" w:w="40"/>
-              <w:right w:type="dxa" w:w="100"/>
-            </w:tcMar>
-          </w:tcPr>
-          <w:p>
-            <w:pPr>
-              <w:spacing w:before="22" w:after="22"/>
-            </w:pPr>
-            <w:r>
-              <w:rPr>
-                <w:b/>
-                <w:bCs/>
-                <w:color w:val="8186EF"/>
-                <w:sz w:val="16"/>
-                <w:szCs w:val="16"/>
-              </w:rPr>
-              <w:t xml:space="preserve">41  </w:t>
-            </w:r>
-            <w:r>
-              <w:rPr>
-                <w:sz w:val="17"/>
-                <w:szCs w:val="17"/>
-              </w:rPr>
-              <w:t xml:space="preserve">A company records an account receivable when its right to be paid is unconditional: only the passage of time is needed before payment is due. This usually happens when it delivers the goods or services and transfers control (Chapter 11). If the company still has to do something else before it can bill, for example finish a second delivery, it has a contract </w:t>
-            </w:r>
-          </w:p>
-        </w:tc>
-      </w:tr>
-      <w:tr>
-        <w:tc>
-          <w:tcPr>
-            <w:tcW w:type="pct" w:w="1667"/>
-            <w:shd w:fill="FBFAF6" w:val="clear"/>
-            <w:tcMar>
-              <w:top w:type="dxa" w:w="40"/>
-              <w:left w:type="dxa" w:w="100"/>
-              <w:bottom w:type="dxa" w:w="40"/>
-              <w:right w:type="dxa" w:w="100"/>
-            </w:tcMar>
-          </w:tcPr>
-          <w:p>
-            <w:pPr>
-              <w:spacing w:before="22" w:after="22"/>
-            </w:pPr>
-            <w:r>
-              <w:rPr>
-                <w:b/>
-                <w:bCs/>
-                <w:color w:val="8186EF"/>
-                <w:sz w:val="16"/>
-                <w:szCs w:val="16"/>
-              </w:rPr>
-              <w:t xml:space="preserve">14  </w:t>
-            </w:r>
-            <w:r>
-              <w:rPr>
-                <w:sz w:val="17"/>
-                <w:szCs w:val="17"/>
-              </w:rPr>
-              <w:t xml:space="preserve">B</w:t>
-            </w:r>
-          </w:p>
-        </w:tc>
-        <w:tc>
-          <w:tcPr>
-            <w:tcW w:type="pct" w:w="1667"/>
-            <w:shd w:fill="FBFAF6" w:val="clear"/>
-            <w:tcMar>
-              <w:top w:type="dxa" w:w="40"/>
-              <w:left w:type="dxa" w:w="100"/>
-              <w:bottom w:type="dxa" w:w="40"/>
-              <w:right w:type="dxa" w:w="100"/>
-            </w:tcMar>
-          </w:tcPr>
-          <w:p>
-            <w:pPr>
-              <w:spacing w:before="22" w:after="22"/>
-            </w:pPr>
-            <w:r>
-              <w:rPr>
-                <w:b/>
-                <w:bCs/>
-                <w:color w:val="8186EF"/>
-                <w:sz w:val="16"/>
-                <w:szCs w:val="16"/>
-              </w:rPr>
-              <w:t xml:space="preserve">28  </w:t>
-            </w:r>
-            <w:r>
-              <w:rPr>
-                <w:sz w:val="17"/>
-                <w:szCs w:val="17"/>
-              </w:rPr>
-              <w:t xml:space="preserve">F</w:t>
-            </w:r>
-          </w:p>
-        </w:tc>
-        <w:tc>
-          <w:tcPr>
-            <w:tcW w:type="pct" w:w="1667"/>
-            <w:shd w:fill="FBFAF6" w:val="clear"/>
+        <w:tc>
+          <w:tcPr>
+            <w:tcW w:type="pct" w:w="1667"/>
             <w:tcMar>
               <w:top w:type="dxa" w:w="40"/>
               <w:left w:type="dxa" w:w="100"/>
@@ -1529,7 +1220,7 @@
           <w:sz w:val="16"/>
           <w:szCs w:val="16"/>
         </w:rPr>
-        <w:t xml:space="preserve">It is effective for annual periods beginning after December 15, 2025; under the one-year rule it is not yet tested. A is wrong: It is an optional simplification and is not yet testable. B is wrong: It is a U.S. GAAP update.</w:t>
+        <w:t xml:space="preserve">The book writes: “A company records an account receivable when its right to be paid is unconditional: only the passage of time is needed before payment is due. This usually happens when it delivers the goods or services and transfers control (Chapter 11). If the company still has to do something else before it can bill, for example finish a second delivery, it has a contract asset, not a receivable.”</w:t>
       </w:r>
     </w:p>
     <w:p>
@@ -1552,7 +1243,7 @@
           <w:sz w:val="16"/>
           <w:szCs w:val="16"/>
         </w:rPr>
-        <w:t xml:space="preserve">All three sale conditions are met; recourse adds a liability to the sale. A is wrong: Recourse alone does not make the transfer a borrowing. B is wrong: The recourse obligation must be recorded.</w:t>
+        <w:t xml:space="preserve">The book writes: “Some older questions still use the gross and net methods. Under the gross method, the company records the full invoice and records a sales discount only when a customer pays early. Under the net method, it records the sale net of the discount, and records sales discounts forfeited when a customer pays late.”</w:t>
       </w:r>
     </w:p>
     <w:p>
@@ -1575,6 +1266,52 @@
           <w:sz w:val="16"/>
           <w:szCs w:val="16"/>
         </w:rPr>
+        <w:t xml:space="preserve">The book writes: “The discount is then amortized to interest revenue over the life of the note. Receivable: only time must pass before payment. Contract asset: the company must still perform.”</w:t>
+      </w:r>
+    </w:p>
+    <w:p>
+      <w:pPr>
+        <w:spacing w:after="18"/>
+        <w:ind w:left="300" w:hanging="300"/>
+      </w:pPr>
+      <w:r>
+        <w:rPr>
+          <w:b/>
+          <w:bCs/>
+          <w:color w:val="8186EF"/>
+          <w:sz w:val="16"/>
+          <w:szCs w:val="16"/>
+        </w:rPr>
+        <w:t xml:space="preserve">4  </w:t>
+      </w:r>
+      <w:r>
+        <w:rPr>
+          <w:sz w:val="16"/>
+          <w:szCs w:val="16"/>
+        </w:rPr>
+        <w:t xml:space="preserve">The book pairs T1 with “Sale”.</w:t>
+      </w:r>
+    </w:p>
+    <w:p>
+      <w:pPr>
+        <w:spacing w:after="18"/>
+        <w:ind w:left="300" w:hanging="300"/>
+      </w:pPr>
+      <w:r>
+        <w:rPr>
+          <w:b/>
+          <w:bCs/>
+          <w:color w:val="8186EF"/>
+          <w:sz w:val="16"/>
+          <w:szCs w:val="16"/>
+        </w:rPr>
+        <w:t xml:space="preserve">5  </w:t>
+      </w:r>
+      <w:r>
+        <w:rPr>
+          <w:sz w:val="16"/>
+          <w:szCs w:val="16"/>
+        </w:rPr>
         <w:t xml:space="preserve">The book’s own table pairs T1 with “Sale”.</w:t>
       </w:r>
     </w:p>
@@ -1591,7 +1328,30 @@
           <w:sz w:val="16"/>
           <w:szCs w:val="16"/>
         </w:rPr>
-        <w:t xml:space="preserve">4  </w:t>
+        <w:t xml:space="preserve">6  </w:t>
+      </w:r>
+      <w:r>
+        <w:rPr>
+          <w:sz w:val="16"/>
+          <w:szCs w:val="16"/>
+        </w:rPr>
+        <w:t xml:space="preserve">The book’s own table pairs T2 with “Sale”.</w:t>
+      </w:r>
+    </w:p>
+    <w:p>
+      <w:pPr>
+        <w:spacing w:after="18"/>
+        <w:ind w:left="300" w:hanging="300"/>
+      </w:pPr>
+      <w:r>
+        <w:rPr>
+          <w:b/>
+          <w:bCs/>
+          <w:color w:val="8186EF"/>
+          <w:sz w:val="16"/>
+          <w:szCs w:val="16"/>
+        </w:rPr>
+        <w:t xml:space="preserve">7  </w:t>
       </w:r>
       <w:r>
         <w:rPr>
@@ -1614,7 +1374,214 @@
           <w:sz w:val="16"/>
           <w:szCs w:val="16"/>
         </w:rPr>
-        <w:t xml:space="preserve">5  </w:t>
+        <w:t xml:space="preserve">8  </w:t>
+      </w:r>
+      <w:r>
+        <w:rPr>
+          <w:sz w:val="16"/>
+          <w:szCs w:val="16"/>
+        </w:rPr>
+        <w:t xml:space="preserve">The book’s own table pairs T4 with “Secured borrowing”.</w:t>
+      </w:r>
+    </w:p>
+    <w:p>
+      <w:pPr>
+        <w:spacing w:after="18"/>
+        <w:ind w:left="300" w:hanging="300"/>
+      </w:pPr>
+      <w:r>
+        <w:rPr>
+          <w:b/>
+          <w:bCs/>
+          <w:color w:val="8186EF"/>
+          <w:sz w:val="16"/>
+          <w:szCs w:val="16"/>
+        </w:rPr>
+        <w:t xml:space="preserve">9  </w:t>
+      </w:r>
+      <w:r>
+        <w:rPr>
+          <w:sz w:val="16"/>
+          <w:szCs w:val="16"/>
+        </w:rPr>
+        <w:t xml:space="preserve">The book pairs T1 with “Sale”.</w:t>
+      </w:r>
+    </w:p>
+    <w:p>
+      <w:pPr>
+        <w:spacing w:after="18"/>
+        <w:ind w:left="300" w:hanging="300"/>
+      </w:pPr>
+      <w:r>
+        <w:rPr>
+          <w:b/>
+          <w:bCs/>
+          <w:color w:val="8186EF"/>
+          <w:sz w:val="16"/>
+          <w:szCs w:val="16"/>
+        </w:rPr>
+        <w:t xml:space="preserve">10  </w:t>
+      </w:r>
+      <w:r>
+        <w:rPr>
+          <w:sz w:val="16"/>
+          <w:szCs w:val="16"/>
+        </w:rPr>
+        <w:t xml:space="preserve">The book pairs T2 with “Sale”, not with “Secured borrowing”.</w:t>
+      </w:r>
+    </w:p>
+    <w:p>
+      <w:pPr>
+        <w:spacing w:after="18"/>
+        <w:ind w:left="300" w:hanging="300"/>
+      </w:pPr>
+      <w:r>
+        <w:rPr>
+          <w:b/>
+          <w:bCs/>
+          <w:color w:val="8186EF"/>
+          <w:sz w:val="16"/>
+          <w:szCs w:val="16"/>
+        </w:rPr>
+        <w:t xml:space="preserve">13  </w:t>
+      </w:r>
+      <w:r>
+        <w:rPr>
+          <w:sz w:val="16"/>
+          <w:szCs w:val="16"/>
+        </w:rPr>
+        <w:t xml:space="preserve">CECL records lifetime expected losses from day one. A is wrong: The probable threshold belonged to the old incurred-loss model. B is wrong: CECL does not wait for evidence of a loss.</w:t>
+      </w:r>
+    </w:p>
+    <w:p>
+      <w:pPr>
+        <w:spacing w:after="18"/>
+        <w:ind w:left="300" w:hanging="300"/>
+      </w:pPr>
+      <w:r>
+        <w:rPr>
+          <w:b/>
+          <w:bCs/>
+          <w:color w:val="8186EF"/>
+          <w:sz w:val="16"/>
+          <w:szCs w:val="16"/>
+        </w:rPr>
+        <w:t xml:space="preserve">14  </w:t>
+      </w:r>
+      <w:r>
+        <w:rPr>
+          <w:sz w:val="16"/>
+          <w:szCs w:val="16"/>
+        </w:rPr>
+        <w:t xml:space="preserve">The company first reinstates the receivable; the second entry records the cash collection. B is wrong: A recovery is not revenue. C is wrong: The recovery goes back to the allowance, not the expense account.</w:t>
+      </w:r>
+    </w:p>
+    <w:p>
+      <w:pPr>
+        <w:spacing w:after="18"/>
+        <w:ind w:left="300" w:hanging="300"/>
+      </w:pPr>
+      <w:r>
+        <w:rPr>
+          <w:b/>
+          <w:bCs/>
+          <w:color w:val="8186EF"/>
+          <w:sz w:val="16"/>
+          <w:szCs w:val="16"/>
+        </w:rPr>
+        <w:t xml:space="preserve">15  </w:t>
+      </w:r>
+      <w:r>
+        <w:rPr>
+          <w:sz w:val="16"/>
+          <w:szCs w:val="16"/>
+        </w:rPr>
+        <w:t xml:space="preserve">Losses are recorded only when balances are written off, so receivables are overstated and matching fails. A is wrong: The direct method is the method used for U.S. tax. B is wrong: It records losses late, not early.</w:t>
+      </w:r>
+    </w:p>
+    <w:p>
+      <w:pPr>
+        <w:spacing w:after="18"/>
+        <w:ind w:left="300" w:hanging="300"/>
+      </w:pPr>
+      <w:r>
+        <w:rPr>
+          <w:b/>
+          <w:bCs/>
+          <w:color w:val="8186EF"/>
+          <w:sz w:val="16"/>
+          <w:szCs w:val="16"/>
+        </w:rPr>
+        <w:t xml:space="preserve">16  </w:t>
+      </w:r>
+      <w:r>
+        <w:rPr>
+          <w:sz w:val="16"/>
+          <w:szCs w:val="16"/>
+        </w:rPr>
+        <w:t xml:space="preserve">The sum of each group's amount × its expected loss rate. A is wrong: This is the unadjusted balance before the year-end entry. B is wrong: This is the credit loss expense, not the required balance.</w:t>
+      </w:r>
+    </w:p>
+    <w:p>
+      <w:pPr>
+        <w:spacing w:after="18"/>
+        <w:ind w:left="300" w:hanging="300"/>
+      </w:pPr>
+      <w:r>
+        <w:rPr>
+          <w:b/>
+          <w:bCs/>
+          <w:color w:val="8186EF"/>
+          <w:sz w:val="16"/>
+          <w:szCs w:val="16"/>
+        </w:rPr>
+        <w:t xml:space="preserve">17  </w:t>
+      </w:r>
+      <w:r>
+        <w:rPr>
+          <w:sz w:val="16"/>
+          <w:szCs w:val="16"/>
+        </w:rPr>
+        <w:t xml:space="preserve">CECL records lifetime expected losses from day one. A is wrong: The probable threshold belonged to the old incurred-loss model. B is wrong: CECL does not wait for evidence of a loss.</w:t>
+      </w:r>
+    </w:p>
+    <w:p>
+      <w:pPr>
+        <w:spacing w:after="18"/>
+        <w:ind w:left="300" w:hanging="300"/>
+      </w:pPr>
+      <w:r>
+        <w:rPr>
+          <w:b/>
+          <w:bCs/>
+          <w:color w:val="8186EF"/>
+          <w:sz w:val="16"/>
+          <w:szCs w:val="16"/>
+        </w:rPr>
+        <w:t xml:space="preserve">18  </w:t>
+      </w:r>
+      <w:r>
+        <w:rPr>
+          <w:sz w:val="16"/>
+          <w:szCs w:val="16"/>
+        </w:rPr>
+        <w:t xml:space="preserve">CMA questions use exact terms, and one word can change the answer.</w:t>
+      </w:r>
+    </w:p>
+    <w:p>
+      <w:pPr>
+        <w:spacing w:after="18"/>
+        <w:ind w:left="300" w:hanging="300"/>
+      </w:pPr>
+      <w:r>
+        <w:rPr>
+          <w:b/>
+          <w:bCs/>
+          <w:color w:val="8186EF"/>
+          <w:sz w:val="16"/>
+          <w:szCs w:val="16"/>
+        </w:rPr>
+        <w:t xml:space="preserve">25  </w:t>
       </w:r>
       <w:r>
         <w:rPr>
@@ -1637,7 +1604,7 @@
           <w:sz w:val="16"/>
           <w:szCs w:val="16"/>
         </w:rPr>
-        <w:t xml:space="preserve">6  </w:t>
+        <w:t xml:space="preserve">26  </w:t>
       </w:r>
       <w:r>
         <w:rPr>
@@ -1660,7 +1627,7 @@
           <w:sz w:val="16"/>
           <w:szCs w:val="16"/>
         </w:rPr>
-        <w:t xml:space="preserve">7  </w:t>
+        <w:t xml:space="preserve">27  </w:t>
       </w:r>
       <w:r>
         <w:rPr>
@@ -1683,290 +1650,14 @@
           <w:sz w:val="16"/>
           <w:szCs w:val="16"/>
         </w:rPr>
-        <w:t xml:space="preserve">8  </w:t>
-      </w:r>
-      <w:r>
-        <w:rPr>
-          <w:sz w:val="16"/>
-          <w:szCs w:val="16"/>
-        </w:rPr>
-        <w:t xml:space="preserve">The book pairs T1 with “Sale”.</w:t>
-      </w:r>
-    </w:p>
-    <w:p>
-      <w:pPr>
-        <w:spacing w:after="18"/>
-        <w:ind w:left="300" w:hanging="300"/>
-      </w:pPr>
-      <w:r>
-        <w:rPr>
-          <w:b/>
-          <w:bCs/>
-          <w:color w:val="8186EF"/>
-          <w:sz w:val="16"/>
-          <w:szCs w:val="16"/>
-        </w:rPr>
-        <w:t xml:space="preserve">9  </w:t>
-      </w:r>
-      <w:r>
-        <w:rPr>
-          <w:sz w:val="16"/>
-          <w:szCs w:val="16"/>
-        </w:rPr>
-        <w:t xml:space="preserve">The book pairs T2 with “Sale”, not with “Secured borrowing”.</w:t>
-      </w:r>
-    </w:p>
-    <w:p>
-      <w:pPr>
-        <w:spacing w:after="18"/>
-        <w:ind w:left="300" w:hanging="300"/>
-      </w:pPr>
-      <w:r>
-        <w:rPr>
-          <w:b/>
-          <w:bCs/>
-          <w:color w:val="8186EF"/>
-          <w:sz w:val="16"/>
-          <w:szCs w:val="16"/>
-        </w:rPr>
-        <w:t xml:space="preserve">10  </w:t>
-      </w:r>
-      <w:r>
-        <w:rPr>
-          <w:sz w:val="16"/>
-          <w:szCs w:val="16"/>
-        </w:rPr>
-        <w:t xml:space="preserve">The book pairs T3 with “Secured borrowing”.</w:t>
-      </w:r>
-    </w:p>
-    <w:p>
-      <w:pPr>
-        <w:spacing w:after="18"/>
-        <w:ind w:left="300" w:hanging="300"/>
-      </w:pPr>
-      <w:r>
-        <w:rPr>
-          <w:b/>
-          <w:bCs/>
-          <w:color w:val="8186EF"/>
-          <w:sz w:val="16"/>
-          <w:szCs w:val="16"/>
-        </w:rPr>
-        <w:t xml:space="preserve">11  </w:t>
-      </w:r>
-      <w:r>
-        <w:rPr>
-          <w:sz w:val="16"/>
-          <w:szCs w:val="16"/>
-        </w:rPr>
-        <w:t xml:space="preserve">The book pairs 1–60 days past due with “80,000 × 8% = 6,400”.</w:t>
-      </w:r>
-    </w:p>
-    <w:p>
-      <w:pPr>
-        <w:spacing w:after="18"/>
-        <w:ind w:left="300" w:hanging="300"/>
-      </w:pPr>
-      <w:r>
-        <w:rPr>
-          <w:b/>
-          <w:bCs/>
-          <w:color w:val="8186EF"/>
-          <w:sz w:val="16"/>
-          <w:szCs w:val="16"/>
-        </w:rPr>
-        <w:t xml:space="preserve">12  </w:t>
-      </w:r>
-      <w:r>
-        <w:rPr>
-          <w:sz w:val="16"/>
-          <w:szCs w:val="16"/>
-        </w:rPr>
-        <w:t xml:space="preserve">The book pairs Over 60 days past due with “40,000 × 25% = 10,000”, not with “80,000 × 8% = 6,400”.</w:t>
-      </w:r>
-    </w:p>
-    <w:p>
-      <w:pPr>
-        <w:spacing w:after="18"/>
-        <w:ind w:left="300" w:hanging="300"/>
-      </w:pPr>
-      <w:r>
-        <w:rPr>
-          <w:b/>
-          <w:bCs/>
-          <w:color w:val="8186EF"/>
-          <w:sz w:val="16"/>
-          <w:szCs w:val="16"/>
-        </w:rPr>
-        <w:t xml:space="preserve">13  </w:t>
-      </w:r>
-      <w:r>
-        <w:rPr>
-          <w:sz w:val="16"/>
-          <w:szCs w:val="16"/>
-        </w:rPr>
-        <w:t xml:space="preserve">The book pairs T1 with “Sale”.</w:t>
-      </w:r>
-    </w:p>
-    <w:p>
-      <w:pPr>
-        <w:spacing w:after="18"/>
-        <w:ind w:left="300" w:hanging="300"/>
-      </w:pPr>
-      <w:r>
-        <w:rPr>
-          <w:b/>
-          <w:bCs/>
-          <w:color w:val="8186EF"/>
-          <w:sz w:val="16"/>
-          <w:szCs w:val="16"/>
-        </w:rPr>
-        <w:t xml:space="preserve">14  </w:t>
-      </w:r>
-      <w:r>
-        <w:rPr>
-          <w:sz w:val="16"/>
-          <w:szCs w:val="16"/>
-        </w:rPr>
-        <w:t xml:space="preserve">The book’s own table pairs T1 with “Sale”.</w:t>
-      </w:r>
-    </w:p>
-    <w:p>
-      <w:pPr>
-        <w:spacing w:after="18"/>
-        <w:ind w:left="300" w:hanging="300"/>
-      </w:pPr>
-      <w:r>
-        <w:rPr>
-          <w:b/>
-          <w:bCs/>
-          <w:color w:val="8186EF"/>
-          <w:sz w:val="16"/>
-          <w:szCs w:val="16"/>
-        </w:rPr>
-        <w:t xml:space="preserve">15  </w:t>
-      </w:r>
-      <w:r>
-        <w:rPr>
-          <w:sz w:val="16"/>
-          <w:szCs w:val="16"/>
-        </w:rPr>
-        <w:t xml:space="preserve">The book’s own table pairs T2 with “Sale”.</w:t>
-      </w:r>
-    </w:p>
-    <w:p>
-      <w:pPr>
-        <w:spacing w:after="18"/>
-        <w:ind w:left="300" w:hanging="300"/>
-      </w:pPr>
-      <w:r>
-        <w:rPr>
-          <w:b/>
-          <w:bCs/>
-          <w:color w:val="8186EF"/>
-          <w:sz w:val="16"/>
-          <w:szCs w:val="16"/>
-        </w:rPr>
-        <w:t xml:space="preserve">16  </w:t>
-      </w:r>
-      <w:r>
-        <w:rPr>
-          <w:sz w:val="16"/>
-          <w:szCs w:val="16"/>
-        </w:rPr>
-        <w:t xml:space="preserve">The book’s own table pairs T3 with “Secured borrowing”.</w:t>
-      </w:r>
-    </w:p>
-    <w:p>
-      <w:pPr>
-        <w:spacing w:after="18"/>
-        <w:ind w:left="300" w:hanging="300"/>
-      </w:pPr>
-      <w:r>
-        <w:rPr>
-          <w:b/>
-          <w:bCs/>
-          <w:color w:val="8186EF"/>
-          <w:sz w:val="16"/>
-          <w:szCs w:val="16"/>
-        </w:rPr>
-        <w:t xml:space="preserve">17  </w:t>
-      </w:r>
-      <w:r>
-        <w:rPr>
-          <w:sz w:val="16"/>
-          <w:szCs w:val="16"/>
-        </w:rPr>
-        <w:t xml:space="preserve">The book’s own table pairs T4 with “Secured borrowing”.</w:t>
-      </w:r>
-    </w:p>
-    <w:p>
-      <w:pPr>
-        <w:spacing w:after="18"/>
-        <w:ind w:left="300" w:hanging="300"/>
-      </w:pPr>
-      <w:r>
-        <w:rPr>
-          <w:b/>
-          <w:bCs/>
-          <w:color w:val="8186EF"/>
-          <w:sz w:val="16"/>
-          <w:szCs w:val="16"/>
-        </w:rPr>
-        <w:t xml:space="preserve">18  </w:t>
-      </w:r>
-      <w:r>
-        <w:rPr>
-          <w:sz w:val="16"/>
-          <w:szCs w:val="16"/>
-        </w:rPr>
-        <w:t xml:space="preserve">The book pairs T1 with “Sale”.</w:t>
-      </w:r>
-    </w:p>
-    <w:p>
-      <w:pPr>
-        <w:spacing w:after="18"/>
-        <w:ind w:left="300" w:hanging="300"/>
-      </w:pPr>
-      <w:r>
-        <w:rPr>
-          <w:b/>
-          <w:bCs/>
-          <w:color w:val="8186EF"/>
-          <w:sz w:val="16"/>
-          <w:szCs w:val="16"/>
-        </w:rPr>
-        <w:t xml:space="preserve">19  </w:t>
-      </w:r>
-      <w:r>
-        <w:rPr>
-          <w:sz w:val="16"/>
-          <w:szCs w:val="16"/>
-        </w:rPr>
-        <w:t xml:space="preserve">The book pairs T2 with “Sale”, not with “Secured borrowing”.</w:t>
-      </w:r>
-    </w:p>
-    <w:p>
-      <w:pPr>
-        <w:spacing w:after="18"/>
-        <w:ind w:left="300" w:hanging="300"/>
-      </w:pPr>
-      <w:r>
-        <w:rPr>
-          <w:b/>
-          <w:bCs/>
-          <w:color w:val="8186EF"/>
-          <w:sz w:val="16"/>
-          <w:szCs w:val="16"/>
-        </w:rPr>
-        <w:t xml:space="preserve">22  </w:t>
-      </w:r>
-      <w:r>
-        <w:rPr>
-          <w:sz w:val="16"/>
-          <w:szCs w:val="16"/>
-        </w:rPr>
-        <w:t xml:space="preserve">CECL records lifetime expected losses from day one. A is wrong: The probable threshold belonged to the old incurred-loss model. B is wrong: CECL does not wait for evidence of a loss.</w:t>
+        <w:t xml:space="preserve">28  </w:t>
+      </w:r>
+      <w:r>
+        <w:rPr>
+          <w:sz w:val="16"/>
+          <w:szCs w:val="16"/>
+        </w:rPr>
+        <w:t xml:space="preserve">It is an income-statement approach; CECL focuses on the expected losses on the receivables at the balance sheet date. A is wrong: CECL does not require any single method; aging and loss-rate methods fit it better. B is wrong: The aging method gives the required ending balance.</w:t>
       </w:r>
     </w:p>
     <w:p/>
@@ -2076,73 +1767,73 @@
                 <w:sz w:val="17"/>
                 <w:szCs w:val="17"/>
               </w:rPr>
-              <w:t xml:space="preserve">B</w:t>
-            </w:r>
-          </w:p>
-        </w:tc>
-        <w:tc>
-          <w:tcPr>
-            <w:tcW w:type="pct" w:w="1667"/>
-            <w:tcMar>
-              <w:top w:type="dxa" w:w="40"/>
-              <w:left w:type="dxa" w:w="100"/>
-              <w:bottom w:type="dxa" w:w="40"/>
-              <w:right w:type="dxa" w:w="100"/>
-            </w:tcMar>
-          </w:tcPr>
-          <w:p>
-            <w:pPr>
-              <w:spacing w:before="22" w:after="22"/>
-            </w:pPr>
-            <w:r>
-              <w:rPr>
-                <w:b/>
-                <w:bCs/>
-                <w:color w:val="8186EF"/>
-                <w:sz w:val="16"/>
-                <w:szCs w:val="16"/>
-              </w:rPr>
-              <w:t xml:space="preserve">15  </w:t>
-            </w:r>
-            <w:r>
-              <w:rPr>
-                <w:sz w:val="17"/>
-                <w:szCs w:val="17"/>
-              </w:rPr>
-              <w:t xml:space="preserve">F</w:t>
-            </w:r>
-          </w:p>
-        </w:tc>
-        <w:tc>
-          <w:tcPr>
-            <w:tcW w:type="pct" w:w="1667"/>
-            <w:tcMar>
-              <w:top w:type="dxa" w:w="40"/>
-              <w:left w:type="dxa" w:w="100"/>
-              <w:bottom w:type="dxa" w:w="40"/>
-              <w:right w:type="dxa" w:w="100"/>
-            </w:tcMar>
-          </w:tcPr>
-          <w:p>
-            <w:pPr>
-              <w:spacing w:before="22" w:after="22"/>
-            </w:pPr>
-            <w:r>
-              <w:rPr>
-                <w:b/>
-                <w:bCs/>
-                <w:color w:val="8186EF"/>
-                <w:sz w:val="16"/>
-                <w:szCs w:val="16"/>
-              </w:rPr>
-              <w:t xml:space="preserve">29  </w:t>
-            </w:r>
-            <w:r>
-              <w:rPr>
-                <w:sz w:val="17"/>
-                <w:szCs w:val="17"/>
-              </w:rPr>
-              <w:t xml:space="preserve">B</w:t>
+              <w:t xml:space="preserve">Allowance for credit losses · write-off · accounts receivable</w:t>
+            </w:r>
+          </w:p>
+        </w:tc>
+        <w:tc>
+          <w:tcPr>
+            <w:tcW w:type="pct" w:w="1667"/>
+            <w:tcMar>
+              <w:top w:type="dxa" w:w="40"/>
+              <w:left w:type="dxa" w:w="100"/>
+              <w:bottom w:type="dxa" w:w="40"/>
+              <w:right w:type="dxa" w:w="100"/>
+            </w:tcMar>
+          </w:tcPr>
+          <w:p>
+            <w:pPr>
+              <w:spacing w:before="22" w:after="22"/>
+            </w:pPr>
+            <w:r>
+              <w:rPr>
+                <w:b/>
+                <w:bCs/>
+                <w:color w:val="8186EF"/>
+                <w:sz w:val="16"/>
+                <w:szCs w:val="16"/>
+              </w:rPr>
+              <w:t xml:space="preserve">14  </w:t>
+            </w:r>
+            <w:r>
+              <w:rPr>
+                <w:sz w:val="17"/>
+                <w:szCs w:val="17"/>
+              </w:rPr>
+              <w:t xml:space="preserve">Over 90 days past due: 20,000 · 60% · 12,000</w:t>
+            </w:r>
+          </w:p>
+        </w:tc>
+        <w:tc>
+          <w:tcPr>
+            <w:tcW w:type="pct" w:w="1667"/>
+            <w:tcMar>
+              <w:top w:type="dxa" w:w="40"/>
+              <w:left w:type="dxa" w:w="100"/>
+              <w:bottom w:type="dxa" w:w="40"/>
+              <w:right w:type="dxa" w:w="100"/>
+            </w:tcMar>
+          </w:tcPr>
+          <w:p>
+            <w:pPr>
+              <w:spacing w:before="22" w:after="22"/>
+            </w:pPr>
+            <w:r>
+              <w:rPr>
+                <w:b/>
+                <w:bCs/>
+                <w:color w:val="8186EF"/>
+                <w:sz w:val="16"/>
+                <w:szCs w:val="16"/>
+              </w:rPr>
+              <w:t xml:space="preserve">27  </w:t>
+            </w:r>
+            <w:r>
+              <w:rPr>
+                <w:sz w:val="17"/>
+                <w:szCs w:val="17"/>
+              </w:rPr>
+              <w:t xml:space="preserve">D</w:t>
             </w:r>
           </w:p>
         </w:tc>
@@ -2178,7 +1869,7 @@
                 <w:sz w:val="17"/>
                 <w:szCs w:val="17"/>
               </w:rPr>
-              <w:t xml:space="preserve">C</w:t>
+              <w:t xml:space="preserve">write-off · recovery · accounts receivable</w:t>
             </w:r>
           </w:p>
         </w:tc>
@@ -2205,14 +1896,14 @@
                 <w:sz w:val="16"/>
                 <w:szCs w:val="16"/>
               </w:rPr>
-              <w:t xml:space="preserve">16  </w:t>
-            </w:r>
-            <w:r>
-              <w:rPr>
-                <w:sz w:val="17"/>
-                <w:szCs w:val="17"/>
-              </w:rPr>
-              <w:t xml:space="preserve">1–30 days past due: 150,000 · 3% · 4,500</w:t>
+              <w:t xml:space="preserve">15  </w:t>
+            </w:r>
+            <w:r>
+              <w:rPr>
+                <w:sz w:val="17"/>
+                <w:szCs w:val="17"/>
+              </w:rPr>
+              <w:t xml:space="preserve">Total: 660,000 ·  · 34,000</w:t>
             </w:r>
           </w:p>
         </w:tc>
@@ -2239,14 +1930,14 @@
                 <w:sz w:val="16"/>
                 <w:szCs w:val="16"/>
               </w:rPr>
-              <w:t xml:space="preserve">30  </w:t>
-            </w:r>
-            <w:r>
-              <w:rPr>
-                <w:sz w:val="17"/>
-                <w:szCs w:val="17"/>
-              </w:rPr>
-              <w:t xml:space="preserve">D</w:t>
+              <w:t xml:space="preserve">28  </w:t>
+            </w:r>
+            <w:r>
+              <w:rPr>
+                <w:sz w:val="17"/>
+                <w:szCs w:val="17"/>
+              </w:rPr>
+              <w:t xml:space="preserve">E</w:t>
             </w:r>
           </w:p>
         </w:tc>
@@ -2281,73 +1972,73 @@
                 <w:sz w:val="17"/>
                 <w:szCs w:val="17"/>
               </w:rPr>
-              <w:t xml:space="preserve">D</w:t>
-            </w:r>
-          </w:p>
-        </w:tc>
-        <w:tc>
-          <w:tcPr>
-            <w:tcW w:type="pct" w:w="1667"/>
-            <w:tcMar>
-              <w:top w:type="dxa" w:w="40"/>
-              <w:left w:type="dxa" w:w="100"/>
-              <w:bottom w:type="dxa" w:w="40"/>
-              <w:right w:type="dxa" w:w="100"/>
-            </w:tcMar>
-          </w:tcPr>
-          <w:p>
-            <w:pPr>
-              <w:spacing w:before="22" w:after="22"/>
-            </w:pPr>
-            <w:r>
-              <w:rPr>
-                <w:b/>
-                <w:bCs/>
-                <w:color w:val="8186EF"/>
-                <w:sz w:val="16"/>
-                <w:szCs w:val="16"/>
-              </w:rPr>
-              <w:t xml:space="preserve">17  </w:t>
-            </w:r>
-            <w:r>
-              <w:rPr>
-                <w:sz w:val="17"/>
-                <w:szCs w:val="17"/>
-              </w:rPr>
-              <w:t xml:space="preserve">31–60 days past due: 60,000 · 10% · 6,000</w:t>
-            </w:r>
-          </w:p>
-        </w:tc>
-        <w:tc>
-          <w:tcPr>
-            <w:tcW w:type="pct" w:w="1667"/>
-            <w:tcMar>
-              <w:top w:type="dxa" w:w="40"/>
-              <w:left w:type="dxa" w:w="100"/>
-              <w:bottom w:type="dxa" w:w="40"/>
-              <w:right w:type="dxa" w:w="100"/>
-            </w:tcMar>
-          </w:tcPr>
-          <w:p>
-            <w:pPr>
-              <w:spacing w:before="22" w:after="22"/>
-            </w:pPr>
-            <w:r>
-              <w:rPr>
-                <w:b/>
-                <w:bCs/>
-                <w:color w:val="8186EF"/>
-                <w:sz w:val="16"/>
-                <w:szCs w:val="16"/>
-              </w:rPr>
-              <w:t xml:space="preserve">31  </w:t>
-            </w:r>
-            <w:r>
-              <w:rPr>
-                <w:sz w:val="17"/>
-                <w:szCs w:val="17"/>
-              </w:rPr>
-              <w:t xml:space="preserve">E</w:t>
+              <w:t xml:space="preserve">allowance for credit losses · write-off</w:t>
+            </w:r>
+          </w:p>
+        </w:tc>
+        <w:tc>
+          <w:tcPr>
+            <w:tcW w:type="pct" w:w="1667"/>
+            <w:tcMar>
+              <w:top w:type="dxa" w:w="40"/>
+              <w:left w:type="dxa" w:w="100"/>
+              <w:bottom w:type="dxa" w:w="40"/>
+              <w:right w:type="dxa" w:w="100"/>
+            </w:tcMar>
+          </w:tcPr>
+          <w:p>
+            <w:pPr>
+              <w:spacing w:before="22" w:after="22"/>
+            </w:pPr>
+            <w:r>
+              <w:rPr>
+                <w:b/>
+                <w:bCs/>
+                <w:color w:val="8186EF"/>
+                <w:sz w:val="16"/>
+                <w:szCs w:val="16"/>
+              </w:rPr>
+              <w:t xml:space="preserve">16  </w:t>
+            </w:r>
+            <w:r>
+              <w:rPr>
+                <w:sz w:val="17"/>
+                <w:szCs w:val="17"/>
+              </w:rPr>
+              <w:t xml:space="preserve">write-off · accounts receivable</w:t>
+            </w:r>
+          </w:p>
+        </w:tc>
+        <w:tc>
+          <w:tcPr>
+            <w:tcW w:type="pct" w:w="1667"/>
+            <w:tcMar>
+              <w:top w:type="dxa" w:w="40"/>
+              <w:left w:type="dxa" w:w="100"/>
+              <w:bottom w:type="dxa" w:w="40"/>
+              <w:right w:type="dxa" w:w="100"/>
+            </w:tcMar>
+          </w:tcPr>
+          <w:p>
+            <w:pPr>
+              <w:spacing w:before="22" w:after="22"/>
+            </w:pPr>
+            <w:r>
+              <w:rPr>
+                <w:b/>
+                <w:bCs/>
+                <w:color w:val="8186EF"/>
+                <w:sz w:val="16"/>
+                <w:szCs w:val="16"/>
+              </w:rPr>
+              <w:t xml:space="preserve">29  </w:t>
+            </w:r>
+            <w:r>
+              <w:rPr>
+                <w:sz w:val="17"/>
+                <w:szCs w:val="17"/>
+              </w:rPr>
+              <w:t xml:space="preserve">A</w:t>
             </w:r>
           </w:p>
         </w:tc>
@@ -2383,7 +2074,7 @@
                 <w:sz w:val="17"/>
                 <w:szCs w:val="17"/>
               </w:rPr>
-              <w:t xml:space="preserve">D</w:t>
+              <w:t xml:space="preserve">T</w:t>
             </w:r>
           </w:p>
         </w:tc>
@@ -2410,14 +2101,14 @@
                 <w:sz w:val="16"/>
                 <w:szCs w:val="16"/>
               </w:rPr>
-              <w:t xml:space="preserve">18  </w:t>
-            </w:r>
-            <w:r>
-              <w:rPr>
-                <w:sz w:val="17"/>
-                <w:szCs w:val="17"/>
-              </w:rPr>
-              <w:t xml:space="preserve">61–90 days past due: 30,000 · 25% · 7,500</w:t>
+              <w:t xml:space="preserve">17  </w:t>
+            </w:r>
+            <w:r>
+              <w:rPr>
+                <w:sz w:val="17"/>
+                <w:szCs w:val="17"/>
+              </w:rPr>
+              <w:t xml:space="preserve">B</w:t>
             </w:r>
           </w:p>
         </w:tc>
@@ -2444,7 +2135,7 @@
                 <w:sz w:val="16"/>
                 <w:szCs w:val="16"/>
               </w:rPr>
-              <w:t xml:space="preserve">32  </w:t>
+              <w:t xml:space="preserve">30  </w:t>
             </w:r>
             <w:r>
               <w:rPr>
@@ -2512,47 +2203,47 @@
                 <w:sz w:val="16"/>
                 <w:szCs w:val="16"/>
               </w:rPr>
-              <w:t xml:space="preserve">19  </w:t>
-            </w:r>
-            <w:r>
-              <w:rPr>
-                <w:sz w:val="17"/>
-                <w:szCs w:val="17"/>
-              </w:rPr>
-              <w:t xml:space="preserve">Over 90 days past due: 20,000 · 60% · 12,000</w:t>
-            </w:r>
-          </w:p>
-        </w:tc>
-        <w:tc>
-          <w:tcPr>
-            <w:tcW w:type="pct" w:w="1667"/>
-            <w:tcMar>
-              <w:top w:type="dxa" w:w="40"/>
-              <w:left w:type="dxa" w:w="100"/>
-              <w:bottom w:type="dxa" w:w="40"/>
-              <w:right w:type="dxa" w:w="100"/>
-            </w:tcMar>
-          </w:tcPr>
-          <w:p>
-            <w:pPr>
-              <w:spacing w:before="22" w:after="22"/>
-            </w:pPr>
-            <w:r>
-              <w:rPr>
-                <w:b/>
-                <w:bCs/>
-                <w:color w:val="8186EF"/>
-                <w:sz w:val="16"/>
-                <w:szCs w:val="16"/>
-              </w:rPr>
-              <w:t xml:space="preserve">33  </w:t>
-            </w:r>
-            <w:r>
-              <w:rPr>
-                <w:sz w:val="17"/>
-                <w:szCs w:val="17"/>
-              </w:rPr>
-              <w:t xml:space="preserve">A</w:t>
+              <w:t xml:space="preserve">18  </w:t>
+            </w:r>
+            <w:r>
+              <w:rPr>
+                <w:sz w:val="17"/>
+                <w:szCs w:val="17"/>
+              </w:rPr>
+              <w:t xml:space="preserve">D</w:t>
+            </w:r>
+          </w:p>
+        </w:tc>
+        <w:tc>
+          <w:tcPr>
+            <w:tcW w:type="pct" w:w="1667"/>
+            <w:tcMar>
+              <w:top w:type="dxa" w:w="40"/>
+              <w:left w:type="dxa" w:w="100"/>
+              <w:bottom w:type="dxa" w:w="40"/>
+              <w:right w:type="dxa" w:w="100"/>
+            </w:tcMar>
+          </w:tcPr>
+          <w:p>
+            <w:pPr>
+              <w:spacing w:before="22" w:after="22"/>
+            </w:pPr>
+            <w:r>
+              <w:rPr>
+                <w:b/>
+                <w:bCs/>
+                <w:color w:val="8186EF"/>
+                <w:sz w:val="16"/>
+                <w:szCs w:val="16"/>
+              </w:rPr>
+              <w:t xml:space="preserve">31  </w:t>
+            </w:r>
+            <w:r>
+              <w:rPr>
+                <w:sz w:val="17"/>
+                <w:szCs w:val="17"/>
+              </w:rPr>
+              <w:t xml:space="preserve">C</w:t>
             </w:r>
           </w:p>
         </w:tc>
@@ -2588,6 +2279,40 @@
                 <w:sz w:val="17"/>
                 <w:szCs w:val="17"/>
               </w:rPr>
+              <w:t xml:space="preserve">A</w:t>
+            </w:r>
+          </w:p>
+        </w:tc>
+        <w:tc>
+          <w:tcPr>
+            <w:tcW w:type="pct" w:w="1667"/>
+            <w:shd w:fill="FBFAF6" w:val="clear"/>
+            <w:tcMar>
+              <w:top w:type="dxa" w:w="40"/>
+              <w:left w:type="dxa" w:w="100"/>
+              <w:bottom w:type="dxa" w:w="40"/>
+              <w:right w:type="dxa" w:w="100"/>
+            </w:tcMar>
+          </w:tcPr>
+          <w:p>
+            <w:pPr>
+              <w:spacing w:before="22" w:after="22"/>
+            </w:pPr>
+            <w:r>
+              <w:rPr>
+                <w:b/>
+                <w:bCs/>
+                <w:color w:val="8186EF"/>
+                <w:sz w:val="16"/>
+                <w:szCs w:val="16"/>
+              </w:rPr>
+              <w:t xml:space="preserve">19  </w:t>
+            </w:r>
+            <w:r>
+              <w:rPr>
+                <w:sz w:val="17"/>
+                <w:szCs w:val="17"/>
+              </w:rPr>
               <w:t xml:space="preserve">C</w:t>
             </w:r>
           </w:p>
@@ -2615,48 +2340,14 @@
                 <w:sz w:val="16"/>
                 <w:szCs w:val="16"/>
               </w:rPr>
-              <w:t xml:space="preserve">20  </w:t>
-            </w:r>
-            <w:r>
-              <w:rPr>
-                <w:sz w:val="17"/>
-                <w:szCs w:val="17"/>
-              </w:rPr>
-              <w:t xml:space="preserve">Total: 660,000 ·  · 34,000</w:t>
-            </w:r>
-          </w:p>
-        </w:tc>
-        <w:tc>
-          <w:tcPr>
-            <w:tcW w:type="pct" w:w="1667"/>
-            <w:shd w:fill="FBFAF6" w:val="clear"/>
-            <w:tcMar>
-              <w:top w:type="dxa" w:w="40"/>
-              <w:left w:type="dxa" w:w="100"/>
-              <w:bottom w:type="dxa" w:w="40"/>
-              <w:right w:type="dxa" w:w="100"/>
-            </w:tcMar>
-          </w:tcPr>
-          <w:p>
-            <w:pPr>
-              <w:spacing w:before="22" w:after="22"/>
-            </w:pPr>
-            <w:r>
-              <w:rPr>
-                <w:b/>
-                <w:bCs/>
-                <w:color w:val="8186EF"/>
-                <w:sz w:val="16"/>
-                <w:szCs w:val="16"/>
-              </w:rPr>
-              <w:t xml:space="preserve">34  </w:t>
-            </w:r>
-            <w:r>
-              <w:rPr>
-                <w:sz w:val="17"/>
-                <w:szCs w:val="17"/>
-              </w:rPr>
-              <w:t xml:space="preserve">C</w:t>
+              <w:t xml:space="preserve">32  </w:t>
+            </w:r>
+            <w:r>
+              <w:rPr>
+                <w:sz w:val="17"/>
+                <w:szCs w:val="17"/>
+              </w:rPr>
+              <w:t xml:space="preserve">A</w:t>
             </w:r>
           </w:p>
         </w:tc>
@@ -2691,6 +2382,39 @@
                 <w:sz w:val="17"/>
                 <w:szCs w:val="17"/>
               </w:rPr>
+              <w:t xml:space="preserve">A</w:t>
+            </w:r>
+          </w:p>
+        </w:tc>
+        <w:tc>
+          <w:tcPr>
+            <w:tcW w:type="pct" w:w="1667"/>
+            <w:tcMar>
+              <w:top w:type="dxa" w:w="40"/>
+              <w:left w:type="dxa" w:w="100"/>
+              <w:bottom w:type="dxa" w:w="40"/>
+              <w:right w:type="dxa" w:w="100"/>
+            </w:tcMar>
+          </w:tcPr>
+          <w:p>
+            <w:pPr>
+              <w:spacing w:before="22" w:after="22"/>
+            </w:pPr>
+            <w:r>
+              <w:rPr>
+                <w:b/>
+                <w:bCs/>
+                <w:color w:val="8186EF"/>
+                <w:sz w:val="16"/>
+                <w:szCs w:val="16"/>
+              </w:rPr>
+              <w:t xml:space="preserve">20  </w:t>
+            </w:r>
+            <w:r>
+              <w:rPr>
+                <w:sz w:val="17"/>
+                <w:szCs w:val="17"/>
+              </w:rPr>
               <w:t xml:space="preserve">C</w:t>
             </w:r>
           </w:p>
@@ -2717,40 +2441,7 @@
                 <w:sz w:val="16"/>
                 <w:szCs w:val="16"/>
               </w:rPr>
-              <w:t xml:space="preserve">21  </w:t>
-            </w:r>
-            <w:r>
-              <w:rPr>
-                <w:sz w:val="17"/>
-                <w:szCs w:val="17"/>
-              </w:rPr>
-              <w:t xml:space="preserve">D</w:t>
-            </w:r>
-          </w:p>
-        </w:tc>
-        <w:tc>
-          <w:tcPr>
-            <w:tcW w:type="pct" w:w="1667"/>
-            <w:tcMar>
-              <w:top w:type="dxa" w:w="40"/>
-              <w:left w:type="dxa" w:w="100"/>
-              <w:bottom w:type="dxa" w:w="40"/>
-              <w:right w:type="dxa" w:w="100"/>
-            </w:tcMar>
-          </w:tcPr>
-          <w:p>
-            <w:pPr>
-              <w:spacing w:before="22" w:after="22"/>
-            </w:pPr>
-            <w:r>
-              <w:rPr>
-                <w:b/>
-                <w:bCs/>
-                <w:color w:val="8186EF"/>
-                <w:sz w:val="16"/>
-                <w:szCs w:val="16"/>
-              </w:rPr>
-              <w:t xml:space="preserve">35  </w:t>
+              <w:t xml:space="preserve">33  </w:t>
             </w:r>
             <w:r>
               <w:rPr>
@@ -2793,6 +2484,40 @@
                 <w:sz w:val="17"/>
                 <w:szCs w:val="17"/>
               </w:rPr>
+              <w:t xml:space="preserve">B</w:t>
+            </w:r>
+          </w:p>
+        </w:tc>
+        <w:tc>
+          <w:tcPr>
+            <w:tcW w:type="pct" w:w="1667"/>
+            <w:shd w:fill="FBFAF6" w:val="clear"/>
+            <w:tcMar>
+              <w:top w:type="dxa" w:w="40"/>
+              <w:left w:type="dxa" w:w="100"/>
+              <w:bottom w:type="dxa" w:w="40"/>
+              <w:right w:type="dxa" w:w="100"/>
+            </w:tcMar>
+          </w:tcPr>
+          <w:p>
+            <w:pPr>
+              <w:spacing w:before="22" w:after="22"/>
+            </w:pPr>
+            <w:r>
+              <w:rPr>
+                <w:b/>
+                <w:bCs/>
+                <w:color w:val="8186EF"/>
+                <w:sz w:val="16"/>
+                <w:szCs w:val="16"/>
+              </w:rPr>
+              <w:t xml:space="preserve">21  </w:t>
+            </w:r>
+            <w:r>
+              <w:rPr>
+                <w:sz w:val="17"/>
+                <w:szCs w:val="17"/>
+              </w:rPr>
               <w:t xml:space="preserve">C</w:t>
             </w:r>
           </w:p>
@@ -2820,48 +2545,14 @@
                 <w:sz w:val="16"/>
                 <w:szCs w:val="16"/>
               </w:rPr>
-              <w:t xml:space="preserve">22  </w:t>
-            </w:r>
-            <w:r>
-              <w:rPr>
-                <w:sz w:val="17"/>
-                <w:szCs w:val="17"/>
-              </w:rPr>
-              <w:t xml:space="preserve">C</w:t>
-            </w:r>
-          </w:p>
-        </w:tc>
-        <w:tc>
-          <w:tcPr>
-            <w:tcW w:type="pct" w:w="1667"/>
-            <w:shd w:fill="FBFAF6" w:val="clear"/>
-            <w:tcMar>
-              <w:top w:type="dxa" w:w="40"/>
-              <w:left w:type="dxa" w:w="100"/>
-              <w:bottom w:type="dxa" w:w="40"/>
-              <w:right w:type="dxa" w:w="100"/>
-            </w:tcMar>
-          </w:tcPr>
-          <w:p>
-            <w:pPr>
-              <w:spacing w:before="22" w:after="22"/>
-            </w:pPr>
-            <w:r>
-              <w:rPr>
-                <w:b/>
-                <w:bCs/>
-                <w:color w:val="8186EF"/>
-                <w:sz w:val="16"/>
-                <w:szCs w:val="16"/>
-              </w:rPr>
-              <w:t xml:space="preserve">36  </w:t>
-            </w:r>
-            <w:r>
-              <w:rPr>
-                <w:sz w:val="17"/>
-                <w:szCs w:val="17"/>
-              </w:rPr>
-              <w:t xml:space="preserve">A</w:t>
+              <w:t xml:space="preserve">34  </w:t>
+            </w:r>
+            <w:r>
+              <w:rPr>
+                <w:sz w:val="17"/>
+                <w:szCs w:val="17"/>
+              </w:rPr>
+              <w:t xml:space="preserve">D</w:t>
             </w:r>
           </w:p>
         </w:tc>
@@ -2922,40 +2613,7 @@
                 <w:sz w:val="16"/>
                 <w:szCs w:val="16"/>
               </w:rPr>
-              <w:t xml:space="preserve">23  </w:t>
-            </w:r>
-            <w:r>
-              <w:rPr>
-                <w:sz w:val="17"/>
-                <w:szCs w:val="17"/>
-              </w:rPr>
-              <w:t xml:space="preserve">C</w:t>
-            </w:r>
-          </w:p>
-        </w:tc>
-        <w:tc>
-          <w:tcPr>
-            <w:tcW w:type="pct" w:w="1667"/>
-            <w:tcMar>
-              <w:top w:type="dxa" w:w="40"/>
-              <w:left w:type="dxa" w:w="100"/>
-              <w:bottom w:type="dxa" w:w="40"/>
-              <w:right w:type="dxa" w:w="100"/>
-            </w:tcMar>
-          </w:tcPr>
-          <w:p>
-            <w:pPr>
-              <w:spacing w:before="22" w:after="22"/>
-            </w:pPr>
-            <w:r>
-              <w:rPr>
-                <w:b/>
-                <w:bCs/>
-                <w:color w:val="8186EF"/>
-                <w:sz w:val="16"/>
-                <w:szCs w:val="16"/>
-              </w:rPr>
-              <w:t xml:space="preserve">37  </w:t>
+              <w:t xml:space="preserve">22  </w:t>
             </w:r>
             <w:r>
               <w:rPr>
@@ -2963,6 +2621,39 @@
                 <w:szCs w:val="17"/>
               </w:rPr>
               <w:t xml:space="preserve">D</w:t>
+            </w:r>
+          </w:p>
+        </w:tc>
+        <w:tc>
+          <w:tcPr>
+            <w:tcW w:type="pct" w:w="1667"/>
+            <w:tcMar>
+              <w:top w:type="dxa" w:w="40"/>
+              <w:left w:type="dxa" w:w="100"/>
+              <w:bottom w:type="dxa" w:w="40"/>
+              <w:right w:type="dxa" w:w="100"/>
+            </w:tcMar>
+          </w:tcPr>
+          <w:p>
+            <w:pPr>
+              <w:spacing w:before="22" w:after="22"/>
+            </w:pPr>
+            <w:r>
+              <w:rPr>
+                <w:b/>
+                <w:bCs/>
+                <w:color w:val="8186EF"/>
+                <w:sz w:val="16"/>
+                <w:szCs w:val="16"/>
+              </w:rPr>
+              <w:t xml:space="preserve">35  </w:t>
+            </w:r>
+            <w:r>
+              <w:rPr>
+                <w:sz w:val="17"/>
+                <w:szCs w:val="17"/>
+              </w:rPr>
+              <w:t xml:space="preserve">A</w:t>
             </w:r>
           </w:p>
         </w:tc>
@@ -2998,7 +2689,7 @@
                 <w:sz w:val="17"/>
                 <w:szCs w:val="17"/>
               </w:rPr>
-              <w:t xml:space="preserve">B</w:t>
+              <w:t xml:space="preserve">F</w:t>
             </w:r>
           </w:p>
         </w:tc>
@@ -3025,14 +2716,14 @@
                 <w:sz w:val="16"/>
                 <w:szCs w:val="16"/>
               </w:rPr>
-              <w:t xml:space="preserve">24  </w:t>
-            </w:r>
-            <w:r>
-              <w:rPr>
-                <w:sz w:val="17"/>
-                <w:szCs w:val="17"/>
-              </w:rPr>
-              <w:t xml:space="preserve">C</w:t>
+              <w:t xml:space="preserve">23  </w:t>
+            </w:r>
+            <w:r>
+              <w:rPr>
+                <w:sz w:val="17"/>
+                <w:szCs w:val="17"/>
+              </w:rPr>
+              <w:t xml:space="preserve">T</w:t>
             </w:r>
           </w:p>
         </w:tc>
@@ -3059,14 +2750,14 @@
                 <w:sz w:val="16"/>
                 <w:szCs w:val="16"/>
               </w:rPr>
-              <w:t xml:space="preserve">38  </w:t>
-            </w:r>
-            <w:r>
-              <w:rPr>
-                <w:sz w:val="17"/>
-                <w:szCs w:val="17"/>
-              </w:rPr>
-              <w:t xml:space="preserve">A</w:t>
+              <w:t xml:space="preserve">36  </w:t>
+            </w:r>
+            <w:r>
+              <w:rPr>
+                <w:sz w:val="17"/>
+                <w:szCs w:val="17"/>
+              </w:rPr>
+              <w:t xml:space="preserve">Compare with the model earlier in this handout.</w:t>
             </w:r>
           </w:p>
         </w:tc>
@@ -3101,73 +2792,73 @@
                 <w:sz w:val="17"/>
                 <w:szCs w:val="17"/>
               </w:rPr>
-              <w:t xml:space="preserve">A</w:t>
-            </w:r>
-          </w:p>
-        </w:tc>
-        <w:tc>
-          <w:tcPr>
-            <w:tcW w:type="pct" w:w="1667"/>
-            <w:tcMar>
-              <w:top w:type="dxa" w:w="40"/>
-              <w:left w:type="dxa" w:w="100"/>
-              <w:bottom w:type="dxa" w:w="40"/>
-              <w:right w:type="dxa" w:w="100"/>
-            </w:tcMar>
-          </w:tcPr>
-          <w:p>
-            <w:pPr>
-              <w:spacing w:before="22" w:after="22"/>
-            </w:pPr>
-            <w:r>
-              <w:rPr>
-                <w:b/>
-                <w:bCs/>
-                <w:color w:val="8186EF"/>
-                <w:sz w:val="16"/>
-                <w:szCs w:val="16"/>
-              </w:rPr>
-              <w:t xml:space="preserve">25  </w:t>
-            </w:r>
-            <w:r>
-              <w:rPr>
-                <w:sz w:val="17"/>
-                <w:szCs w:val="17"/>
-              </w:rPr>
-              <w:t xml:space="preserve">D</w:t>
-            </w:r>
-          </w:p>
-        </w:tc>
-        <w:tc>
-          <w:tcPr>
-            <w:tcW w:type="pct" w:w="1667"/>
-            <w:tcMar>
-              <w:top w:type="dxa" w:w="40"/>
-              <w:left w:type="dxa" w:w="100"/>
-              <w:bottom w:type="dxa" w:w="40"/>
-              <w:right w:type="dxa" w:w="100"/>
-            </w:tcMar>
-          </w:tcPr>
-          <w:p>
-            <w:pPr>
-              <w:spacing w:before="22" w:after="22"/>
-            </w:pPr>
-            <w:r>
-              <w:rPr>
-                <w:b/>
-                <w:bCs/>
-                <w:color w:val="8186EF"/>
-                <w:sz w:val="16"/>
-                <w:szCs w:val="16"/>
-              </w:rPr>
-              <w:t xml:space="preserve">39  </w:t>
-            </w:r>
-            <w:r>
-              <w:rPr>
-                <w:sz w:val="17"/>
-                <w:szCs w:val="17"/>
-              </w:rPr>
-              <w:t xml:space="preserve">Compare with the model earlier in this handout.</w:t>
+              <w:t xml:space="preserve">1–30 days past due: 150,000 · 3% · 4,500</w:t>
+            </w:r>
+          </w:p>
+        </w:tc>
+        <w:tc>
+          <w:tcPr>
+            <w:tcW w:type="pct" w:w="1667"/>
+            <w:tcMar>
+              <w:top w:type="dxa" w:w="40"/>
+              <w:left w:type="dxa" w:w="100"/>
+              <w:bottom w:type="dxa" w:w="40"/>
+              <w:right w:type="dxa" w:w="100"/>
+            </w:tcMar>
+          </w:tcPr>
+          <w:p>
+            <w:pPr>
+              <w:spacing w:before="22" w:after="22"/>
+            </w:pPr>
+            <w:r>
+              <w:rPr>
+                <w:b/>
+                <w:bCs/>
+                <w:color w:val="8186EF"/>
+                <w:sz w:val="16"/>
+                <w:szCs w:val="16"/>
+              </w:rPr>
+              <w:t xml:space="preserve">24  </w:t>
+            </w:r>
+            <w:r>
+              <w:rPr>
+                <w:sz w:val="17"/>
+                <w:szCs w:val="17"/>
+              </w:rPr>
+              <w:t xml:space="preserve">F</w:t>
+            </w:r>
+          </w:p>
+        </w:tc>
+        <w:tc>
+          <w:tcPr>
+            <w:tcW w:type="pct" w:w="1667"/>
+            <w:tcMar>
+              <w:top w:type="dxa" w:w="40"/>
+              <w:left w:type="dxa" w:w="100"/>
+              <w:bottom w:type="dxa" w:w="40"/>
+              <w:right w:type="dxa" w:w="100"/>
+            </w:tcMar>
+          </w:tcPr>
+          <w:p>
+            <w:pPr>
+              <w:spacing w:before="22" w:after="22"/>
+            </w:pPr>
+            <w:r>
+              <w:rPr>
+                <w:b/>
+                <w:bCs/>
+                <w:color w:val="8186EF"/>
+                <w:sz w:val="16"/>
+                <w:szCs w:val="16"/>
+              </w:rPr>
+              <w:t xml:space="preserve">37  </w:t>
+            </w:r>
+            <w:r>
+              <w:rPr>
+                <w:sz w:val="17"/>
+                <w:szCs w:val="17"/>
+              </w:rPr>
+              <w:t xml:space="preserve">Under current expected credit losses (CECL), a company presents its receivables net of an allowance that covers all the credit losses it expects over their life. It records these expected losses from the first day. It does not wait until a loss becomes probable. The estimate uses past experience, current conditions and reasonable and supportable forecasts.</w:t>
             </w:r>
           </w:p>
         </w:tc>
@@ -3203,7 +2894,7 @@
                 <w:sz w:val="17"/>
                 <w:szCs w:val="17"/>
               </w:rPr>
-              <w:t xml:space="preserve">A</w:t>
+              <w:t xml:space="preserve">31–60 days past due: 60,000 · 10% · 6,000</w:t>
             </w:r>
           </w:p>
         </w:tc>
@@ -3230,14 +2921,14 @@
                 <w:sz w:val="16"/>
                 <w:szCs w:val="16"/>
               </w:rPr>
-              <w:t xml:space="preserve">26  </w:t>
-            </w:r>
-            <w:r>
-              <w:rPr>
-                <w:sz w:val="17"/>
-                <w:szCs w:val="17"/>
-              </w:rPr>
-              <w:t xml:space="preserve">T</w:t>
+              <w:t xml:space="preserve">25  </w:t>
+            </w:r>
+            <w:r>
+              <w:rPr>
+                <w:sz w:val="17"/>
+                <w:szCs w:val="17"/>
+              </w:rPr>
+              <w:t xml:space="preserve">C</w:t>
             </w:r>
           </w:p>
         </w:tc>
@@ -3254,24 +2945,14 @@
           </w:tcPr>
           <w:p>
             <w:pPr>
-              <w:spacing w:before="22" w:after="22"/>
-            </w:pPr>
-            <w:r>
-              <w:rPr>
-                <w:b/>
-                <w:bCs/>
-                <w:color w:val="8186EF"/>
-                <w:sz w:val="16"/>
-                <w:szCs w:val="16"/>
-              </w:rPr>
-              <w:t xml:space="preserve">40  </w:t>
-            </w:r>
-            <w:r>
-              <w:rPr>
-                <w:sz w:val="17"/>
-                <w:szCs w:val="17"/>
-              </w:rPr>
-              <w:t xml:space="preserve">Under current expected credit losses (CECL), a company presents its receivables net of an allowance that covers all the credit losses it expects over their life. It records these expected losses from the first day. It does not wait until a loss becomes probable. The estimate uses past experience, current conditions and reasonable and supportable forecasts.</w:t>
+              <w:spacing w:before="24" w:after="24"/>
+            </w:pPr>
+            <w:r>
+              <w:rPr>
+                <w:sz w:val="16"/>
+                <w:szCs w:val="16"/>
+              </w:rPr>
+              <w:t xml:space="preserve"/>
             </w:r>
           </w:p>
         </w:tc>
@@ -3306,6 +2987,39 @@
                 <w:sz w:val="17"/>
                 <w:szCs w:val="17"/>
               </w:rPr>
+              <w:t xml:space="preserve">61–90 days past due: 30,000 · 25% · 7,500</w:t>
+            </w:r>
+          </w:p>
+        </w:tc>
+        <w:tc>
+          <w:tcPr>
+            <w:tcW w:type="pct" w:w="1667"/>
+            <w:tcMar>
+              <w:top w:type="dxa" w:w="40"/>
+              <w:left w:type="dxa" w:w="100"/>
+              <w:bottom w:type="dxa" w:w="40"/>
+              <w:right w:type="dxa" w:w="100"/>
+            </w:tcMar>
+          </w:tcPr>
+          <w:p>
+            <w:pPr>
+              <w:spacing w:before="22" w:after="22"/>
+            </w:pPr>
+            <w:r>
+              <w:rPr>
+                <w:b/>
+                <w:bCs/>
+                <w:color w:val="8186EF"/>
+                <w:sz w:val="16"/>
+                <w:szCs w:val="16"/>
+              </w:rPr>
+              <w:t xml:space="preserve">26  </w:t>
+            </w:r>
+            <w:r>
+              <w:rPr>
+                <w:sz w:val="17"/>
+                <w:szCs w:val="17"/>
+              </w:rPr>
               <w:t xml:space="preserve">B</w:t>
             </w:r>
           </w:p>
@@ -3313,133 +3027,6 @@
         <w:tc>
           <w:tcPr>
             <w:tcW w:type="pct" w:w="1667"/>
-            <w:tcMar>
-              <w:top w:type="dxa" w:w="40"/>
-              <w:left w:type="dxa" w:w="100"/>
-              <w:bottom w:type="dxa" w:w="40"/>
-              <w:right w:type="dxa" w:w="100"/>
-            </w:tcMar>
-          </w:tcPr>
-          <w:p>
-            <w:pPr>
-              <w:spacing w:before="22" w:after="22"/>
-            </w:pPr>
-            <w:r>
-              <w:rPr>
-                <w:b/>
-                <w:bCs/>
-                <w:color w:val="8186EF"/>
-                <w:sz w:val="16"/>
-                <w:szCs w:val="16"/>
-              </w:rPr>
-              <w:t xml:space="preserve">27  </w:t>
-            </w:r>
-            <w:r>
-              <w:rPr>
-                <w:sz w:val="17"/>
-                <w:szCs w:val="17"/>
-              </w:rPr>
-              <w:t xml:space="preserve">F</w:t>
-            </w:r>
-          </w:p>
-        </w:tc>
-        <w:tc>
-          <w:tcPr>
-            <w:tcW w:type="pct" w:w="1667"/>
-            <w:tcMar>
-              <w:top w:type="dxa" w:w="40"/>
-              <w:left w:type="dxa" w:w="100"/>
-              <w:bottom w:type="dxa" w:w="40"/>
-              <w:right w:type="dxa" w:w="100"/>
-            </w:tcMar>
-          </w:tcPr>
-          <w:p>
-            <w:pPr>
-              <w:spacing w:before="24" w:after="24"/>
-            </w:pPr>
-            <w:r>
-              <w:rPr>
-                <w:sz w:val="16"/>
-                <w:szCs w:val="16"/>
-              </w:rPr>
-              <w:t xml:space="preserve"/>
-            </w:r>
-          </w:p>
-        </w:tc>
-      </w:tr>
-      <w:tr>
-        <w:tc>
-          <w:tcPr>
-            <w:tcW w:type="pct" w:w="1667"/>
-            <w:shd w:fill="FBFAF6" w:val="clear"/>
-            <w:tcMar>
-              <w:top w:type="dxa" w:w="40"/>
-              <w:left w:type="dxa" w:w="100"/>
-              <w:bottom w:type="dxa" w:w="40"/>
-              <w:right w:type="dxa" w:w="100"/>
-            </w:tcMar>
-          </w:tcPr>
-          <w:p>
-            <w:pPr>
-              <w:spacing w:before="22" w:after="22"/>
-            </w:pPr>
-            <w:r>
-              <w:rPr>
-                <w:b/>
-                <w:bCs/>
-                <w:color w:val="8186EF"/>
-                <w:sz w:val="16"/>
-                <w:szCs w:val="16"/>
-              </w:rPr>
-              <w:t xml:space="preserve">14  </w:t>
-            </w:r>
-            <w:r>
-              <w:rPr>
-                <w:sz w:val="17"/>
-                <w:szCs w:val="17"/>
-              </w:rPr>
-              <w:t xml:space="preserve">T</w:t>
-            </w:r>
-          </w:p>
-        </w:tc>
-        <w:tc>
-          <w:tcPr>
-            <w:tcW w:type="pct" w:w="1667"/>
-            <w:shd w:fill="FBFAF6" w:val="clear"/>
-            <w:tcMar>
-              <w:top w:type="dxa" w:w="40"/>
-              <w:left w:type="dxa" w:w="100"/>
-              <w:bottom w:type="dxa" w:w="40"/>
-              <w:right w:type="dxa" w:w="100"/>
-            </w:tcMar>
-          </w:tcPr>
-          <w:p>
-            <w:pPr>
-              <w:spacing w:before="22" w:after="22"/>
-            </w:pPr>
-            <w:r>
-              <w:rPr>
-                <w:b/>
-                <w:bCs/>
-                <w:color w:val="8186EF"/>
-                <w:sz w:val="16"/>
-                <w:szCs w:val="16"/>
-              </w:rPr>
-              <w:t xml:space="preserve">28  </w:t>
-            </w:r>
-            <w:r>
-              <w:rPr>
-                <w:sz w:val="17"/>
-                <w:szCs w:val="17"/>
-              </w:rPr>
-              <w:t xml:space="preserve">C</w:t>
-            </w:r>
-          </w:p>
-        </w:tc>
-        <w:tc>
-          <w:tcPr>
-            <w:tcW w:type="pct" w:w="1667"/>
-            <w:shd w:fill="FBFAF6" w:val="clear"/>
             <w:tcMar>
               <w:top w:type="dxa" w:w="40"/>
               <w:left w:type="dxa" w:w="100"/>
@@ -3463,6 +3050,76 @@
       </w:tr>
     </w:tbl>
     <w:p/>
+    <w:tbl>
+      <w:tblPr>
+        <w:tblW w:type="pct" w:w="100%"/>
+        <w:tblLayout w:type="fixed"/>
+        <w:tblBorders>
+          <w:top w:val="single" w:color="1F7A6A" w:sz="8"/>
+          <w:left w:val="single" w:color="1F7A6A" w:sz="8"/>
+          <w:bottom w:val="single" w:color="1F7A6A" w:sz="8"/>
+          <w:right w:val="single" w:color="1F7A6A" w:sz="8"/>
+          <w:insideH w:val="single" w:color="1F7A6A" w:sz="8"/>
+          <w:insideV w:val="single" w:color="1F7A6A" w:sz="8"/>
+        </w:tblBorders>
+      </w:tblPr>
+      <w:tblGrid>
+        <w:gridCol w:w="9600"/>
+      </w:tblGrid>
+      <w:tr>
+        <w:tc>
+          <w:tcPr>
+            <w:tcW w:type="pct" w:w="5000"/>
+            <w:shd w:fill="EEF6F4" w:val="clear"/>
+            <w:tcMar>
+              <w:top w:type="dxa" w:w="70"/>
+              <w:left w:type="dxa" w:w="130"/>
+              <w:bottom w:type="dxa" w:w="70"/>
+              <w:right w:type="dxa" w:w="130"/>
+            </w:tcMar>
+          </w:tcPr>
+          <w:p>
+            <w:pPr>
+              <w:spacing w:before="34" w:after="18"/>
+            </w:pPr>
+            <w:r>
+              <w:rPr>
+                <w:b/>
+                <w:bCs/>
+                <w:color w:val="1F7A6A"/>
+                <w:sz w:val="17"/>
+                <w:szCs w:val="17"/>
+              </w:rPr>
+              <w:t xml:space="preserve">16  </w:t>
+            </w:r>
+            <w:r>
+              <w:rPr>
+                <w:b/>
+                <w:bCs/>
+                <w:color w:val="1F7A6A"/>
+                <w:sz w:val="16"/>
+                <w:szCs w:val="16"/>
+              </w:rPr>
+              <w:t xml:space="preserve">what the book says</w:t>
+            </w:r>
+          </w:p>
+          <w:p>
+            <w:pPr>
+              <w:spacing w:after="34"/>
+              <w:ind w:left="300"/>
+            </w:pPr>
+            <w:r>
+              <w:rPr>
+                <w:sz w:val="17"/>
+                <w:szCs w:val="17"/>
+              </w:rPr>
+              <w:t xml:space="preserve">When a customer's balance is clearly uncollectible, the company records a write-off: debit the allowance and credit accounts receivable.</w:t>
+            </w:r>
+          </w:p>
+        </w:tc>
+      </w:tr>
+    </w:tbl>
+    <w:p/>
     <w:p>
       <w:pPr>
         <w:spacing w:before="60" w:after="20"/>
@@ -3498,7 +3155,7 @@
           <w:sz w:val="16"/>
           <w:szCs w:val="16"/>
         </w:rPr>
-        <w:t xml:space="preserve">IFRS 9 focuses on risks and rewards; substantial recourse often keeps the risk with the seller. A is wrong: Under U.S. GAAP the ASC 860 conditions decide, and they are met. C is wrong: A U.S. GAAP sale with recourse records a recourse liability.</w:t>
+        <w:t xml:space="preserve">The book writes: “Allowance for credit losses T-account: the expense is the plug that reaches the required balance. When a customer's balance is clearly uncollectible, the company records a write-off: debit the allowance and credit accounts receivable.”</w:t>
       </w:r>
     </w:p>
     <w:p>
@@ -3521,7 +3178,7 @@
           <w:sz w:val="16"/>
           <w:szCs w:val="16"/>
         </w:rPr>
-        <w:t xml:space="preserve">It reduces receivables to the amount expected to be collected. A is wrong: It is a contra-asset, not a liability. B is wrong: The expense is a separate account; the allowance is the balance sheet total.</w:t>
+        <w:t xml:space="preserve">The book writes: “The write-off changes neither net income nor net receivables, because the expense was already recorded when the allowance was built. If the customer later pays, the company records a recovery: it first reinstates the receivable (debit accounts receivable, credit allowance) and then records the cash collection.”</w:t>
       </w:r>
     </w:p>
     <w:p>
@@ -3544,6 +3201,52 @@
           <w:sz w:val="16"/>
           <w:szCs w:val="16"/>
         </w:rPr>
+        <w:t xml:space="preserve">The book writes: “GAAP answer, always write allowance for credit losses, never provision for doubtful debts or reserve for bad debts. The aging gives the required ENDING allowance, not the expense. Expense = required balance − unadjusted credit balance, or required balance + unadjusted debit balance. A write-off does not change net income or net receivables.”</w:t>
+      </w:r>
+    </w:p>
+    <w:p>
+      <w:pPr>
+        <w:spacing w:after="18"/>
+        <w:ind w:left="300" w:hanging="300"/>
+      </w:pPr>
+      <w:r>
+        <w:rPr>
+          <w:b/>
+          <w:bCs/>
+          <w:color w:val="8186EF"/>
+          <w:sz w:val="16"/>
+          <w:szCs w:val="16"/>
+        </w:rPr>
+        <w:t xml:space="preserve">4  </w:t>
+      </w:r>
+      <w:r>
+        <w:rPr>
+          <w:sz w:val="16"/>
+          <w:szCs w:val="16"/>
+        </w:rPr>
+        <w:t xml:space="preserve">The book pairs Current with “400,000”.</w:t>
+      </w:r>
+    </w:p>
+    <w:p>
+      <w:pPr>
+        <w:spacing w:after="18"/>
+        <w:ind w:left="300" w:hanging="300"/>
+      </w:pPr>
+      <w:r>
+        <w:rPr>
+          <w:b/>
+          <w:bCs/>
+          <w:color w:val="8186EF"/>
+          <w:sz w:val="16"/>
+          <w:szCs w:val="16"/>
+        </w:rPr>
+        <w:t xml:space="preserve">5  </w:t>
+      </w:r>
+      <w:r>
+        <w:rPr>
+          <w:sz w:val="16"/>
+          <w:szCs w:val="16"/>
+        </w:rPr>
         <w:t xml:space="preserve">The book’s own table gives 400,000 as the amount of Current.</w:t>
       </w:r>
     </w:p>
@@ -3560,7 +3263,7 @@
           <w:sz w:val="16"/>
           <w:szCs w:val="16"/>
         </w:rPr>
-        <w:t xml:space="preserve">4  </w:t>
+        <w:t xml:space="preserve">6  </w:t>
       </w:r>
       <w:r>
         <w:rPr>
@@ -3583,7 +3286,7 @@
           <w:sz w:val="16"/>
           <w:szCs w:val="16"/>
         </w:rPr>
-        <w:t xml:space="preserve">5  </w:t>
+        <w:t xml:space="preserve">7  </w:t>
       </w:r>
       <w:r>
         <w:rPr>
@@ -3606,7 +3309,7 @@
           <w:sz w:val="16"/>
           <w:szCs w:val="16"/>
         </w:rPr>
-        <w:t xml:space="preserve">6  </w:t>
+        <w:t xml:space="preserve">8  </w:t>
       </w:r>
       <w:r>
         <w:rPr>
@@ -3629,52 +3332,6 @@
           <w:sz w:val="16"/>
           <w:szCs w:val="16"/>
         </w:rPr>
-        <w:t xml:space="preserve">7  </w:t>
-      </w:r>
-      <w:r>
-        <w:rPr>
-          <w:sz w:val="16"/>
-          <w:szCs w:val="16"/>
-        </w:rPr>
-        <w:t xml:space="preserve">The book’s own table gives 20,000 as the amount of Over 90 days past due.</w:t>
-      </w:r>
-    </w:p>
-    <w:p>
-      <w:pPr>
-        <w:spacing w:after="18"/>
-        <w:ind w:left="300" w:hanging="300"/>
-      </w:pPr>
-      <w:r>
-        <w:rPr>
-          <w:b/>
-          <w:bCs/>
-          <w:color w:val="8186EF"/>
-          <w:sz w:val="16"/>
-          <w:szCs w:val="16"/>
-        </w:rPr>
-        <w:t xml:space="preserve">8  </w:t>
-      </w:r>
-      <w:r>
-        <w:rPr>
-          <w:sz w:val="16"/>
-          <w:szCs w:val="16"/>
-        </w:rPr>
-        <w:t xml:space="preserve">The book’s own table gives 660,000 as the amount of Total.</w:t>
-      </w:r>
-    </w:p>
-    <w:p>
-      <w:pPr>
-        <w:spacing w:after="18"/>
-        <w:ind w:left="300" w:hanging="300"/>
-      </w:pPr>
-      <w:r>
-        <w:rPr>
-          <w:b/>
-          <w:bCs/>
-          <w:color w:val="8186EF"/>
-          <w:sz w:val="16"/>
-          <w:szCs w:val="16"/>
-        </w:rPr>
         <w:t xml:space="preserve">9  </w:t>
       </w:r>
       <w:r>
@@ -3682,7 +3339,7 @@
           <w:sz w:val="16"/>
           <w:szCs w:val="16"/>
         </w:rPr>
-        <w:t xml:space="preserve">The book pairs Current with “400,000”.</w:t>
+        <w:t xml:space="preserve">The book pairs Current with “4,000”.</w:t>
       </w:r>
     </w:p>
     <w:p>
@@ -3705,121 +3362,6 @@
           <w:sz w:val="16"/>
           <w:szCs w:val="16"/>
         </w:rPr>
-        <w:t xml:space="preserve">The book’s own table gives 400,000 as the amount of Current.</w:t>
-      </w:r>
-    </w:p>
-    <w:p>
-      <w:pPr>
-        <w:spacing w:after="18"/>
-        <w:ind w:left="300" w:hanging="300"/>
-      </w:pPr>
-      <w:r>
-        <w:rPr>
-          <w:b/>
-          <w:bCs/>
-          <w:color w:val="8186EF"/>
-          <w:sz w:val="16"/>
-          <w:szCs w:val="16"/>
-        </w:rPr>
-        <w:t xml:space="preserve">11  </w:t>
-      </w:r>
-      <w:r>
-        <w:rPr>
-          <w:sz w:val="16"/>
-          <w:szCs w:val="16"/>
-        </w:rPr>
-        <w:t xml:space="preserve">The book’s own table gives 150,000 as the amount of 1–30 days past due.</w:t>
-      </w:r>
-    </w:p>
-    <w:p>
-      <w:pPr>
-        <w:spacing w:after="18"/>
-        <w:ind w:left="300" w:hanging="300"/>
-      </w:pPr>
-      <w:r>
-        <w:rPr>
-          <w:b/>
-          <w:bCs/>
-          <w:color w:val="8186EF"/>
-          <w:sz w:val="16"/>
-          <w:szCs w:val="16"/>
-        </w:rPr>
-        <w:t xml:space="preserve">12  </w:t>
-      </w:r>
-      <w:r>
-        <w:rPr>
-          <w:sz w:val="16"/>
-          <w:szCs w:val="16"/>
-        </w:rPr>
-        <w:t xml:space="preserve">The book’s own table gives 60,000 as the amount of 31–60 days past due.</w:t>
-      </w:r>
-    </w:p>
-    <w:p>
-      <w:pPr>
-        <w:spacing w:after="18"/>
-        <w:ind w:left="300" w:hanging="300"/>
-      </w:pPr>
-      <w:r>
-        <w:rPr>
-          <w:b/>
-          <w:bCs/>
-          <w:color w:val="8186EF"/>
-          <w:sz w:val="16"/>
-          <w:szCs w:val="16"/>
-        </w:rPr>
-        <w:t xml:space="preserve">13  </w:t>
-      </w:r>
-      <w:r>
-        <w:rPr>
-          <w:sz w:val="16"/>
-          <w:szCs w:val="16"/>
-        </w:rPr>
-        <w:t xml:space="preserve">The book’s own table gives 30,000 as the amount of 61–90 days past due.</w:t>
-      </w:r>
-    </w:p>
-    <w:p>
-      <w:pPr>
-        <w:spacing w:after="18"/>
-        <w:ind w:left="300" w:hanging="300"/>
-      </w:pPr>
-      <w:r>
-        <w:rPr>
-          <w:b/>
-          <w:bCs/>
-          <w:color w:val="8186EF"/>
-          <w:sz w:val="16"/>
-          <w:szCs w:val="16"/>
-        </w:rPr>
-        <w:t xml:space="preserve">14  </w:t>
-      </w:r>
-      <w:r>
-        <w:rPr>
-          <w:sz w:val="16"/>
-          <w:szCs w:val="16"/>
-        </w:rPr>
-        <w:t xml:space="preserve">The book pairs Current with “4,000”.</w:t>
-      </w:r>
-    </w:p>
-    <w:p>
-      <w:pPr>
-        <w:spacing w:after="18"/>
-        <w:ind w:left="300" w:hanging="300"/>
-      </w:pPr>
-      <w:r>
-        <w:rPr>
-          <w:b/>
-          <w:bCs/>
-          <w:color w:val="8186EF"/>
-          <w:sz w:val="16"/>
-          <w:szCs w:val="16"/>
-        </w:rPr>
-        <w:t xml:space="preserve">15  </w:t>
-      </w:r>
-      <w:r>
-        <w:rPr>
-          <w:sz w:val="16"/>
-          <w:szCs w:val="16"/>
-        </w:rPr>
         <w:t xml:space="preserve">The book pairs 1–30 days past due with “4,500”, not with “4,000”.</w:t>
       </w:r>
     </w:p>
@@ -3836,6 +3378,98 @@
           <w:sz w:val="16"/>
           <w:szCs w:val="16"/>
         </w:rPr>
+        <w:t xml:space="preserve">17  </w:t>
+      </w:r>
+      <w:r>
+        <w:rPr>
+          <w:sz w:val="16"/>
+          <w:szCs w:val="16"/>
+        </w:rPr>
+        <w:t xml:space="preserve">The book gives 4,000 as the required allowance of Current.</w:t>
+      </w:r>
+    </w:p>
+    <w:p>
+      <w:pPr>
+        <w:spacing w:after="18"/>
+        <w:ind w:left="300" w:hanging="300"/>
+      </w:pPr>
+      <w:r>
+        <w:rPr>
+          <w:b/>
+          <w:bCs/>
+          <w:color w:val="8186EF"/>
+          <w:sz w:val="16"/>
+          <w:szCs w:val="16"/>
+        </w:rPr>
+        <w:t xml:space="preserve">18  </w:t>
+      </w:r>
+      <w:r>
+        <w:rPr>
+          <w:sz w:val="16"/>
+          <w:szCs w:val="16"/>
+        </w:rPr>
+        <w:t xml:space="preserve">It is effective for annual periods beginning after December 15, 2025; under the one-year rule it is not yet tested. A is wrong: It is an optional simplification and is not yet testable. B is wrong: It is a U.S. GAAP update.</w:t>
+      </w:r>
+    </w:p>
+    <w:p>
+      <w:pPr>
+        <w:spacing w:after="18"/>
+        <w:ind w:left="300" w:hanging="300"/>
+      </w:pPr>
+      <w:r>
+        <w:rPr>
+          <w:b/>
+          <w:bCs/>
+          <w:color w:val="8186EF"/>
+          <w:sz w:val="16"/>
+          <w:szCs w:val="16"/>
+        </w:rPr>
+        <w:t xml:space="preserve">19  </w:t>
+      </w:r>
+      <w:r>
+        <w:rPr>
+          <w:sz w:val="16"/>
+          <w:szCs w:val="16"/>
+        </w:rPr>
+        <w:t xml:space="preserve">All three sale conditions are met; recourse adds a liability to the sale. A is wrong: Recourse alone does not make the transfer a borrowing. B is wrong: The recourse obligation must be recorded.</w:t>
+      </w:r>
+    </w:p>
+    <w:p>
+      <w:pPr>
+        <w:spacing w:after="18"/>
+        <w:ind w:left="300" w:hanging="300"/>
+      </w:pPr>
+      <w:r>
+        <w:rPr>
+          <w:b/>
+          <w:bCs/>
+          <w:color w:val="8186EF"/>
+          <w:sz w:val="16"/>
+          <w:szCs w:val="16"/>
+        </w:rPr>
+        <w:t xml:space="preserve">20  </w:t>
+      </w:r>
+      <w:r>
+        <w:rPr>
+          <w:sz w:val="16"/>
+          <w:szCs w:val="16"/>
+        </w:rPr>
+        <w:t xml:space="preserve">Carrying amount − (cash + due from factor − recourse liability). A is wrong: This is only the recourse liability. B is wrong: This leaves out the recourse liability.</w:t>
+      </w:r>
+    </w:p>
+    <w:p>
+      <w:pPr>
+        <w:spacing w:after="18"/>
+        <w:ind w:left="300" w:hanging="300"/>
+      </w:pPr>
+      <w:r>
+        <w:rPr>
+          <w:b/>
+          <w:bCs/>
+          <w:color w:val="8186EF"/>
+          <w:sz w:val="16"/>
+          <w:szCs w:val="16"/>
+        </w:rPr>
         <w:t xml:space="preserve">21  </w:t>
       </w:r>
       <w:r>
@@ -3843,6 +3477,29 @@
           <w:sz w:val="16"/>
           <w:szCs w:val="16"/>
         </w:rPr>
+        <w:t xml:space="preserve">In a borrowing, the receivables stay (pledged) and the cash received is a liability. A is wrong: That describes a sale without recourse. B is wrong: That describes a sale with recourse.</w:t>
+      </w:r>
+    </w:p>
+    <w:p>
+      <w:pPr>
+        <w:spacing w:after="18"/>
+        <w:ind w:left="300" w:hanging="300"/>
+      </w:pPr>
+      <w:r>
+        <w:rPr>
+          <w:b/>
+          <w:bCs/>
+          <w:color w:val="8186EF"/>
+          <w:sz w:val="16"/>
+          <w:szCs w:val="16"/>
+        </w:rPr>
+        <w:t xml:space="preserve">22  </w:t>
+      </w:r>
+      <w:r>
+        <w:rPr>
+          <w:sz w:val="16"/>
+          <w:szCs w:val="16"/>
+        </w:rPr>
         <w:t xml:space="preserve">It is effective for annual periods beginning after December 15, 2025; under the one-year rule it is not yet tested. A is wrong: It is an optional simplification and is not yet testable. B is wrong: It is a U.S. GAAP update.</w:t>
       </w:r>
     </w:p>
@@ -3859,29 +3516,6 @@
           <w:sz w:val="16"/>
           <w:szCs w:val="16"/>
         </w:rPr>
-        <w:t xml:space="preserve">22  </w:t>
-      </w:r>
-      <w:r>
-        <w:rPr>
-          <w:sz w:val="16"/>
-          <w:szCs w:val="16"/>
-        </w:rPr>
-        <w:t xml:space="preserve">All three sale conditions are met; recourse adds a liability to the sale. A is wrong: Recourse alone does not make the transfer a borrowing. B is wrong: The recourse obligation must be recorded.</w:t>
-      </w:r>
-    </w:p>
-    <w:p>
-      <w:pPr>
-        <w:spacing w:after="18"/>
-        <w:ind w:left="300" w:hanging="300"/>
-      </w:pPr>
-      <w:r>
-        <w:rPr>
-          <w:b/>
-          <w:bCs/>
-          <w:color w:val="8186EF"/>
-          <w:sz w:val="16"/>
-          <w:szCs w:val="16"/>
-        </w:rPr>
         <w:t xml:space="preserve">23  </w:t>
       </w:r>
       <w:r>
@@ -3889,53 +3523,76 @@
           <w:sz w:val="16"/>
           <w:szCs w:val="16"/>
         </w:rPr>
-        <w:t xml:space="preserve">Carrying amount − (cash + due from factor − recourse liability). A is wrong: This is only the recourse liability. B is wrong: This leaves out the recourse liability.</w:t>
-      </w:r>
-    </w:p>
-    <w:p>
-      <w:pPr>
-        <w:spacing w:after="18"/>
-        <w:ind w:left="300" w:hanging="300"/>
-      </w:pPr>
-      <w:r>
-        <w:rPr>
-          <w:b/>
-          <w:bCs/>
-          <w:color w:val="8186EF"/>
-          <w:sz w:val="16"/>
-          <w:szCs w:val="16"/>
-        </w:rPr>
-        <w:t xml:space="preserve">24  </w:t>
-      </w:r>
-      <w:r>
-        <w:rPr>
-          <w:sz w:val="16"/>
-          <w:szCs w:val="16"/>
-        </w:rPr>
-        <w:t xml:space="preserve">In a borrowing, the receivables stay (pledged) and the cash received is a liability. A is wrong: That describes a sale without recourse. B is wrong: That describes a sale with recourse.</w:t>
-      </w:r>
-    </w:p>
-    <w:p>
-      <w:pPr>
-        <w:spacing w:after="18"/>
-        <w:ind w:left="300" w:hanging="300"/>
-      </w:pPr>
-      <w:r>
-        <w:rPr>
-          <w:b/>
-          <w:bCs/>
-          <w:color w:val="8186EF"/>
-          <w:sz w:val="16"/>
-          <w:szCs w:val="16"/>
-        </w:rPr>
-        <w:t xml:space="preserve">25  </w:t>
-      </w:r>
-      <w:r>
-        <w:rPr>
-          <w:sz w:val="16"/>
-          <w:szCs w:val="16"/>
-        </w:rPr>
-        <w:t xml:space="preserve">It is effective for annual periods beginning after December 15, 2025; under the one-year rule it is not yet tested. A is wrong: It is an optional simplification and is not yet testable. B is wrong: It is a U.S. GAAP update.</w:t>
+        <w:t xml:space="preserve">CMA questions use exact terms, and one word can change the answer.</w:t>
+      </w:r>
+    </w:p>
+    <w:p>
+      <w:pPr>
+        <w:spacing w:after="18"/>
+        <w:ind w:left="300" w:hanging="300"/>
+      </w:pPr>
+      <w:r>
+        <w:rPr>
+          <w:b/>
+          <w:bCs/>
+          <w:color w:val="8186EF"/>
+          <w:sz w:val="16"/>
+          <w:szCs w:val="16"/>
+        </w:rPr>
+        <w:t xml:space="preserve">30  </w:t>
+      </w:r>
+      <w:r>
+        <w:rPr>
+          <w:sz w:val="16"/>
+          <w:szCs w:val="16"/>
+        </w:rPr>
+        <w:t xml:space="preserve">The book’s own table gives 180,000 as the amount of Current.</w:t>
+      </w:r>
+    </w:p>
+    <w:p>
+      <w:pPr>
+        <w:spacing w:after="18"/>
+        <w:ind w:left="300" w:hanging="300"/>
+      </w:pPr>
+      <w:r>
+        <w:rPr>
+          <w:b/>
+          <w:bCs/>
+          <w:color w:val="8186EF"/>
+          <w:sz w:val="16"/>
+          <w:szCs w:val="16"/>
+        </w:rPr>
+        <w:t xml:space="preserve">31  </w:t>
+      </w:r>
+      <w:r>
+        <w:rPr>
+          <w:sz w:val="16"/>
+          <w:szCs w:val="16"/>
+        </w:rPr>
+        <w:t xml:space="preserve">The book’s own table gives 80,000 as the amount of 1–60 days past due.</w:t>
+      </w:r>
+    </w:p>
+    <w:p>
+      <w:pPr>
+        <w:spacing w:after="18"/>
+        <w:ind w:left="300" w:hanging="300"/>
+      </w:pPr>
+      <w:r>
+        <w:rPr>
+          <w:b/>
+          <w:bCs/>
+          <w:color w:val="8186EF"/>
+          <w:sz w:val="16"/>
+          <w:szCs w:val="16"/>
+        </w:rPr>
+        <w:t xml:space="preserve">32  </w:t>
+      </w:r>
+      <w:r>
+        <w:rPr>
+          <w:sz w:val="16"/>
+          <w:szCs w:val="16"/>
+        </w:rPr>
+        <w:t xml:space="preserve">The book’s own table gives 40,000 as the amount of Over 60 days past due.</w:t>
       </w:r>
     </w:p>
     <w:p/>
@@ -4045,66 +3702,33 @@
                 <w:sz w:val="17"/>
                 <w:szCs w:val="17"/>
               </w:rPr>
-              <w:t xml:space="preserve">A</w:t>
-            </w:r>
-          </w:p>
-        </w:tc>
-        <w:tc>
-          <w:tcPr>
-            <w:tcW w:type="pct" w:w="1667"/>
-            <w:tcMar>
-              <w:top w:type="dxa" w:w="40"/>
-              <w:left w:type="dxa" w:w="100"/>
-              <w:bottom w:type="dxa" w:w="40"/>
-              <w:right w:type="dxa" w:w="100"/>
-            </w:tcMar>
-          </w:tcPr>
-          <w:p>
-            <w:pPr>
-              <w:spacing w:before="22" w:after="22"/>
-            </w:pPr>
-            <w:r>
-              <w:rPr>
-                <w:b/>
-                <w:bCs/>
-                <w:color w:val="8186EF"/>
-                <w:sz w:val="16"/>
-                <w:szCs w:val="16"/>
-              </w:rPr>
-              <w:t xml:space="preserve">12  </w:t>
-            </w:r>
-            <w:r>
-              <w:rPr>
-                <w:sz w:val="17"/>
-                <w:szCs w:val="17"/>
-              </w:rPr>
-              <w:t xml:space="preserve">C</w:t>
-            </w:r>
-          </w:p>
-        </w:tc>
-        <w:tc>
-          <w:tcPr>
-            <w:tcW w:type="pct" w:w="1667"/>
-            <w:tcMar>
-              <w:top w:type="dxa" w:w="40"/>
-              <w:left w:type="dxa" w:w="100"/>
-              <w:bottom w:type="dxa" w:w="40"/>
-              <w:right w:type="dxa" w:w="100"/>
-            </w:tcMar>
-          </w:tcPr>
-          <w:p>
-            <w:pPr>
-              <w:spacing w:before="22" w:after="22"/>
-            </w:pPr>
-            <w:r>
-              <w:rPr>
-                <w:b/>
-                <w:bCs/>
-                <w:color w:val="8186EF"/>
-                <w:sz w:val="16"/>
-                <w:szCs w:val="16"/>
-              </w:rPr>
-              <w:t xml:space="preserve">23  </w:t>
+              <w:t xml:space="preserve">factor · effective control · secured borrowing</w:t>
+            </w:r>
+          </w:p>
+        </w:tc>
+        <w:tc>
+          <w:tcPr>
+            <w:tcW w:type="pct" w:w="1667"/>
+            <w:tcMar>
+              <w:top w:type="dxa" w:w="40"/>
+              <w:left w:type="dxa" w:w="100"/>
+              <w:bottom w:type="dxa" w:w="40"/>
+              <w:right w:type="dxa" w:w="100"/>
+            </w:tcMar>
+          </w:tcPr>
+          <w:p>
+            <w:pPr>
+              <w:spacing w:before="22" w:after="22"/>
+            </w:pPr>
+            <w:r>
+              <w:rPr>
+                <w:b/>
+                <w:bCs/>
+                <w:color w:val="8186EF"/>
+                <w:sz w:val="16"/>
+                <w:szCs w:val="16"/>
+              </w:rPr>
+              <w:t xml:space="preserve">10  </w:t>
             </w:r>
             <w:r>
               <w:rPr>
@@ -4112,6 +3736,39 @@
                 <w:szCs w:val="17"/>
               </w:rPr>
               <w:t xml:space="preserve">F</w:t>
+            </w:r>
+          </w:p>
+        </w:tc>
+        <w:tc>
+          <w:tcPr>
+            <w:tcW w:type="pct" w:w="1667"/>
+            <w:tcMar>
+              <w:top w:type="dxa" w:w="40"/>
+              <w:left w:type="dxa" w:w="100"/>
+              <w:bottom w:type="dxa" w:w="40"/>
+              <w:right w:type="dxa" w:w="100"/>
+            </w:tcMar>
+          </w:tcPr>
+          <w:p>
+            <w:pPr>
+              <w:spacing w:before="22" w:after="22"/>
+            </w:pPr>
+            <w:r>
+              <w:rPr>
+                <w:b/>
+                <w:bCs/>
+                <w:color w:val="8186EF"/>
+                <w:sz w:val="16"/>
+                <w:szCs w:val="16"/>
+              </w:rPr>
+              <w:t xml:space="preserve">19  </w:t>
+            </w:r>
+            <w:r>
+              <w:rPr>
+                <w:sz w:val="17"/>
+                <w:szCs w:val="17"/>
+              </w:rPr>
+              <w:t xml:space="preserve">D</w:t>
             </w:r>
           </w:p>
         </w:tc>
@@ -4147,7 +3804,7 @@
                 <w:sz w:val="17"/>
                 <w:szCs w:val="17"/>
               </w:rPr>
-              <w:t xml:space="preserve">C</w:t>
+              <w:t xml:space="preserve">factor · recourse liability · secured borrowing</w:t>
             </w:r>
           </w:p>
         </w:tc>
@@ -4174,14 +3831,14 @@
                 <w:sz w:val="16"/>
                 <w:szCs w:val="16"/>
               </w:rPr>
-              <w:t xml:space="preserve">13  </w:t>
-            </w:r>
-            <w:r>
-              <w:rPr>
-                <w:sz w:val="17"/>
-                <w:szCs w:val="17"/>
-              </w:rPr>
-              <w:t xml:space="preserve">C</w:t>
+              <w:t xml:space="preserve">11  </w:t>
+            </w:r>
+            <w:r>
+              <w:rPr>
+                <w:sz w:val="17"/>
+                <w:szCs w:val="17"/>
+              </w:rPr>
+              <w:t xml:space="preserve">B</w:t>
             </w:r>
           </w:p>
         </w:tc>
@@ -4208,14 +3865,14 @@
                 <w:sz w:val="16"/>
                 <w:szCs w:val="16"/>
               </w:rPr>
-              <w:t xml:space="preserve">24  </w:t>
-            </w:r>
-            <w:r>
-              <w:rPr>
-                <w:sz w:val="17"/>
-                <w:szCs w:val="17"/>
-              </w:rPr>
-              <w:t xml:space="preserve">A</w:t>
+              <w:t xml:space="preserve">20  </w:t>
+            </w:r>
+            <w:r>
+              <w:rPr>
+                <w:sz w:val="17"/>
+                <w:szCs w:val="17"/>
+              </w:rPr>
+              <w:t xml:space="preserve">E</w:t>
             </w:r>
           </w:p>
         </w:tc>
@@ -4250,73 +3907,73 @@
                 <w:sz w:val="17"/>
                 <w:szCs w:val="17"/>
               </w:rPr>
-              <w:t xml:space="preserve">A</w:t>
-            </w:r>
-          </w:p>
-        </w:tc>
-        <w:tc>
-          <w:tcPr>
-            <w:tcW w:type="pct" w:w="1667"/>
-            <w:tcMar>
-              <w:top w:type="dxa" w:w="40"/>
-              <w:left w:type="dxa" w:w="100"/>
-              <w:bottom w:type="dxa" w:w="40"/>
-              <w:right w:type="dxa" w:w="100"/>
-            </w:tcMar>
-          </w:tcPr>
-          <w:p>
-            <w:pPr>
-              <w:spacing w:before="22" w:after="22"/>
-            </w:pPr>
-            <w:r>
-              <w:rPr>
-                <w:b/>
-                <w:bCs/>
-                <w:color w:val="8186EF"/>
-                <w:sz w:val="16"/>
-                <w:szCs w:val="16"/>
-              </w:rPr>
-              <w:t xml:space="preserve">14  </w:t>
-            </w:r>
-            <w:r>
-              <w:rPr>
-                <w:sz w:val="17"/>
-                <w:szCs w:val="17"/>
-              </w:rPr>
-              <w:t xml:space="preserve">D</w:t>
-            </w:r>
-          </w:p>
-        </w:tc>
-        <w:tc>
-          <w:tcPr>
-            <w:tcW w:type="pct" w:w="1667"/>
-            <w:tcMar>
-              <w:top w:type="dxa" w:w="40"/>
-              <w:left w:type="dxa" w:w="100"/>
-              <w:bottom w:type="dxa" w:w="40"/>
-              <w:right w:type="dxa" w:w="100"/>
-            </w:tcMar>
-          </w:tcPr>
-          <w:p>
-            <w:pPr>
-              <w:spacing w:before="22" w:after="22"/>
-            </w:pPr>
-            <w:r>
-              <w:rPr>
-                <w:b/>
-                <w:bCs/>
-                <w:color w:val="8186EF"/>
-                <w:sz w:val="16"/>
-                <w:szCs w:val="16"/>
-              </w:rPr>
-              <w:t xml:space="preserve">25  </w:t>
-            </w:r>
-            <w:r>
-              <w:rPr>
-                <w:sz w:val="17"/>
-                <w:szCs w:val="17"/>
-              </w:rPr>
-              <w:t xml:space="preserve">B</w:t>
+              <w:t xml:space="preserve">Factoring · recourse</w:t>
+            </w:r>
+          </w:p>
+        </w:tc>
+        <w:tc>
+          <w:tcPr>
+            <w:tcW w:type="pct" w:w="1667"/>
+            <w:tcMar>
+              <w:top w:type="dxa" w:w="40"/>
+              <w:left w:type="dxa" w:w="100"/>
+              <w:bottom w:type="dxa" w:w="40"/>
+              <w:right w:type="dxa" w:w="100"/>
+            </w:tcMar>
+          </w:tcPr>
+          <w:p>
+            <w:pPr>
+              <w:spacing w:before="22" w:after="22"/>
+            </w:pPr>
+            <w:r>
+              <w:rPr>
+                <w:b/>
+                <w:bCs/>
+                <w:color w:val="8186EF"/>
+                <w:sz w:val="16"/>
+                <w:szCs w:val="16"/>
+              </w:rPr>
+              <w:t xml:space="preserve">12  </w:t>
+            </w:r>
+            <w:r>
+              <w:rPr>
+                <w:sz w:val="17"/>
+                <w:szCs w:val="17"/>
+              </w:rPr>
+              <w:t xml:space="preserve">C</w:t>
+            </w:r>
+          </w:p>
+        </w:tc>
+        <w:tc>
+          <w:tcPr>
+            <w:tcW w:type="pct" w:w="1667"/>
+            <w:tcMar>
+              <w:top w:type="dxa" w:w="40"/>
+              <w:left w:type="dxa" w:w="100"/>
+              <w:bottom w:type="dxa" w:w="40"/>
+              <w:right w:type="dxa" w:w="100"/>
+            </w:tcMar>
+          </w:tcPr>
+          <w:p>
+            <w:pPr>
+              <w:spacing w:before="22" w:after="22"/>
+            </w:pPr>
+            <w:r>
+              <w:rPr>
+                <w:b/>
+                <w:bCs/>
+                <w:color w:val="8186EF"/>
+                <w:sz w:val="16"/>
+                <w:szCs w:val="16"/>
+              </w:rPr>
+              <w:t xml:space="preserve">21  </w:t>
+            </w:r>
+            <w:r>
+              <w:rPr>
+                <w:sz w:val="17"/>
+                <w:szCs w:val="17"/>
+              </w:rPr>
+              <w:t xml:space="preserve">C</w:t>
             </w:r>
           </w:p>
         </w:tc>
@@ -4352,7 +4009,7 @@
                 <w:sz w:val="17"/>
                 <w:szCs w:val="17"/>
               </w:rPr>
-              <w:t xml:space="preserve">C</w:t>
+              <w:t xml:space="preserve">T</w:t>
             </w:r>
           </w:p>
         </w:tc>
@@ -4379,14 +4036,14 @@
                 <w:sz w:val="16"/>
                 <w:szCs w:val="16"/>
               </w:rPr>
-              <w:t xml:space="preserve">15  </w:t>
-            </w:r>
-            <w:r>
-              <w:rPr>
-                <w:sz w:val="17"/>
-                <w:szCs w:val="17"/>
-              </w:rPr>
-              <w:t xml:space="preserve">B</w:t>
+              <w:t xml:space="preserve">13  </w:t>
+            </w:r>
+            <w:r>
+              <w:rPr>
+                <w:sz w:val="17"/>
+                <w:szCs w:val="17"/>
+              </w:rPr>
+              <w:t xml:space="preserve">D</w:t>
             </w:r>
           </w:p>
         </w:tc>
@@ -4413,14 +4070,14 @@
                 <w:sz w:val="16"/>
                 <w:szCs w:val="16"/>
               </w:rPr>
-              <w:t xml:space="preserve">26  </w:t>
-            </w:r>
-            <w:r>
-              <w:rPr>
-                <w:sz w:val="17"/>
-                <w:szCs w:val="17"/>
-              </w:rPr>
-              <w:t xml:space="preserve">D</w:t>
+              <w:t xml:space="preserve">22  </w:t>
+            </w:r>
+            <w:r>
+              <w:rPr>
+                <w:sz w:val="17"/>
+                <w:szCs w:val="17"/>
+              </w:rPr>
+              <w:t xml:space="preserve">T</w:t>
             </w:r>
           </w:p>
         </w:tc>
@@ -4455,73 +4112,73 @@
                 <w:sz w:val="17"/>
                 <w:szCs w:val="17"/>
               </w:rPr>
+              <w:t xml:space="preserve">C</w:t>
+            </w:r>
+          </w:p>
+        </w:tc>
+        <w:tc>
+          <w:tcPr>
+            <w:tcW w:type="pct" w:w="1667"/>
+            <w:tcMar>
+              <w:top w:type="dxa" w:w="40"/>
+              <w:left w:type="dxa" w:w="100"/>
+              <w:bottom w:type="dxa" w:w="40"/>
+              <w:right w:type="dxa" w:w="100"/>
+            </w:tcMar>
+          </w:tcPr>
+          <w:p>
+            <w:pPr>
+              <w:spacing w:before="22" w:after="22"/>
+            </w:pPr>
+            <w:r>
+              <w:rPr>
+                <w:b/>
+                <w:bCs/>
+                <w:color w:val="8186EF"/>
+                <w:sz w:val="16"/>
+                <w:szCs w:val="16"/>
+              </w:rPr>
+              <w:t xml:space="preserve">14  </w:t>
+            </w:r>
+            <w:r>
+              <w:rPr>
+                <w:sz w:val="17"/>
+                <w:szCs w:val="17"/>
+              </w:rPr>
+              <w:t xml:space="preserve">B</w:t>
+            </w:r>
+          </w:p>
+        </w:tc>
+        <w:tc>
+          <w:tcPr>
+            <w:tcW w:type="pct" w:w="1667"/>
+            <w:tcMar>
+              <w:top w:type="dxa" w:w="40"/>
+              <w:left w:type="dxa" w:w="100"/>
+              <w:bottom w:type="dxa" w:w="40"/>
+              <w:right w:type="dxa" w:w="100"/>
+            </w:tcMar>
+          </w:tcPr>
+          <w:p>
+            <w:pPr>
+              <w:spacing w:before="22" w:after="22"/>
+            </w:pPr>
+            <w:r>
+              <w:rPr>
+                <w:b/>
+                <w:bCs/>
+                <w:color w:val="8186EF"/>
+                <w:sz w:val="16"/>
+                <w:szCs w:val="16"/>
+              </w:rPr>
+              <w:t xml:space="preserve">23  </w:t>
+            </w:r>
+            <w:r>
+              <w:rPr>
+                <w:sz w:val="17"/>
+                <w:szCs w:val="17"/>
+              </w:rPr>
               <w:t xml:space="preserve">A</w:t>
-            </w:r>
-          </w:p>
-        </w:tc>
-        <w:tc>
-          <w:tcPr>
-            <w:tcW w:type="pct" w:w="1667"/>
-            <w:tcMar>
-              <w:top w:type="dxa" w:w="40"/>
-              <w:left w:type="dxa" w:w="100"/>
-              <w:bottom w:type="dxa" w:w="40"/>
-              <w:right w:type="dxa" w:w="100"/>
-            </w:tcMar>
-          </w:tcPr>
-          <w:p>
-            <w:pPr>
-              <w:spacing w:before="22" w:after="22"/>
-            </w:pPr>
-            <w:r>
-              <w:rPr>
-                <w:b/>
-                <w:bCs/>
-                <w:color w:val="8186EF"/>
-                <w:sz w:val="16"/>
-                <w:szCs w:val="16"/>
-              </w:rPr>
-              <w:t xml:space="preserve">16  </w:t>
-            </w:r>
-            <w:r>
-              <w:rPr>
-                <w:sz w:val="17"/>
-                <w:szCs w:val="17"/>
-              </w:rPr>
-              <w:t xml:space="preserve">T</w:t>
-            </w:r>
-          </w:p>
-        </w:tc>
-        <w:tc>
-          <w:tcPr>
-            <w:tcW w:type="pct" w:w="1667"/>
-            <w:tcMar>
-              <w:top w:type="dxa" w:w="40"/>
-              <w:left w:type="dxa" w:w="100"/>
-              <w:bottom w:type="dxa" w:w="40"/>
-              <w:right w:type="dxa" w:w="100"/>
-            </w:tcMar>
-          </w:tcPr>
-          <w:p>
-            <w:pPr>
-              <w:spacing w:before="22" w:after="22"/>
-            </w:pPr>
-            <w:r>
-              <w:rPr>
-                <w:b/>
-                <w:bCs/>
-                <w:color w:val="8186EF"/>
-                <w:sz w:val="16"/>
-                <w:szCs w:val="16"/>
-              </w:rPr>
-              <w:t xml:space="preserve">27  </w:t>
-            </w:r>
-            <w:r>
-              <w:rPr>
-                <w:sz w:val="17"/>
-                <w:szCs w:val="17"/>
-              </w:rPr>
-              <w:t xml:space="preserve">E</w:t>
             </w:r>
           </w:p>
         </w:tc>
@@ -4557,7 +4214,7 @@
                 <w:sz w:val="17"/>
                 <w:szCs w:val="17"/>
               </w:rPr>
-              <w:t xml:space="preserve">B</w:t>
+              <w:t xml:space="preserve">C</w:t>
             </w:r>
           </w:p>
         </w:tc>
@@ -4584,14 +4241,14 @@
                 <w:sz w:val="16"/>
                 <w:szCs w:val="16"/>
               </w:rPr>
-              <w:t xml:space="preserve">17  </w:t>
-            </w:r>
-            <w:r>
-              <w:rPr>
-                <w:sz w:val="17"/>
-                <w:szCs w:val="17"/>
-              </w:rPr>
-              <w:t xml:space="preserve">F</w:t>
+              <w:t xml:space="preserve">15  </w:t>
+            </w:r>
+            <w:r>
+              <w:rPr>
+                <w:sz w:val="17"/>
+                <w:szCs w:val="17"/>
+              </w:rPr>
+              <w:t xml:space="preserve">T</w:t>
             </w:r>
           </w:p>
         </w:tc>
@@ -4618,14 +4275,14 @@
                 <w:sz w:val="16"/>
                 <w:szCs w:val="16"/>
               </w:rPr>
-              <w:t xml:space="preserve">28  </w:t>
-            </w:r>
-            <w:r>
-              <w:rPr>
-                <w:sz w:val="17"/>
-                <w:szCs w:val="17"/>
-              </w:rPr>
-              <w:t xml:space="preserve">C</w:t>
+              <w:t xml:space="preserve">24  </w:t>
+            </w:r>
+            <w:r>
+              <w:rPr>
+                <w:sz w:val="17"/>
+                <w:szCs w:val="17"/>
+              </w:rPr>
+              <w:t xml:space="preserve">Compare with the model earlier in this handout.</w:t>
             </w:r>
           </w:p>
         </w:tc>
@@ -4686,47 +4343,47 @@
                 <w:sz w:val="16"/>
                 <w:szCs w:val="16"/>
               </w:rPr>
-              <w:t xml:space="preserve">18  </w:t>
-            </w:r>
-            <w:r>
-              <w:rPr>
-                <w:sz w:val="17"/>
-                <w:szCs w:val="17"/>
-              </w:rPr>
-              <w:t xml:space="preserve">B</w:t>
-            </w:r>
-          </w:p>
-        </w:tc>
-        <w:tc>
-          <w:tcPr>
-            <w:tcW w:type="pct" w:w="1667"/>
-            <w:tcMar>
-              <w:top w:type="dxa" w:w="40"/>
-              <w:left w:type="dxa" w:w="100"/>
-              <w:bottom w:type="dxa" w:w="40"/>
-              <w:right w:type="dxa" w:w="100"/>
-            </w:tcMar>
-          </w:tcPr>
-          <w:p>
-            <w:pPr>
-              <w:spacing w:before="22" w:after="22"/>
-            </w:pPr>
-            <w:r>
-              <w:rPr>
-                <w:b/>
-                <w:bCs/>
-                <w:color w:val="8186EF"/>
-                <w:sz w:val="16"/>
-                <w:szCs w:val="16"/>
-              </w:rPr>
-              <w:t xml:space="preserve">29  </w:t>
-            </w:r>
-            <w:r>
-              <w:rPr>
-                <w:sz w:val="17"/>
-                <w:szCs w:val="17"/>
-              </w:rPr>
-              <w:t xml:space="preserve">T</w:t>
+              <w:t xml:space="preserve">16  </w:t>
+            </w:r>
+            <w:r>
+              <w:rPr>
+                <w:sz w:val="17"/>
+                <w:szCs w:val="17"/>
+              </w:rPr>
+              <w:t xml:space="preserve">F</w:t>
+            </w:r>
+          </w:p>
+        </w:tc>
+        <w:tc>
+          <w:tcPr>
+            <w:tcW w:type="pct" w:w="1667"/>
+            <w:tcMar>
+              <w:top w:type="dxa" w:w="40"/>
+              <w:left w:type="dxa" w:w="100"/>
+              <w:bottom w:type="dxa" w:w="40"/>
+              <w:right w:type="dxa" w:w="100"/>
+            </w:tcMar>
+          </w:tcPr>
+          <w:p>
+            <w:pPr>
+              <w:spacing w:before="22" w:after="22"/>
+            </w:pPr>
+            <w:r>
+              <w:rPr>
+                <w:b/>
+                <w:bCs/>
+                <w:color w:val="8186EF"/>
+                <w:sz w:val="16"/>
+                <w:szCs w:val="16"/>
+              </w:rPr>
+              <w:t xml:space="preserve">25  </w:t>
+            </w:r>
+            <w:r>
+              <w:rPr>
+                <w:sz w:val="17"/>
+                <w:szCs w:val="17"/>
+              </w:rPr>
+              <w:t xml:space="preserve">A company that needs cash before its customers pay can use its receivables in two ways. It can use them as collateral for a loan (pledging), or it can transfer them to a finance company called a factor. This is factoring. The accounting question is simple: is the transfer a sale, or is it really a loan?</w:t>
             </w:r>
           </w:p>
         </w:tc>
@@ -4762,7 +4419,7 @@
                 <w:sz w:val="17"/>
                 <w:szCs w:val="17"/>
               </w:rPr>
-              <w:t xml:space="preserve">T</w:t>
+              <w:t xml:space="preserve">B</w:t>
             </w:r>
           </w:p>
         </w:tc>
@@ -4789,14 +4446,14 @@
                 <w:sz w:val="16"/>
                 <w:szCs w:val="16"/>
               </w:rPr>
-              <w:t xml:space="preserve">19  </w:t>
-            </w:r>
-            <w:r>
-              <w:rPr>
-                <w:sz w:val="17"/>
-                <w:szCs w:val="17"/>
-              </w:rPr>
-              <w:t xml:space="preserve">C</w:t>
+              <w:t xml:space="preserve">17  </w:t>
+            </w:r>
+            <w:r>
+              <w:rPr>
+                <w:sz w:val="17"/>
+                <w:szCs w:val="17"/>
+              </w:rPr>
+              <w:t xml:space="preserve">A</w:t>
             </w:r>
           </w:p>
         </w:tc>
@@ -4813,24 +4470,14 @@
           </w:tcPr>
           <w:p>
             <w:pPr>
-              <w:spacing w:before="22" w:after="22"/>
-            </w:pPr>
-            <w:r>
-              <w:rPr>
-                <w:b/>
-                <w:bCs/>
-                <w:color w:val="8186EF"/>
-                <w:sz w:val="16"/>
-                <w:szCs w:val="16"/>
-              </w:rPr>
-              <w:t xml:space="preserve">30  </w:t>
-            </w:r>
-            <w:r>
-              <w:rPr>
-                <w:sz w:val="17"/>
-                <w:szCs w:val="17"/>
-              </w:rPr>
-              <w:t xml:space="preserve">A</w:t>
+              <w:spacing w:before="24" w:after="24"/>
+            </w:pPr>
+            <w:r>
+              <w:rPr>
+                <w:sz w:val="16"/>
+                <w:szCs w:val="16"/>
+              </w:rPr>
+              <w:t xml:space="preserve"/>
             </w:r>
           </w:p>
         </w:tc>
@@ -4865,108 +4512,6 @@
                 <w:sz w:val="17"/>
                 <w:szCs w:val="17"/>
               </w:rPr>
-              <w:t xml:space="preserve">F</w:t>
-            </w:r>
-          </w:p>
-        </w:tc>
-        <w:tc>
-          <w:tcPr>
-            <w:tcW w:type="pct" w:w="1667"/>
-            <w:tcMar>
-              <w:top w:type="dxa" w:w="40"/>
-              <w:left w:type="dxa" w:w="100"/>
-              <w:bottom w:type="dxa" w:w="40"/>
-              <w:right w:type="dxa" w:w="100"/>
-            </w:tcMar>
-          </w:tcPr>
-          <w:p>
-            <w:pPr>
-              <w:spacing w:before="22" w:after="22"/>
-            </w:pPr>
-            <w:r>
-              <w:rPr>
-                <w:b/>
-                <w:bCs/>
-                <w:color w:val="8186EF"/>
-                <w:sz w:val="16"/>
-                <w:szCs w:val="16"/>
-              </w:rPr>
-              <w:t xml:space="preserve">20  </w:t>
-            </w:r>
-            <w:r>
-              <w:rPr>
-                <w:sz w:val="17"/>
-                <w:szCs w:val="17"/>
-              </w:rPr>
-              <w:t xml:space="preserve">D</w:t>
-            </w:r>
-          </w:p>
-        </w:tc>
-        <w:tc>
-          <w:tcPr>
-            <w:tcW w:type="pct" w:w="1667"/>
-            <w:tcMar>
-              <w:top w:type="dxa" w:w="40"/>
-              <w:left w:type="dxa" w:w="100"/>
-              <w:bottom w:type="dxa" w:w="40"/>
-              <w:right w:type="dxa" w:w="100"/>
-            </w:tcMar>
-          </w:tcPr>
-          <w:p>
-            <w:pPr>
-              <w:spacing w:before="22" w:after="22"/>
-            </w:pPr>
-            <w:r>
-              <w:rPr>
-                <w:b/>
-                <w:bCs/>
-                <w:color w:val="8186EF"/>
-                <w:sz w:val="16"/>
-                <w:szCs w:val="16"/>
-              </w:rPr>
-              <w:t xml:space="preserve">31  </w:t>
-            </w:r>
-            <w:r>
-              <w:rPr>
-                <w:sz w:val="17"/>
-                <w:szCs w:val="17"/>
-              </w:rPr>
-              <w:t xml:space="preserve">Compare with the model earlier in this handout.</w:t>
-            </w:r>
-          </w:p>
-        </w:tc>
-      </w:tr>
-      <w:tr>
-        <w:tc>
-          <w:tcPr>
-            <w:tcW w:type="pct" w:w="1667"/>
-            <w:shd w:fill="FBFAF6" w:val="clear"/>
-            <w:tcMar>
-              <w:top w:type="dxa" w:w="40"/>
-              <w:left w:type="dxa" w:w="100"/>
-              <w:bottom w:type="dxa" w:w="40"/>
-              <w:right w:type="dxa" w:w="100"/>
-            </w:tcMar>
-          </w:tcPr>
-          <w:p>
-            <w:pPr>
-              <w:spacing w:before="22" w:after="22"/>
-            </w:pPr>
-            <w:r>
-              <w:rPr>
-                <w:b/>
-                <w:bCs/>
-                <w:color w:val="8186EF"/>
-                <w:sz w:val="16"/>
-                <w:szCs w:val="16"/>
-              </w:rPr>
-              <w:t xml:space="preserve">10  </w:t>
-            </w:r>
-            <w:r>
-              <w:rPr>
-                <w:sz w:val="17"/>
-                <w:szCs w:val="17"/>
-              </w:rPr>
               <w:t xml:space="preserve">T</w:t>
             </w:r>
           </w:p>
@@ -4974,27 +4519,26 @@
         <w:tc>
           <w:tcPr>
             <w:tcW w:type="pct" w:w="1667"/>
-            <w:shd w:fill="FBFAF6" w:val="clear"/>
-            <w:tcMar>
-              <w:top w:type="dxa" w:w="40"/>
-              <w:left w:type="dxa" w:w="100"/>
-              <w:bottom w:type="dxa" w:w="40"/>
-              <w:right w:type="dxa" w:w="100"/>
-            </w:tcMar>
-          </w:tcPr>
-          <w:p>
-            <w:pPr>
-              <w:spacing w:before="22" w:after="22"/>
-            </w:pPr>
-            <w:r>
-              <w:rPr>
-                <w:b/>
-                <w:bCs/>
-                <w:color w:val="8186EF"/>
-                <w:sz w:val="16"/>
-                <w:szCs w:val="16"/>
-              </w:rPr>
-              <w:t xml:space="preserve">21  </w:t>
+            <w:tcMar>
+              <w:top w:type="dxa" w:w="40"/>
+              <w:left w:type="dxa" w:w="100"/>
+              <w:bottom w:type="dxa" w:w="40"/>
+              <w:right w:type="dxa" w:w="100"/>
+            </w:tcMar>
+          </w:tcPr>
+          <w:p>
+            <w:pPr>
+              <w:spacing w:before="22" w:after="22"/>
+            </w:pPr>
+            <w:r>
+              <w:rPr>
+                <w:b/>
+                <w:bCs/>
+                <w:color w:val="8186EF"/>
+                <w:sz w:val="16"/>
+                <w:szCs w:val="16"/>
+              </w:rPr>
+              <w:t xml:space="preserve">18  </w:t>
             </w:r>
             <w:r>
               <w:rPr>
@@ -5002,108 +4546,6 @@
                 <w:szCs w:val="17"/>
               </w:rPr>
               <w:t xml:space="preserve">B</w:t>
-            </w:r>
-          </w:p>
-        </w:tc>
-        <w:tc>
-          <w:tcPr>
-            <w:tcW w:type="pct" w:w="1667"/>
-            <w:shd w:fill="FBFAF6" w:val="clear"/>
-            <w:tcMar>
-              <w:top w:type="dxa" w:w="40"/>
-              <w:left w:type="dxa" w:w="100"/>
-              <w:bottom w:type="dxa" w:w="40"/>
-              <w:right w:type="dxa" w:w="100"/>
-            </w:tcMar>
-          </w:tcPr>
-          <w:p>
-            <w:pPr>
-              <w:spacing w:before="22" w:after="22"/>
-            </w:pPr>
-            <w:r>
-              <w:rPr>
-                <w:b/>
-                <w:bCs/>
-                <w:color w:val="8186EF"/>
-                <w:sz w:val="16"/>
-                <w:szCs w:val="16"/>
-              </w:rPr>
-              <w:t xml:space="preserve">32  </w:t>
-            </w:r>
-            <w:r>
-              <w:rPr>
-                <w:sz w:val="17"/>
-                <w:szCs w:val="17"/>
-              </w:rPr>
-              <w:t xml:space="preserve">A company that needs cash before its customers pay can use its receivables in two ways. It can use them as collateral for a loan (pledging), or it can transfer them to a finance company called a factor. This is factoring. The accounting question is simple: is the transfer a sale, or is it really a loan?</w:t>
-            </w:r>
-          </w:p>
-        </w:tc>
-      </w:tr>
-      <w:tr>
-        <w:tc>
-          <w:tcPr>
-            <w:tcW w:type="pct" w:w="1667"/>
-            <w:tcMar>
-              <w:top w:type="dxa" w:w="40"/>
-              <w:left w:type="dxa" w:w="100"/>
-              <w:bottom w:type="dxa" w:w="40"/>
-              <w:right w:type="dxa" w:w="100"/>
-            </w:tcMar>
-          </w:tcPr>
-          <w:p>
-            <w:pPr>
-              <w:spacing w:before="22" w:after="22"/>
-            </w:pPr>
-            <w:r>
-              <w:rPr>
-                <w:b/>
-                <w:bCs/>
-                <w:color w:val="8186EF"/>
-                <w:sz w:val="16"/>
-                <w:szCs w:val="16"/>
-              </w:rPr>
-              <w:t xml:space="preserve">11  </w:t>
-            </w:r>
-            <w:r>
-              <w:rPr>
-                <w:sz w:val="17"/>
-                <w:szCs w:val="17"/>
-              </w:rPr>
-              <w:t xml:space="preserve">T</w:t>
-            </w:r>
-          </w:p>
-        </w:tc>
-        <w:tc>
-          <w:tcPr>
-            <w:tcW w:type="pct" w:w="1667"/>
-            <w:tcMar>
-              <w:top w:type="dxa" w:w="40"/>
-              <w:left w:type="dxa" w:w="100"/>
-              <w:bottom w:type="dxa" w:w="40"/>
-              <w:right w:type="dxa" w:w="100"/>
-            </w:tcMar>
-          </w:tcPr>
-          <w:p>
-            <w:pPr>
-              <w:spacing w:before="22" w:after="22"/>
-            </w:pPr>
-            <w:r>
-              <w:rPr>
-                <w:b/>
-                <w:bCs/>
-                <w:color w:val="8186EF"/>
-                <w:sz w:val="16"/>
-                <w:szCs w:val="16"/>
-              </w:rPr>
-              <w:t xml:space="preserve">22  </w:t>
-            </w:r>
-            <w:r>
-              <w:rPr>
-                <w:sz w:val="17"/>
-                <w:szCs w:val="17"/>
-              </w:rPr>
-              <w:t xml:space="preserve">T</w:t>
             </w:r>
           </w:p>
         </w:tc>
@@ -5168,6 +4610,98 @@
           <w:sz w:val="16"/>
           <w:szCs w:val="16"/>
         </w:rPr>
+        <w:t xml:space="preserve">The book writes: “Second, the factor can pledge or exchange the receivables. Third, the seller does not keep effective control, for example through an agreement to buy the receivables back before they mature. If any condition fails, the transfer is a secured borrowing.”</w:t>
+      </w:r>
+    </w:p>
+    <w:p>
+      <w:pPr>
+        <w:spacing w:after="18"/>
+        <w:ind w:left="300" w:hanging="300"/>
+      </w:pPr>
+      <w:r>
+        <w:rPr>
+          <w:b/>
+          <w:bCs/>
+          <w:color w:val="8186EF"/>
+          <w:sz w:val="16"/>
+          <w:szCs w:val="16"/>
+        </w:rPr>
+        <w:t xml:space="preserve">2  </w:t>
+      </w:r>
+      <w:r>
+        <w:rPr>
+          <w:sz w:val="16"/>
+          <w:szCs w:val="16"/>
+        </w:rPr>
+        <w:t xml:space="preserve">The book writes: “The receivables stay on the balance sheet, marked as pledged. Loss on a sale = carrying amount − (cash + due from factor − recourse liability). Effects of one transfer as a sale without recourse, a sale with recourse, or a secured borrowing.”</w:t>
+      </w:r>
+    </w:p>
+    <w:p>
+      <w:pPr>
+        <w:spacing w:after="18"/>
+        <w:ind w:left="300" w:hanging="300"/>
+      </w:pPr>
+      <w:r>
+        <w:rPr>
+          <w:b/>
+          <w:bCs/>
+          <w:color w:val="8186EF"/>
+          <w:sz w:val="16"/>
+          <w:szCs w:val="16"/>
+        </w:rPr>
+        <w:t xml:space="preserve">3  </w:t>
+      </w:r>
+      <w:r>
+        <w:rPr>
+          <w:sz w:val="16"/>
+          <w:szCs w:val="16"/>
+        </w:rPr>
+        <w:t xml:space="preserve">The book writes: “Factoring with substantial recourse usually keeps most of the risk with the seller, so under IFRS it often fails derecognition and is treated as borrowing. Do not assume that every transfer with recourse is a borrowing. The holdback is an asset (due from factor), not part of the loss.”</w:t>
+      </w:r>
+    </w:p>
+    <w:p>
+      <w:pPr>
+        <w:spacing w:after="18"/>
+        <w:ind w:left="300" w:hanging="300"/>
+      </w:pPr>
+      <w:r>
+        <w:rPr>
+          <w:b/>
+          <w:bCs/>
+          <w:color w:val="8186EF"/>
+          <w:sz w:val="16"/>
+          <w:szCs w:val="16"/>
+        </w:rPr>
+        <w:t xml:space="preserve">4  </w:t>
+      </w:r>
+      <w:r>
+        <w:rPr>
+          <w:sz w:val="16"/>
+          <w:szCs w:val="16"/>
+        </w:rPr>
+        <w:t xml:space="preserve">The book pairs Aging with “Current: 250,000 at an expected loss rate of 2%”.</w:t>
+      </w:r>
+    </w:p>
+    <w:p>
+      <w:pPr>
+        <w:spacing w:after="18"/>
+        <w:ind w:left="300" w:hanging="300"/>
+      </w:pPr>
+      <w:r>
+        <w:rPr>
+          <w:b/>
+          <w:bCs/>
+          <w:color w:val="8186EF"/>
+          <w:sz w:val="16"/>
+          <w:szCs w:val="16"/>
+        </w:rPr>
+        <w:t xml:space="preserve">5  </w:t>
+      </w:r>
+      <w:r>
+        <w:rPr>
+          <w:sz w:val="16"/>
+          <w:szCs w:val="16"/>
+        </w:rPr>
         <w:t xml:space="preserve">The book’s own table pairs Aging with “Current: 250,000 at an expected loss rate of 2%”.</w:t>
       </w:r>
     </w:p>
@@ -5184,7 +4718,7 @@
           <w:sz w:val="16"/>
           <w:szCs w:val="16"/>
         </w:rPr>
-        <w:t xml:space="preserve">2  </w:t>
+        <w:t xml:space="preserve">6  </w:t>
       </w:r>
       <w:r>
         <w:rPr>
@@ -5207,7 +4741,7 @@
           <w:sz w:val="16"/>
           <w:szCs w:val="16"/>
         </w:rPr>
-        <w:t xml:space="preserve">3  </w:t>
+        <w:t xml:space="preserve">7  </w:t>
       </w:r>
       <w:r>
         <w:rPr>
@@ -5230,7 +4764,7 @@
           <w:sz w:val="16"/>
           <w:szCs w:val="16"/>
         </w:rPr>
-        <w:t xml:space="preserve">4  </w:t>
+        <w:t xml:space="preserve">8  </w:t>
       </w:r>
       <w:r>
         <w:rPr>
@@ -5253,76 +4787,7 @@
           <w:sz w:val="16"/>
           <w:szCs w:val="16"/>
         </w:rPr>
-        <w:t xml:space="preserve">5  </w:t>
-      </w:r>
-      <w:r>
-        <w:rPr>
-          <w:sz w:val="16"/>
-          <w:szCs w:val="16"/>
-        </w:rPr>
-        <w:t xml:space="preserve">The book’s own table pairs Transfer T3 with “Receivables transferred to a bank, but Orontes must repurchase them before they mature.”.</w:t>
-      </w:r>
-    </w:p>
-    <w:p>
-      <w:pPr>
-        <w:spacing w:after="18"/>
-        <w:ind w:left="300" w:hanging="300"/>
-      </w:pPr>
-      <w:r>
-        <w:rPr>
-          <w:b/>
-          <w:bCs/>
-          <w:color w:val="8186EF"/>
-          <w:sz w:val="16"/>
-          <w:szCs w:val="16"/>
-        </w:rPr>
-        <w:t xml:space="preserve">6  </w:t>
-      </w:r>
-      <w:r>
-        <w:rPr>
-          <w:sz w:val="16"/>
-          <w:szCs w:val="16"/>
-        </w:rPr>
-        <w:t xml:space="preserve">The book’s own table pairs Transfer T4 with “Receivables pledged as collateral for a bank loan; Orontes still collects them.”.</w:t>
-      </w:r>
-    </w:p>
-    <w:p>
-      <w:pPr>
-        <w:spacing w:after="18"/>
-        <w:ind w:left="300" w:hanging="300"/>
-      </w:pPr>
-      <w:r>
-        <w:rPr>
-          <w:b/>
-          <w:bCs/>
-          <w:color w:val="8186EF"/>
-          <w:sz w:val="16"/>
-          <w:szCs w:val="16"/>
-        </w:rPr>
-        <w:t xml:space="preserve">7  </w:t>
-      </w:r>
-      <w:r>
-        <w:rPr>
-          <w:sz w:val="16"/>
-          <w:szCs w:val="16"/>
-        </w:rPr>
-        <w:t xml:space="preserve">The book’s own table pairs Transfer T2 details with “Carrying amount 200,000; factor's fee 2%; holdback 4%; fair value of the recourse obligation 3,000.”.</w:t>
-      </w:r>
-    </w:p>
-    <w:p>
-      <w:pPr>
-        <w:spacing w:after="18"/>
-        <w:ind w:left="300" w:hanging="300"/>
-      </w:pPr>
-      <w:r>
-        <w:rPr>
-          <w:b/>
-          <w:bCs/>
-          <w:color w:val="8186EF"/>
-          <w:sz w:val="16"/>
-          <w:szCs w:val="16"/>
-        </w:rPr>
-        <w:t xml:space="preserve">8  </w:t>
+        <w:t xml:space="preserve">9  </w:t>
       </w:r>
       <w:r>
         <w:rPr>
@@ -5345,29 +4810,6 @@
           <w:sz w:val="16"/>
           <w:szCs w:val="16"/>
         </w:rPr>
-        <w:t xml:space="preserve">9  </w:t>
-      </w:r>
-      <w:r>
-        <w:rPr>
-          <w:sz w:val="16"/>
-          <w:szCs w:val="16"/>
-        </w:rPr>
-        <w:t xml:space="preserve">The book pairs Aging with “1–60 days past due: 90,000 at an expected loss rate of 10%”, not with “Receivables transferred to a bank, but Orontes must repurchase them before they mature.”.</w:t>
-      </w:r>
-    </w:p>
-    <w:p>
-      <w:pPr>
-        <w:spacing w:after="18"/>
-        <w:ind w:left="300" w:hanging="300"/>
-      </w:pPr>
-      <w:r>
-        <w:rPr>
-          <w:b/>
-          <w:bCs/>
-          <w:color w:val="8186EF"/>
-          <w:sz w:val="16"/>
-          <w:szCs w:val="16"/>
-        </w:rPr>
         <w:t xml:space="preserve">10  </w:t>
       </w:r>
       <w:r>
@@ -5375,7 +4817,7 @@
           <w:sz w:val="16"/>
           <w:szCs w:val="16"/>
         </w:rPr>
-        <w:t xml:space="preserve">The book pairs Aging with “Over 60 days past due: 40,000 at an expected loss rate of 40%”.</w:t>
+        <w:t xml:space="preserve">The book pairs Aging with “1–60 days past due: 90,000 at an expected loss rate of 10%”, not with “Beginning balance 18,000 (credit). Write-offs during 2025: 24,000. Recoveries: 1,000.”.</w:t>
       </w:r>
     </w:p>
     <w:p>
@@ -5398,7 +4840,7 @@
           <w:sz w:val="16"/>
           <w:szCs w:val="16"/>
         </w:rPr>
-        <w:t xml:space="preserve">The book pairs Aging with “Current: 250,000 at an expected loss rate of 2%”.</w:t>
+        <w:t xml:space="preserve">IFRS 9 focuses on risks and rewards; substantial recourse often keeps the risk with the seller. A is wrong: Under U.S. GAAP the ASC 860 conditions decide, and they are met. C is wrong: A U.S. GAAP sale with recourse records a recourse liability.</w:t>
       </w:r>
     </w:p>
     <w:p>
@@ -5421,7 +4863,7 @@
           <w:sz w:val="16"/>
           <w:szCs w:val="16"/>
         </w:rPr>
-        <w:t xml:space="preserve">The book’s own table pairs Aging with “Current: 250,000 at an expected loss rate of 2%”.</w:t>
+        <w:t xml:space="preserve">It reduces receivables to the amount expected to be collected. A is wrong: It is a contra-asset, not a liability. B is wrong: The expense is a separate account; the allowance is the balance sheet total.</w:t>
       </w:r>
     </w:p>
     <w:p>
@@ -5444,7 +4886,7 @@
           <w:sz w:val="16"/>
           <w:szCs w:val="16"/>
         </w:rPr>
-        <w:t xml:space="preserve">The book’s own table pairs Aging with “1–60 days past due: 90,000 at an expected loss rate of 10%”.</w:t>
+        <w:t xml:space="preserve">The expected loss is matched with the revenue of the same period. A is wrong: No cash moves when the expense is recorded. B is wrong: The direct method waits until a balance is written off.</w:t>
       </w:r>
     </w:p>
     <w:p>
@@ -5467,7 +4909,7 @@
           <w:sz w:val="16"/>
           <w:szCs w:val="16"/>
         </w:rPr>
-        <w:t xml:space="preserve">The book’s own table pairs Aging with “Over 60 days past due: 40,000 at an expected loss rate of 40%”.</w:t>
+        <w:t xml:space="preserve">IFRS 9 focuses on risks and rewards; substantial recourse often keeps the risk with the seller. A is wrong: Under U.S. GAAP the ASC 860 conditions decide, and they are met. C is wrong: A U.S. GAAP sale with recourse records a recourse liability.</w:t>
       </w:r>
     </w:p>
     <w:p>
@@ -5490,122 +4932,53 @@
           <w:sz w:val="16"/>
           <w:szCs w:val="16"/>
         </w:rPr>
-        <w:t xml:space="preserve">The book’s own table pairs Allowance account with “Beginning balance 18,000 (credit). Write-offs during 2025: 24,000. Recoveries: 1,000.”.</w:t>
-      </w:r>
-    </w:p>
-    <w:p>
-      <w:pPr>
-        <w:spacing w:after="18"/>
-        <w:ind w:left="300" w:hanging="300"/>
-      </w:pPr>
-      <w:r>
-        <w:rPr>
-          <w:b/>
-          <w:bCs/>
-          <w:color w:val="8186EF"/>
-          <w:sz w:val="16"/>
-          <w:szCs w:val="16"/>
-        </w:rPr>
-        <w:t xml:space="preserve">16  </w:t>
-      </w:r>
-      <w:r>
-        <w:rPr>
-          <w:sz w:val="16"/>
-          <w:szCs w:val="16"/>
-        </w:rPr>
-        <w:t xml:space="preserve">The book pairs Aging with “Current: 250,000 at an expected loss rate of 2%”.</w:t>
-      </w:r>
-    </w:p>
-    <w:p>
-      <w:pPr>
-        <w:spacing w:after="18"/>
-        <w:ind w:left="300" w:hanging="300"/>
-      </w:pPr>
-      <w:r>
-        <w:rPr>
-          <w:b/>
-          <w:bCs/>
-          <w:color w:val="8186EF"/>
-          <w:sz w:val="16"/>
-          <w:szCs w:val="16"/>
-        </w:rPr>
-        <w:t xml:space="preserve">17  </w:t>
-      </w:r>
-      <w:r>
-        <w:rPr>
-          <w:sz w:val="16"/>
-          <w:szCs w:val="16"/>
-        </w:rPr>
-        <w:t xml:space="preserve">The book pairs Aging with “1–60 days past due: 90,000 at an expected loss rate of 10%”, not with “Beginning balance 18,000 (credit). Write-offs during 2025: 24,000. Recoveries: 1,000.”.</w:t>
-      </w:r>
-    </w:p>
-    <w:p>
-      <w:pPr>
-        <w:spacing w:after="18"/>
-        <w:ind w:left="300" w:hanging="300"/>
-      </w:pPr>
-      <w:r>
-        <w:rPr>
-          <w:b/>
-          <w:bCs/>
-          <w:color w:val="8186EF"/>
-          <w:sz w:val="16"/>
-          <w:szCs w:val="16"/>
-        </w:rPr>
-        <w:t xml:space="preserve">18  </w:t>
-      </w:r>
-      <w:r>
-        <w:rPr>
-          <w:sz w:val="16"/>
-          <w:szCs w:val="16"/>
-        </w:rPr>
-        <w:t xml:space="preserve">IFRS 9 focuses on risks and rewards; substantial recourse often keeps the risk with the seller. A is wrong: Under U.S. GAAP the ASC 860 conditions decide, and they are met. C is wrong: A U.S. GAAP sale with recourse records a recourse liability.</w:t>
-      </w:r>
-    </w:p>
-    <w:p>
-      <w:pPr>
-        <w:spacing w:after="18"/>
-        <w:ind w:left="300" w:hanging="300"/>
-      </w:pPr>
-      <w:r>
-        <w:rPr>
-          <w:b/>
-          <w:bCs/>
-          <w:color w:val="8186EF"/>
-          <w:sz w:val="16"/>
-          <w:szCs w:val="16"/>
-        </w:rPr>
-        <w:t xml:space="preserve">19  </w:t>
-      </w:r>
-      <w:r>
-        <w:rPr>
-          <w:sz w:val="16"/>
-          <w:szCs w:val="16"/>
-        </w:rPr>
-        <w:t xml:space="preserve">It reduces receivables to the amount expected to be collected. A is wrong: It is a contra-asset, not a liability. B is wrong: The expense is a separate account; the allowance is the balance sheet total.</w:t>
-      </w:r>
-    </w:p>
-    <w:p>
-      <w:pPr>
-        <w:spacing w:after="18"/>
-        <w:ind w:left="300" w:hanging="300"/>
-      </w:pPr>
-      <w:r>
-        <w:rPr>
-          <w:b/>
-          <w:bCs/>
-          <w:color w:val="8186EF"/>
-          <w:sz w:val="16"/>
-          <w:szCs w:val="16"/>
-        </w:rPr>
-        <w:t xml:space="preserve">20  </w:t>
-      </w:r>
-      <w:r>
-        <w:rPr>
-          <w:sz w:val="16"/>
-          <w:szCs w:val="16"/>
-        </w:rPr>
-        <w:t xml:space="preserve">The expected loss is matched with the revenue of the same period. A is wrong: No cash moves when the expense is recorded. B is wrong: The direct method waits until a balance is written off.</w:t>
+        <w:t xml:space="preserve">CMA questions use exact terms, and one word can change the answer.</w:t>
+      </w:r>
+    </w:p>
+    <w:p>
+      <w:pPr>
+        <w:spacing w:after="18"/>
+        <w:ind w:left="300" w:hanging="300"/>
+      </w:pPr>
+      <w:r>
+        <w:rPr>
+          <w:b/>
+          <w:bCs/>
+          <w:color w:val="8186EF"/>
+          <w:sz w:val="16"/>
+          <w:szCs w:val="16"/>
+        </w:rPr>
+        <w:t xml:space="preserve">22  </w:t>
+      </w:r>
+      <w:r>
+        <w:rPr>
+          <w:sz w:val="16"/>
+          <w:szCs w:val="16"/>
+        </w:rPr>
+        <w:t xml:space="preserve">The exam marks the term, so the English word is the answer.</w:t>
+      </w:r>
+    </w:p>
+    <w:p>
+      <w:pPr>
+        <w:spacing w:after="18"/>
+        <w:ind w:left="300" w:hanging="300"/>
+      </w:pPr>
+      <w:r>
+        <w:rPr>
+          <w:b/>
+          <w:bCs/>
+          <w:color w:val="8186EF"/>
+          <w:sz w:val="16"/>
+          <w:szCs w:val="16"/>
+        </w:rPr>
+        <w:t xml:space="preserve">23  </w:t>
+      </w:r>
+      <w:r>
+        <w:rPr>
+          <w:sz w:val="16"/>
+          <w:szCs w:val="16"/>
+        </w:rPr>
+        <w:t xml:space="preserve">Every item on a Workshop sheet is settled by something printed on the same sheet.</w:t>
       </w:r>
     </w:p>
     <w:p/>
@@ -5715,33 +5088,33 @@
                 <w:sz w:val="17"/>
                 <w:szCs w:val="17"/>
               </w:rPr>
-              <w:t xml:space="preserve">A</w:t>
-            </w:r>
-          </w:p>
-        </w:tc>
-        <w:tc>
-          <w:tcPr>
-            <w:tcW w:type="pct" w:w="1667"/>
-            <w:tcMar>
-              <w:top w:type="dxa" w:w="40"/>
-              <w:left w:type="dxa" w:w="100"/>
-              <w:bottom w:type="dxa" w:w="40"/>
-              <w:right w:type="dxa" w:w="100"/>
-            </w:tcMar>
-          </w:tcPr>
-          <w:p>
-            <w:pPr>
-              <w:spacing w:before="22" w:after="22"/>
-            </w:pPr>
-            <w:r>
-              <w:rPr>
-                <w:b/>
-                <w:bCs/>
-                <w:color w:val="8186EF"/>
-                <w:sz w:val="16"/>
-                <w:szCs w:val="16"/>
-              </w:rPr>
-              <w:t xml:space="preserve">11  </w:t>
+              <w:t xml:space="preserve">factor · recourse liability · secured borrowing</w:t>
+            </w:r>
+          </w:p>
+        </w:tc>
+        <w:tc>
+          <w:tcPr>
+            <w:tcW w:type="pct" w:w="1667"/>
+            <w:tcMar>
+              <w:top w:type="dxa" w:w="40"/>
+              <w:left w:type="dxa" w:w="100"/>
+              <w:bottom w:type="dxa" w:w="40"/>
+              <w:right w:type="dxa" w:w="100"/>
+            </w:tcMar>
+          </w:tcPr>
+          <w:p>
+            <w:pPr>
+              <w:spacing w:before="22" w:after="22"/>
+            </w:pPr>
+            <w:r>
+              <w:rPr>
+                <w:b/>
+                <w:bCs/>
+                <w:color w:val="8186EF"/>
+                <w:sz w:val="16"/>
+                <w:szCs w:val="16"/>
+              </w:rPr>
+              <w:t xml:space="preserve">9  </w:t>
             </w:r>
             <w:r>
               <w:rPr>
@@ -5774,14 +5147,14 @@
                 <w:sz w:val="16"/>
                 <w:szCs w:val="16"/>
               </w:rPr>
-              <w:t xml:space="preserve">21  </w:t>
-            </w:r>
-            <w:r>
-              <w:rPr>
-                <w:sz w:val="17"/>
-                <w:szCs w:val="17"/>
-              </w:rPr>
-              <w:t xml:space="preserve">C</w:t>
+              <w:t xml:space="preserve">17  </w:t>
+            </w:r>
+            <w:r>
+              <w:rPr>
+                <w:sz w:val="17"/>
+                <w:szCs w:val="17"/>
+              </w:rPr>
+              <w:t xml:space="preserve">D</w:t>
             </w:r>
           </w:p>
         </w:tc>
@@ -5817,6 +5190,40 @@
                 <w:sz w:val="17"/>
                 <w:szCs w:val="17"/>
               </w:rPr>
+              <w:t xml:space="preserve">Allowance for credit losses · write-off · accounts receivable</w:t>
+            </w:r>
+          </w:p>
+        </w:tc>
+        <w:tc>
+          <w:tcPr>
+            <w:tcW w:type="pct" w:w="1667"/>
+            <w:shd w:fill="FBFAF6" w:val="clear"/>
+            <w:tcMar>
+              <w:top w:type="dxa" w:w="40"/>
+              <w:left w:type="dxa" w:w="100"/>
+              <w:bottom w:type="dxa" w:w="40"/>
+              <w:right w:type="dxa" w:w="100"/>
+            </w:tcMar>
+          </w:tcPr>
+          <w:p>
+            <w:pPr>
+              <w:spacing w:before="22" w:after="22"/>
+            </w:pPr>
+            <w:r>
+              <w:rPr>
+                <w:b/>
+                <w:bCs/>
+                <w:color w:val="8186EF"/>
+                <w:sz w:val="16"/>
+                <w:szCs w:val="16"/>
+              </w:rPr>
+              <w:t xml:space="preserve">10  </w:t>
+            </w:r>
+            <w:r>
+              <w:rPr>
+                <w:sz w:val="17"/>
+                <w:szCs w:val="17"/>
+              </w:rPr>
               <w:t xml:space="preserve">C</w:t>
             </w:r>
           </w:p>
@@ -5844,48 +5251,14 @@
                 <w:sz w:val="16"/>
                 <w:szCs w:val="16"/>
               </w:rPr>
-              <w:t xml:space="preserve">12  </w:t>
-            </w:r>
-            <w:r>
-              <w:rPr>
-                <w:sz w:val="17"/>
-                <w:szCs w:val="17"/>
-              </w:rPr>
-              <w:t xml:space="preserve">B</w:t>
-            </w:r>
-          </w:p>
-        </w:tc>
-        <w:tc>
-          <w:tcPr>
-            <w:tcW w:type="pct" w:w="1667"/>
-            <w:shd w:fill="FBFAF6" w:val="clear"/>
-            <w:tcMar>
-              <w:top w:type="dxa" w:w="40"/>
-              <w:left w:type="dxa" w:w="100"/>
-              <w:bottom w:type="dxa" w:w="40"/>
-              <w:right w:type="dxa" w:w="100"/>
-            </w:tcMar>
-          </w:tcPr>
-          <w:p>
-            <w:pPr>
-              <w:spacing w:before="22" w:after="22"/>
-            </w:pPr>
-            <w:r>
-              <w:rPr>
-                <w:b/>
-                <w:bCs/>
-                <w:color w:val="8186EF"/>
-                <w:sz w:val="16"/>
-                <w:szCs w:val="16"/>
-              </w:rPr>
-              <w:t xml:space="preserve">22  </w:t>
-            </w:r>
-            <w:r>
-              <w:rPr>
-                <w:sz w:val="17"/>
-                <w:szCs w:val="17"/>
-              </w:rPr>
-              <w:t xml:space="preserve">D</w:t>
+              <w:t xml:space="preserve">18  </w:t>
+            </w:r>
+            <w:r>
+              <w:rPr>
+                <w:sz w:val="17"/>
+                <w:szCs w:val="17"/>
+              </w:rPr>
+              <w:t xml:space="preserve">C</w:t>
             </w:r>
           </w:p>
         </w:tc>
@@ -5920,6 +5293,39 @@
                 <w:sz w:val="17"/>
                 <w:szCs w:val="17"/>
               </w:rPr>
+              <w:t xml:space="preserve">factor · recourse liability · secured borrowing</w:t>
+            </w:r>
+          </w:p>
+        </w:tc>
+        <w:tc>
+          <w:tcPr>
+            <w:tcW w:type="pct" w:w="1667"/>
+            <w:tcMar>
+              <w:top w:type="dxa" w:w="40"/>
+              <w:left w:type="dxa" w:w="100"/>
+              <w:bottom w:type="dxa" w:w="40"/>
+              <w:right w:type="dxa" w:w="100"/>
+            </w:tcMar>
+          </w:tcPr>
+          <w:p>
+            <w:pPr>
+              <w:spacing w:before="22" w:after="22"/>
+            </w:pPr>
+            <w:r>
+              <w:rPr>
+                <w:b/>
+                <w:bCs/>
+                <w:color w:val="8186EF"/>
+                <w:sz w:val="16"/>
+                <w:szCs w:val="16"/>
+              </w:rPr>
+              <w:t xml:space="preserve">11  </w:t>
+            </w:r>
+            <w:r>
+              <w:rPr>
+                <w:sz w:val="17"/>
+                <w:szCs w:val="17"/>
+              </w:rPr>
               <w:t xml:space="preserve">D</w:t>
             </w:r>
           </w:p>
@@ -5946,7 +5352,7 @@
                 <w:sz w:val="16"/>
                 <w:szCs w:val="16"/>
               </w:rPr>
-              <w:t xml:space="preserve">13  </w:t>
+              <w:t xml:space="preserve">19  </w:t>
             </w:r>
             <w:r>
               <w:rPr>
@@ -5954,39 +5360,6 @@
                 <w:szCs w:val="17"/>
               </w:rPr>
               <w:t xml:space="preserve">A</w:t>
-            </w:r>
-          </w:p>
-        </w:tc>
-        <w:tc>
-          <w:tcPr>
-            <w:tcW w:type="pct" w:w="1667"/>
-            <w:tcMar>
-              <w:top w:type="dxa" w:w="40"/>
-              <w:left w:type="dxa" w:w="100"/>
-              <w:bottom w:type="dxa" w:w="40"/>
-              <w:right w:type="dxa" w:w="100"/>
-            </w:tcMar>
-          </w:tcPr>
-          <w:p>
-            <w:pPr>
-              <w:spacing w:before="22" w:after="22"/>
-            </w:pPr>
-            <w:r>
-              <w:rPr>
-                <w:b/>
-                <w:bCs/>
-                <w:color w:val="8186EF"/>
-                <w:sz w:val="16"/>
-                <w:szCs w:val="16"/>
-              </w:rPr>
-              <w:t xml:space="preserve">23  </w:t>
-            </w:r>
-            <w:r>
-              <w:rPr>
-                <w:sz w:val="17"/>
-                <w:szCs w:val="17"/>
-              </w:rPr>
-              <w:t xml:space="preserve">C</w:t>
             </w:r>
           </w:p>
         </w:tc>
@@ -6022,7 +5395,7 @@
                 <w:sz w:val="17"/>
                 <w:szCs w:val="17"/>
               </w:rPr>
-              <w:t xml:space="preserve">B</w:t>
+              <w:t xml:space="preserve">T</w:t>
             </w:r>
           </w:p>
         </w:tc>
@@ -6049,14 +5422,14 @@
                 <w:sz w:val="16"/>
                 <w:szCs w:val="16"/>
               </w:rPr>
-              <w:t xml:space="preserve">14  </w:t>
-            </w:r>
-            <w:r>
-              <w:rPr>
-                <w:sz w:val="17"/>
-                <w:szCs w:val="17"/>
-              </w:rPr>
-              <w:t xml:space="preserve">B</w:t>
+              <w:t xml:space="preserve">12  </w:t>
+            </w:r>
+            <w:r>
+              <w:rPr>
+                <w:sz w:val="17"/>
+                <w:szCs w:val="17"/>
+              </w:rPr>
+              <w:t xml:space="preserve">A</w:t>
             </w:r>
           </w:p>
         </w:tc>
@@ -6083,7 +5456,7 @@
                 <w:sz w:val="16"/>
                 <w:szCs w:val="16"/>
               </w:rPr>
-              <w:t xml:space="preserve">24  </w:t>
+              <w:t xml:space="preserve">20  </w:t>
             </w:r>
             <w:r>
               <w:rPr>
@@ -6125,39 +5498,6 @@
                 <w:sz w:val="17"/>
                 <w:szCs w:val="17"/>
               </w:rPr>
-              <w:t xml:space="preserve">D</w:t>
-            </w:r>
-          </w:p>
-        </w:tc>
-        <w:tc>
-          <w:tcPr>
-            <w:tcW w:type="pct" w:w="1667"/>
-            <w:tcMar>
-              <w:top w:type="dxa" w:w="40"/>
-              <w:left w:type="dxa" w:w="100"/>
-              <w:bottom w:type="dxa" w:w="40"/>
-              <w:right w:type="dxa" w:w="100"/>
-            </w:tcMar>
-          </w:tcPr>
-          <w:p>
-            <w:pPr>
-              <w:spacing w:before="22" w:after="22"/>
-            </w:pPr>
-            <w:r>
-              <w:rPr>
-                <w:b/>
-                <w:bCs/>
-                <w:color w:val="8186EF"/>
-                <w:sz w:val="16"/>
-                <w:szCs w:val="16"/>
-              </w:rPr>
-              <w:t xml:space="preserve">15  </w:t>
-            </w:r>
-            <w:r>
-              <w:rPr>
-                <w:sz w:val="17"/>
-                <w:szCs w:val="17"/>
-              </w:rPr>
               <w:t xml:space="preserve">C</w:t>
             </w:r>
           </w:p>
@@ -6184,14 +5524,47 @@
                 <w:sz w:val="16"/>
                 <w:szCs w:val="16"/>
               </w:rPr>
-              <w:t xml:space="preserve">25  </w:t>
-            </w:r>
-            <w:r>
-              <w:rPr>
-                <w:sz w:val="17"/>
-                <w:szCs w:val="17"/>
-              </w:rPr>
-              <w:t xml:space="preserve">A</w:t>
+              <w:t xml:space="preserve">13  </w:t>
+            </w:r>
+            <w:r>
+              <w:rPr>
+                <w:sz w:val="17"/>
+                <w:szCs w:val="17"/>
+              </w:rPr>
+              <w:t xml:space="preserve">T</w:t>
+            </w:r>
+          </w:p>
+        </w:tc>
+        <w:tc>
+          <w:tcPr>
+            <w:tcW w:type="pct" w:w="1667"/>
+            <w:tcMar>
+              <w:top w:type="dxa" w:w="40"/>
+              <w:left w:type="dxa" w:w="100"/>
+              <w:bottom w:type="dxa" w:w="40"/>
+              <w:right w:type="dxa" w:w="100"/>
+            </w:tcMar>
+          </w:tcPr>
+          <w:p>
+            <w:pPr>
+              <w:spacing w:before="22" w:after="22"/>
+            </w:pPr>
+            <w:r>
+              <w:rPr>
+                <w:b/>
+                <w:bCs/>
+                <w:color w:val="8186EF"/>
+                <w:sz w:val="16"/>
+                <w:szCs w:val="16"/>
+              </w:rPr>
+              <w:t xml:space="preserve">21  </w:t>
+            </w:r>
+            <w:r>
+              <w:rPr>
+                <w:sz w:val="17"/>
+                <w:szCs w:val="17"/>
+              </w:rPr>
+              <w:t xml:space="preserve">C</w:t>
             </w:r>
           </w:p>
         </w:tc>
@@ -6254,7 +5627,7 @@
                 <w:sz w:val="16"/>
                 <w:szCs w:val="16"/>
               </w:rPr>
-              <w:t xml:space="preserve">16  </w:t>
+              <w:t xml:space="preserve">14  </w:t>
             </w:r>
             <w:r>
               <w:rPr>
@@ -6288,14 +5661,14 @@
                 <w:sz w:val="16"/>
                 <w:szCs w:val="16"/>
               </w:rPr>
-              <w:t xml:space="preserve">26  </w:t>
-            </w:r>
-            <w:r>
-              <w:rPr>
-                <w:sz w:val="17"/>
-                <w:szCs w:val="17"/>
-              </w:rPr>
-              <w:t xml:space="preserve">C</w:t>
+              <w:t xml:space="preserve">22  </w:t>
+            </w:r>
+            <w:r>
+              <w:rPr>
+                <w:sz w:val="17"/>
+                <w:szCs w:val="17"/>
+              </w:rPr>
+              <w:t xml:space="preserve">A</w:t>
             </w:r>
           </w:p>
         </w:tc>
@@ -6330,73 +5703,73 @@
                 <w:sz w:val="17"/>
                 <w:szCs w:val="17"/>
               </w:rPr>
-              <w:t xml:space="preserve">C</w:t>
-            </w:r>
-          </w:p>
-        </w:tc>
-        <w:tc>
-          <w:tcPr>
-            <w:tcW w:type="pct" w:w="1667"/>
-            <w:tcMar>
-              <w:top w:type="dxa" w:w="40"/>
-              <w:left w:type="dxa" w:w="100"/>
-              <w:bottom w:type="dxa" w:w="40"/>
-              <w:right w:type="dxa" w:w="100"/>
-            </w:tcMar>
-          </w:tcPr>
-          <w:p>
-            <w:pPr>
-              <w:spacing w:before="22" w:after="22"/>
-            </w:pPr>
-            <w:r>
-              <w:rPr>
-                <w:b/>
-                <w:bCs/>
-                <w:color w:val="8186EF"/>
-                <w:sz w:val="16"/>
-                <w:szCs w:val="16"/>
-              </w:rPr>
-              <w:t xml:space="preserve">17  </w:t>
-            </w:r>
-            <w:r>
-              <w:rPr>
-                <w:sz w:val="17"/>
-                <w:szCs w:val="17"/>
-              </w:rPr>
-              <w:t xml:space="preserve">A</w:t>
-            </w:r>
-          </w:p>
-        </w:tc>
-        <w:tc>
-          <w:tcPr>
-            <w:tcW w:type="pct" w:w="1667"/>
-            <w:tcMar>
-              <w:top w:type="dxa" w:w="40"/>
-              <w:left w:type="dxa" w:w="100"/>
-              <w:bottom w:type="dxa" w:w="40"/>
-              <w:right w:type="dxa" w:w="100"/>
-            </w:tcMar>
-          </w:tcPr>
-          <w:p>
-            <w:pPr>
-              <w:spacing w:before="22" w:after="22"/>
-            </w:pPr>
-            <w:r>
-              <w:rPr>
-                <w:b/>
-                <w:bCs/>
-                <w:color w:val="8186EF"/>
-                <w:sz w:val="16"/>
-                <w:szCs w:val="16"/>
-              </w:rPr>
-              <w:t xml:space="preserve">27  </w:t>
-            </w:r>
-            <w:r>
-              <w:rPr>
-                <w:sz w:val="17"/>
-                <w:szCs w:val="17"/>
-              </w:rPr>
-              <w:t xml:space="preserve">A</w:t>
+              <w:t xml:space="preserve">B</w:t>
+            </w:r>
+          </w:p>
+        </w:tc>
+        <w:tc>
+          <w:tcPr>
+            <w:tcW w:type="pct" w:w="1667"/>
+            <w:tcMar>
+              <w:top w:type="dxa" w:w="40"/>
+              <w:left w:type="dxa" w:w="100"/>
+              <w:bottom w:type="dxa" w:w="40"/>
+              <w:right w:type="dxa" w:w="100"/>
+            </w:tcMar>
+          </w:tcPr>
+          <w:p>
+            <w:pPr>
+              <w:spacing w:before="22" w:after="22"/>
+            </w:pPr>
+            <w:r>
+              <w:rPr>
+                <w:b/>
+                <w:bCs/>
+                <w:color w:val="8186EF"/>
+                <w:sz w:val="16"/>
+                <w:szCs w:val="16"/>
+              </w:rPr>
+              <w:t xml:space="preserve">15  </w:t>
+            </w:r>
+            <w:r>
+              <w:rPr>
+                <w:sz w:val="17"/>
+                <w:szCs w:val="17"/>
+              </w:rPr>
+              <w:t xml:space="preserve">B</w:t>
+            </w:r>
+          </w:p>
+        </w:tc>
+        <w:tc>
+          <w:tcPr>
+            <w:tcW w:type="pct" w:w="1667"/>
+            <w:tcMar>
+              <w:top w:type="dxa" w:w="40"/>
+              <w:left w:type="dxa" w:w="100"/>
+              <w:bottom w:type="dxa" w:w="40"/>
+              <w:right w:type="dxa" w:w="100"/>
+            </w:tcMar>
+          </w:tcPr>
+          <w:p>
+            <w:pPr>
+              <w:spacing w:before="22" w:after="22"/>
+            </w:pPr>
+            <w:r>
+              <w:rPr>
+                <w:b/>
+                <w:bCs/>
+                <w:color w:val="8186EF"/>
+                <w:sz w:val="16"/>
+                <w:szCs w:val="16"/>
+              </w:rPr>
+              <w:t xml:space="preserve">23  </w:t>
+            </w:r>
+            <w:r>
+              <w:rPr>
+                <w:sz w:val="17"/>
+                <w:szCs w:val="17"/>
+              </w:rPr>
+              <w:t xml:space="preserve">Compare with the model earlier in this handout.</w:t>
             </w:r>
           </w:p>
         </w:tc>
@@ -6432,7 +5805,7 @@
                 <w:sz w:val="17"/>
                 <w:szCs w:val="17"/>
               </w:rPr>
-              <w:t xml:space="preserve">B</w:t>
+              <w:t xml:space="preserve">A</w:t>
             </w:r>
           </w:p>
         </w:tc>
@@ -6459,14 +5832,14 @@
                 <w:sz w:val="16"/>
                 <w:szCs w:val="16"/>
               </w:rPr>
-              <w:t xml:space="preserve">18  </w:t>
-            </w:r>
-            <w:r>
-              <w:rPr>
-                <w:sz w:val="17"/>
-                <w:szCs w:val="17"/>
-              </w:rPr>
-              <w:t xml:space="preserve">T</w:t>
+              <w:t xml:space="preserve">16  </w:t>
+            </w:r>
+            <w:r>
+              <w:rPr>
+                <w:sz w:val="17"/>
+                <w:szCs w:val="17"/>
+              </w:rPr>
+              <w:t xml:space="preserve">C</w:t>
             </w:r>
           </w:p>
         </w:tc>
@@ -6493,108 +5866,7 @@
                 <w:sz w:val="16"/>
                 <w:szCs w:val="16"/>
               </w:rPr>
-              <w:t xml:space="preserve">28  </w:t>
-            </w:r>
-            <w:r>
-              <w:rPr>
-                <w:sz w:val="17"/>
-                <w:szCs w:val="17"/>
-              </w:rPr>
-              <w:t xml:space="preserve">Compare with the model earlier in this handout.</w:t>
-            </w:r>
-          </w:p>
-        </w:tc>
-      </w:tr>
-      <w:tr>
-        <w:tc>
-          <w:tcPr>
-            <w:tcW w:type="pct" w:w="1667"/>
-            <w:tcMar>
-              <w:top w:type="dxa" w:w="40"/>
-              <w:left w:type="dxa" w:w="100"/>
-              <w:bottom w:type="dxa" w:w="40"/>
-              <w:right w:type="dxa" w:w="100"/>
-            </w:tcMar>
-          </w:tcPr>
-          <w:p>
-            <w:pPr>
-              <w:spacing w:before="22" w:after="22"/>
-            </w:pPr>
-            <w:r>
-              <w:rPr>
-                <w:b/>
-                <w:bCs/>
-                <w:color w:val="8186EF"/>
-                <w:sz w:val="16"/>
-                <w:szCs w:val="16"/>
-              </w:rPr>
-              <w:t xml:space="preserve">9  </w:t>
-            </w:r>
-            <w:r>
-              <w:rPr>
-                <w:sz w:val="17"/>
-                <w:szCs w:val="17"/>
-              </w:rPr>
-              <w:t xml:space="preserve">T</w:t>
-            </w:r>
-          </w:p>
-        </w:tc>
-        <w:tc>
-          <w:tcPr>
-            <w:tcW w:type="pct" w:w="1667"/>
-            <w:tcMar>
-              <w:top w:type="dxa" w:w="40"/>
-              <w:left w:type="dxa" w:w="100"/>
-              <w:bottom w:type="dxa" w:w="40"/>
-              <w:right w:type="dxa" w:w="100"/>
-            </w:tcMar>
-          </w:tcPr>
-          <w:p>
-            <w:pPr>
-              <w:spacing w:before="22" w:after="22"/>
-            </w:pPr>
-            <w:r>
-              <w:rPr>
-                <w:b/>
-                <w:bCs/>
-                <w:color w:val="8186EF"/>
-                <w:sz w:val="16"/>
-                <w:szCs w:val="16"/>
-              </w:rPr>
-              <w:t xml:space="preserve">19  </w:t>
-            </w:r>
-            <w:r>
-              <w:rPr>
-                <w:sz w:val="17"/>
-                <w:szCs w:val="17"/>
-              </w:rPr>
-              <w:t xml:space="preserve">D</w:t>
-            </w:r>
-          </w:p>
-        </w:tc>
-        <w:tc>
-          <w:tcPr>
-            <w:tcW w:type="pct" w:w="1667"/>
-            <w:tcMar>
-              <w:top w:type="dxa" w:w="40"/>
-              <w:left w:type="dxa" w:w="100"/>
-              <w:bottom w:type="dxa" w:w="40"/>
-              <w:right w:type="dxa" w:w="100"/>
-            </w:tcMar>
-          </w:tcPr>
-          <w:p>
-            <w:pPr>
-              <w:spacing w:before="22" w:after="22"/>
-            </w:pPr>
-            <w:r>
-              <w:rPr>
-                <w:b/>
-                <w:bCs/>
-                <w:color w:val="8186EF"/>
-                <w:sz w:val="16"/>
-                <w:szCs w:val="16"/>
-              </w:rPr>
-              <w:t xml:space="preserve">29  </w:t>
+              <w:t xml:space="preserve">24  </w:t>
             </w:r>
             <w:r>
               <w:rPr>
@@ -6602,100 +5874,6 @@
                 <w:szCs w:val="17"/>
               </w:rPr>
               <w:t xml:space="preserve">6.1: Recognizing and measuring receivables. 6.2: The allowance for credit losses. 6.3: Transferring receivables: sale or secured borrowing?.</w:t>
-            </w:r>
-          </w:p>
-        </w:tc>
-      </w:tr>
-      <w:tr>
-        <w:tc>
-          <w:tcPr>
-            <w:tcW w:type="pct" w:w="1667"/>
-            <w:shd w:fill="FBFAF6" w:val="clear"/>
-            <w:tcMar>
-              <w:top w:type="dxa" w:w="40"/>
-              <w:left w:type="dxa" w:w="100"/>
-              <w:bottom w:type="dxa" w:w="40"/>
-              <w:right w:type="dxa" w:w="100"/>
-            </w:tcMar>
-          </w:tcPr>
-          <w:p>
-            <w:pPr>
-              <w:spacing w:before="22" w:after="22"/>
-            </w:pPr>
-            <w:r>
-              <w:rPr>
-                <w:b/>
-                <w:bCs/>
-                <w:color w:val="8186EF"/>
-                <w:sz w:val="16"/>
-                <w:szCs w:val="16"/>
-              </w:rPr>
-              <w:t xml:space="preserve">10  </w:t>
-            </w:r>
-            <w:r>
-              <w:rPr>
-                <w:sz w:val="17"/>
-                <w:szCs w:val="17"/>
-              </w:rPr>
-              <w:t xml:space="preserve">C</w:t>
-            </w:r>
-          </w:p>
-        </w:tc>
-        <w:tc>
-          <w:tcPr>
-            <w:tcW w:type="pct" w:w="1667"/>
-            <w:shd w:fill="FBFAF6" w:val="clear"/>
-            <w:tcMar>
-              <w:top w:type="dxa" w:w="40"/>
-              <w:left w:type="dxa" w:w="100"/>
-              <w:bottom w:type="dxa" w:w="40"/>
-              <w:right w:type="dxa" w:w="100"/>
-            </w:tcMar>
-          </w:tcPr>
-          <w:p>
-            <w:pPr>
-              <w:spacing w:before="22" w:after="22"/>
-            </w:pPr>
-            <w:r>
-              <w:rPr>
-                <w:b/>
-                <w:bCs/>
-                <w:color w:val="8186EF"/>
-                <w:sz w:val="16"/>
-                <w:szCs w:val="16"/>
-              </w:rPr>
-              <w:t xml:space="preserve">20  </w:t>
-            </w:r>
-            <w:r>
-              <w:rPr>
-                <w:sz w:val="17"/>
-                <w:szCs w:val="17"/>
-              </w:rPr>
-              <w:t xml:space="preserve">B</w:t>
-            </w:r>
-          </w:p>
-        </w:tc>
-        <w:tc>
-          <w:tcPr>
-            <w:tcW w:type="pct" w:w="1667"/>
-            <w:shd w:fill="FBFAF6" w:val="clear"/>
-            <w:tcMar>
-              <w:top w:type="dxa" w:w="40"/>
-              <w:left w:type="dxa" w:w="100"/>
-              <w:bottom w:type="dxa" w:w="40"/>
-              <w:right w:type="dxa" w:w="100"/>
-            </w:tcMar>
-          </w:tcPr>
-          <w:p>
-            <w:pPr>
-              <w:spacing w:before="24" w:after="24"/>
-            </w:pPr>
-            <w:r>
-              <w:rPr>
-                <w:sz w:val="16"/>
-                <w:szCs w:val="16"/>
-              </w:rPr>
-              <w:t xml:space="preserve"/>
             </w:r>
           </w:p>
         </w:tc>
@@ -6737,6 +5915,190 @@
           <w:sz w:val="16"/>
           <w:szCs w:val="16"/>
         </w:rPr>
+        <w:t xml:space="preserve">The book writes: “The receivables stay on the balance sheet, marked as pledged. Loss on a sale = carrying amount − (cash + due from factor − recourse liability). Effects of one transfer as a sale without recourse, a sale with recourse, or a secured borrowing.”</w:t>
+      </w:r>
+    </w:p>
+    <w:p>
+      <w:pPr>
+        <w:spacing w:after="18"/>
+        <w:ind w:left="300" w:hanging="300"/>
+      </w:pPr>
+      <w:r>
+        <w:rPr>
+          <w:b/>
+          <w:bCs/>
+          <w:color w:val="8186EF"/>
+          <w:sz w:val="16"/>
+          <w:szCs w:val="16"/>
+        </w:rPr>
+        <w:t xml:space="preserve">2  </w:t>
+      </w:r>
+      <w:r>
+        <w:rPr>
+          <w:sz w:val="16"/>
+          <w:szCs w:val="16"/>
+        </w:rPr>
+        <w:t xml:space="preserve">The book writes: “Allowance for credit losses T-account: the expense is the plug that reaches the required balance. When a customer's balance is clearly uncollectible, the company records a write-off: debit the allowance and credit accounts receivable.”</w:t>
+      </w:r>
+    </w:p>
+    <w:p>
+      <w:pPr>
+        <w:spacing w:after="18"/>
+        <w:ind w:left="300" w:hanging="300"/>
+      </w:pPr>
+      <w:r>
+        <w:rPr>
+          <w:b/>
+          <w:bCs/>
+          <w:color w:val="8186EF"/>
+          <w:sz w:val="16"/>
+          <w:szCs w:val="16"/>
+        </w:rPr>
+        <w:t xml:space="preserve">3  </w:t>
+      </w:r>
+      <w:r>
+        <w:rPr>
+          <w:sz w:val="16"/>
+          <w:szCs w:val="16"/>
+        </w:rPr>
+        <w:t xml:space="preserve">The book writes: “Loss on a sale = carrying amount − (cash + due from factor − recourse liability). Effects of one transfer as a sale without recourse, a sale with recourse, or a secured borrowing. The balance sheet effect is the main reason companies care.”</w:t>
+      </w:r>
+    </w:p>
+    <w:p>
+      <w:pPr>
+        <w:spacing w:after="18"/>
+        <w:ind w:left="300" w:hanging="300"/>
+      </w:pPr>
+      <w:r>
+        <w:rPr>
+          <w:b/>
+          <w:bCs/>
+          <w:color w:val="8186EF"/>
+          <w:sz w:val="16"/>
+          <w:szCs w:val="16"/>
+        </w:rPr>
+        <w:t xml:space="preserve">4  </w:t>
+      </w:r>
+      <w:r>
+        <w:rPr>
+          <w:sz w:val="16"/>
+          <w:szCs w:val="16"/>
+        </w:rPr>
+        <w:t xml:space="preserve">The map shows the order the decisions have to be taken in.</w:t>
+      </w:r>
+    </w:p>
+    <w:p>
+      <w:pPr>
+        <w:spacing w:after="18"/>
+        <w:ind w:left="300" w:hanging="300"/>
+      </w:pPr>
+      <w:r>
+        <w:rPr>
+          <w:b/>
+          <w:bCs/>
+          <w:color w:val="8186EF"/>
+          <w:sz w:val="16"/>
+          <w:szCs w:val="16"/>
+        </w:rPr>
+        <w:t xml:space="preserve">5  </w:t>
+      </w:r>
+      <w:r>
+        <w:rPr>
+          <w:sz w:val="16"/>
+          <w:szCs w:val="16"/>
+        </w:rPr>
+        <w:t xml:space="preserve">The book numbers it 6.1.</w:t>
+      </w:r>
+    </w:p>
+    <w:p>
+      <w:pPr>
+        <w:spacing w:after="18"/>
+        <w:ind w:left="300" w:hanging="300"/>
+      </w:pPr>
+      <w:r>
+        <w:rPr>
+          <w:b/>
+          <w:bCs/>
+          <w:color w:val="8186EF"/>
+          <w:sz w:val="16"/>
+          <w:szCs w:val="16"/>
+        </w:rPr>
+        <w:t xml:space="preserve">6  </w:t>
+      </w:r>
+      <w:r>
+        <w:rPr>
+          <w:sz w:val="16"/>
+          <w:szCs w:val="16"/>
+        </w:rPr>
+        <w:t xml:space="preserve">The book numbers it 6.2.</w:t>
+      </w:r>
+    </w:p>
+    <w:p>
+      <w:pPr>
+        <w:spacing w:after="18"/>
+        <w:ind w:left="300" w:hanging="300"/>
+      </w:pPr>
+      <w:r>
+        <w:rPr>
+          <w:b/>
+          <w:bCs/>
+          <w:color w:val="8186EF"/>
+          <w:sz w:val="16"/>
+          <w:szCs w:val="16"/>
+        </w:rPr>
+        <w:t xml:space="preserve">7  </w:t>
+      </w:r>
+      <w:r>
+        <w:rPr>
+          <w:sz w:val="16"/>
+          <w:szCs w:val="16"/>
+        </w:rPr>
+        <w:t xml:space="preserve">The book numbers it 6.3.</w:t>
+      </w:r>
+    </w:p>
+    <w:p>
+      <w:pPr>
+        <w:spacing w:after="18"/>
+        <w:ind w:left="300" w:hanging="300"/>
+      </w:pPr>
+      <w:r>
+        <w:rPr>
+          <w:b/>
+          <w:bCs/>
+          <w:color w:val="8186EF"/>
+          <w:sz w:val="16"/>
+          <w:szCs w:val="16"/>
+        </w:rPr>
+        <w:t xml:space="preserve">11  </w:t>
+      </w:r>
+      <w:r>
+        <w:rPr>
+          <w:sz w:val="16"/>
+          <w:szCs w:val="16"/>
+        </w:rPr>
+        <w:t xml:space="preserve">The repurchase duty means Orontes keeps effective control, so the sale conditions fail. A is wrong: Effective control prevents sale accounting whatever the recourse terms. B is wrong: The transfer fails the effective-control condition.</w:t>
+      </w:r>
+    </w:p>
+    <w:p>
+      <w:pPr>
+        <w:spacing w:after="18"/>
+        <w:ind w:left="300" w:hanging="300"/>
+      </w:pPr>
+      <w:r>
+        <w:rPr>
+          <w:b/>
+          <w:bCs/>
+          <w:color w:val="8186EF"/>
+          <w:sz w:val="16"/>
+          <w:szCs w:val="16"/>
+        </w:rPr>
+        <w:t xml:space="preserve">12  </w:t>
+      </w:r>
+      <w:r>
+        <w:rPr>
+          <w:sz w:val="16"/>
+          <w:szCs w:val="16"/>
+        </w:rPr>
         <w:t xml:space="preserve">Orontes has performed, but its right to payment still depends on the second shipment, not only on time. B is wrong: A receivable needs an unconditional right to payment. C is wrong: Orontes has transferred control of the first shipment, so it records something now.</w:t>
       </w:r>
     </w:p>
@@ -6753,7 +6115,191 @@
           <w:sz w:val="16"/>
           <w:szCs w:val="16"/>
         </w:rPr>
-        <w:t xml:space="preserve">2  </w:t>
+        <w:t xml:space="preserve">13  </w:t>
+      </w:r>
+      <w:r>
+        <w:rPr>
+          <w:sz w:val="16"/>
+          <w:szCs w:val="16"/>
+        </w:rPr>
+        <w:t xml:space="preserve">Every later answer depends on the adjusted exhibit.</w:t>
+      </w:r>
+    </w:p>
+    <w:p>
+      <w:pPr>
+        <w:spacing w:after="18"/>
+        <w:ind w:left="300" w:hanging="300"/>
+      </w:pPr>
+      <w:r>
+        <w:rPr>
+          <w:b/>
+          <w:bCs/>
+          <w:color w:val="8186EF"/>
+          <w:sz w:val="16"/>
+          <w:szCs w:val="16"/>
+        </w:rPr>
+        <w:t xml:space="preserve">14  </w:t>
+      </w:r>
+      <w:r>
+        <w:rPr>
+          <w:sz w:val="16"/>
+          <w:szCs w:val="16"/>
+        </w:rPr>
+        <w:t xml:space="preserve">The book states item C6-1 in those words.</w:t>
+      </w:r>
+    </w:p>
+    <w:p>
+      <w:pPr>
+        <w:spacing w:after="18"/>
+        <w:ind w:left="300" w:hanging="300"/>
+      </w:pPr>
+      <w:r>
+        <w:rPr>
+          <w:b/>
+          <w:bCs/>
+          <w:color w:val="8186EF"/>
+          <w:sz w:val="16"/>
+          <w:szCs w:val="16"/>
+        </w:rPr>
+        <w:t xml:space="preserve">15  </w:t>
+      </w:r>
+      <w:r>
+        <w:rPr>
+          <w:sz w:val="16"/>
+          <w:szCs w:val="16"/>
+        </w:rPr>
+        <w:t xml:space="preserve">The book states item C6-2 in those words.</w:t>
+      </w:r>
+    </w:p>
+    <w:p>
+      <w:pPr>
+        <w:spacing w:after="18"/>
+        <w:ind w:left="300" w:hanging="300"/>
+      </w:pPr>
+      <w:r>
+        <w:rPr>
+          <w:b/>
+          <w:bCs/>
+          <w:color w:val="8186EF"/>
+          <w:sz w:val="16"/>
+          <w:szCs w:val="16"/>
+        </w:rPr>
+        <w:t xml:space="preserve">16  </w:t>
+      </w:r>
+      <w:r>
+        <w:rPr>
+          <w:sz w:val="16"/>
+          <w:szCs w:val="16"/>
+        </w:rPr>
+        <w:t xml:space="preserve">The book states item C6-3 in those words.</w:t>
+      </w:r>
+    </w:p>
+    <w:p>
+      <w:pPr>
+        <w:spacing w:after="18"/>
+        <w:ind w:left="300" w:hanging="300"/>
+      </w:pPr>
+      <w:r>
+        <w:rPr>
+          <w:b/>
+          <w:bCs/>
+          <w:color w:val="8186EF"/>
+          <w:sz w:val="16"/>
+          <w:szCs w:val="16"/>
+        </w:rPr>
+        <w:t xml:space="preserve">17  </w:t>
+      </w:r>
+      <w:r>
+        <w:rPr>
+          <w:sz w:val="16"/>
+          <w:szCs w:val="16"/>
+        </w:rPr>
+        <w:t xml:space="preserve">The book states item C6-4 in those words.</w:t>
+      </w:r>
+    </w:p>
+    <w:p>
+      <w:pPr>
+        <w:spacing w:after="18"/>
+        <w:ind w:left="300" w:hanging="300"/>
+      </w:pPr>
+      <w:r>
+        <w:rPr>
+          <w:b/>
+          <w:bCs/>
+          <w:color w:val="8186EF"/>
+          <w:sz w:val="16"/>
+          <w:szCs w:val="16"/>
+        </w:rPr>
+        <w:t xml:space="preserve">18  </w:t>
+      </w:r>
+      <w:r>
+        <w:rPr>
+          <w:sz w:val="16"/>
+          <w:szCs w:val="16"/>
+        </w:rPr>
+        <w:t xml:space="preserve">The book states item C6-5 in those words.</w:t>
+      </w:r>
+    </w:p>
+    <w:p>
+      <w:pPr>
+        <w:spacing w:after="18"/>
+        <w:ind w:left="300" w:hanging="300"/>
+      </w:pPr>
+      <w:r>
+        <w:rPr>
+          <w:b/>
+          <w:bCs/>
+          <w:color w:val="8186EF"/>
+          <w:sz w:val="16"/>
+          <w:szCs w:val="16"/>
+        </w:rPr>
+        <w:t xml:space="preserve">19  </w:t>
+      </w:r>
+      <w:r>
+        <w:rPr>
+          <w:sz w:val="16"/>
+          <w:szCs w:val="16"/>
+        </w:rPr>
+        <w:t xml:space="preserve">The book states item C6-6 in those words.</w:t>
+      </w:r>
+    </w:p>
+    <w:p>
+      <w:pPr>
+        <w:spacing w:after="18"/>
+        <w:ind w:left="300" w:hanging="300"/>
+      </w:pPr>
+      <w:r>
+        <w:rPr>
+          <w:b/>
+          <w:bCs/>
+          <w:color w:val="8186EF"/>
+          <w:sz w:val="16"/>
+          <w:szCs w:val="16"/>
+        </w:rPr>
+        <w:t xml:space="preserve">20  </w:t>
+      </w:r>
+      <w:r>
+        <w:rPr>
+          <w:sz w:val="16"/>
+          <w:szCs w:val="16"/>
+        </w:rPr>
+        <w:t xml:space="preserve">Orontes has performed, but its right to payment still depends on the second shipment, not only on time. B is wrong: A receivable needs an unconditional right to payment. C is wrong: Orontes has transferred control of the first shipment, so it records something now.</w:t>
+      </w:r>
+    </w:p>
+    <w:p>
+      <w:pPr>
+        <w:spacing w:after="18"/>
+        <w:ind w:left="300" w:hanging="300"/>
+      </w:pPr>
+      <w:r>
+        <w:rPr>
+          <w:b/>
+          <w:bCs/>
+          <w:color w:val="8186EF"/>
+          <w:sz w:val="16"/>
+          <w:szCs w:val="16"/>
+        </w:rPr>
+        <w:t xml:space="preserve">21  </w:t>
       </w:r>
       <w:r>
         <w:rPr>
@@ -6776,283 +6322,7 @@
           <w:sz w:val="16"/>
           <w:szCs w:val="16"/>
         </w:rPr>
-        <w:t xml:space="preserve">3  </w:t>
-      </w:r>
-      <w:r>
-        <w:rPr>
-          <w:sz w:val="16"/>
-          <w:szCs w:val="16"/>
-        </w:rPr>
-        <w:t xml:space="preserve">The allowance must move from a 3,000 debit to a 20,000 credit, so the expense is 23,000. A is wrong: This is only the existing debit balance. B is wrong: This subtracts a debit balance instead of adding it.</w:t>
-      </w:r>
-    </w:p>
-    <w:p>
-      <w:pPr>
-        <w:spacing w:after="18"/>
-        <w:ind w:left="300" w:hanging="300"/>
-      </w:pPr>
-      <w:r>
-        <w:rPr>
-          <w:b/>
-          <w:bCs/>
-          <w:color w:val="8186EF"/>
-          <w:sz w:val="16"/>
-          <w:szCs w:val="16"/>
-        </w:rPr>
-        <w:t xml:space="preserve">4  </w:t>
-      </w:r>
-      <w:r>
-        <w:rPr>
-          <w:sz w:val="16"/>
-          <w:szCs w:val="16"/>
-        </w:rPr>
-        <w:t xml:space="preserve">Both accounts receivable and the allowance decrease by 4,000, so the net amount is unchanged. The expense was recorded earlier. A is wrong: The expense was recorded when the allowance was set up. C is wrong: Receivables and the allowance fall by the same amount.</w:t>
-      </w:r>
-    </w:p>
-    <w:p>
-      <w:pPr>
-        <w:spacing w:after="18"/>
-        <w:ind w:left="300" w:hanging="300"/>
-      </w:pPr>
-      <w:r>
-        <w:rPr>
-          <w:b/>
-          <w:bCs/>
-          <w:color w:val="8186EF"/>
-          <w:sz w:val="16"/>
-          <w:szCs w:val="16"/>
-        </w:rPr>
-        <w:t xml:space="preserve">5  </w:t>
-      </w:r>
-      <w:r>
-        <w:rPr>
-          <w:sz w:val="16"/>
-          <w:szCs w:val="16"/>
-        </w:rPr>
-        <w:t xml:space="preserve">The repurchase duty means Orontes keeps effective control, so the sale conditions fail. A is wrong: Effective control prevents sale accounting whatever the recourse terms. B is wrong: The transfer fails the effective-control condition.</w:t>
-      </w:r>
-    </w:p>
-    <w:p>
-      <w:pPr>
-        <w:spacing w:after="18"/>
-        <w:ind w:left="300" w:hanging="300"/>
-      </w:pPr>
-      <w:r>
-        <w:rPr>
-          <w:b/>
-          <w:bCs/>
-          <w:color w:val="8186EF"/>
-          <w:sz w:val="16"/>
-          <w:szCs w:val="16"/>
-        </w:rPr>
-        <w:t xml:space="preserve">6  </w:t>
-      </w:r>
-      <w:r>
-        <w:rPr>
-          <w:sz w:val="16"/>
-          <w:szCs w:val="16"/>
-        </w:rPr>
-        <w:t xml:space="preserve">The book numbers “Recognizing and measuring receivables” as section 6.1.</w:t>
-      </w:r>
-    </w:p>
-    <w:p>
-      <w:pPr>
-        <w:spacing w:after="18"/>
-        <w:ind w:left="300" w:hanging="300"/>
-      </w:pPr>
-      <w:r>
-        <w:rPr>
-          <w:b/>
-          <w:bCs/>
-          <w:color w:val="8186EF"/>
-          <w:sz w:val="16"/>
-          <w:szCs w:val="16"/>
-        </w:rPr>
-        <w:t xml:space="preserve">7  </w:t>
-      </w:r>
-      <w:r>
-        <w:rPr>
-          <w:sz w:val="16"/>
-          <w:szCs w:val="16"/>
-        </w:rPr>
-        <w:t xml:space="preserve">The book numbers “The allowance for credit losses” as section 6.2.</w:t>
-      </w:r>
-    </w:p>
-    <w:p>
-      <w:pPr>
-        <w:spacing w:after="18"/>
-        <w:ind w:left="300" w:hanging="300"/>
-      </w:pPr>
-      <w:r>
-        <w:rPr>
-          <w:b/>
-          <w:bCs/>
-          <w:color w:val="8186EF"/>
-          <w:sz w:val="16"/>
-          <w:szCs w:val="16"/>
-        </w:rPr>
-        <w:t xml:space="preserve">8  </w:t>
-      </w:r>
-      <w:r>
-        <w:rPr>
-          <w:sz w:val="16"/>
-          <w:szCs w:val="16"/>
-        </w:rPr>
-        <w:t xml:space="preserve">The book numbers “Transferring receivables: sale or secured borrowing?” as section 6.3.</w:t>
-      </w:r>
-    </w:p>
-    <w:p>
-      <w:pPr>
-        <w:spacing w:after="18"/>
-        <w:ind w:left="300" w:hanging="300"/>
-      </w:pPr>
-      <w:r>
-        <w:rPr>
-          <w:b/>
-          <w:bCs/>
-          <w:color w:val="8186EF"/>
-          <w:sz w:val="16"/>
-          <w:szCs w:val="16"/>
-        </w:rPr>
-        <w:t xml:space="preserve">9  </w:t>
-      </w:r>
-      <w:r>
-        <w:rPr>
-          <w:sz w:val="16"/>
-          <w:szCs w:val="16"/>
-        </w:rPr>
-        <w:t xml:space="preserve">The map shows the order the decisions have to be taken in.</w:t>
-      </w:r>
-    </w:p>
-    <w:p>
-      <w:pPr>
-        <w:spacing w:after="18"/>
-        <w:ind w:left="300" w:hanging="300"/>
-      </w:pPr>
-      <w:r>
-        <w:rPr>
-          <w:b/>
-          <w:bCs/>
-          <w:color w:val="8186EF"/>
-          <w:sz w:val="16"/>
-          <w:szCs w:val="16"/>
-        </w:rPr>
-        <w:t xml:space="preserve">10  </w:t>
-      </w:r>
-      <w:r>
-        <w:rPr>
-          <w:sz w:val="16"/>
-          <w:szCs w:val="16"/>
-        </w:rPr>
-        <w:t xml:space="preserve">The book numbers it 6.1.</w:t>
-      </w:r>
-    </w:p>
-    <w:p>
-      <w:pPr>
-        <w:spacing w:after="18"/>
-        <w:ind w:left="300" w:hanging="300"/>
-      </w:pPr>
-      <w:r>
-        <w:rPr>
-          <w:b/>
-          <w:bCs/>
-          <w:color w:val="8186EF"/>
-          <w:sz w:val="16"/>
-          <w:szCs w:val="16"/>
-        </w:rPr>
-        <w:t xml:space="preserve">11  </w:t>
-      </w:r>
-      <w:r>
-        <w:rPr>
-          <w:sz w:val="16"/>
-          <w:szCs w:val="16"/>
-        </w:rPr>
-        <w:t xml:space="preserve">The book numbers it 6.2.</w:t>
-      </w:r>
-    </w:p>
-    <w:p>
-      <w:pPr>
-        <w:spacing w:after="18"/>
-        <w:ind w:left="300" w:hanging="300"/>
-      </w:pPr>
-      <w:r>
-        <w:rPr>
-          <w:b/>
-          <w:bCs/>
-          <w:color w:val="8186EF"/>
-          <w:sz w:val="16"/>
-          <w:szCs w:val="16"/>
-        </w:rPr>
-        <w:t xml:space="preserve">12  </w:t>
-      </w:r>
-      <w:r>
-        <w:rPr>
-          <w:sz w:val="16"/>
-          <w:szCs w:val="16"/>
-        </w:rPr>
-        <w:t xml:space="preserve">The book numbers it 6.3.</w:t>
-      </w:r>
-    </w:p>
-    <w:p>
-      <w:pPr>
-        <w:spacing w:after="18"/>
-        <w:ind w:left="300" w:hanging="300"/>
-      </w:pPr>
-      <w:r>
-        <w:rPr>
-          <w:b/>
-          <w:bCs/>
-          <w:color w:val="8186EF"/>
-          <w:sz w:val="16"/>
-          <w:szCs w:val="16"/>
-        </w:rPr>
-        <w:t xml:space="preserve">16  </w:t>
-      </w:r>
-      <w:r>
-        <w:rPr>
-          <w:sz w:val="16"/>
-          <w:szCs w:val="16"/>
-        </w:rPr>
-        <w:t xml:space="preserve">The repurchase duty means Orontes keeps effective control, so the sale conditions fail. A is wrong: Effective control prevents sale accounting whatever the recourse terms. B is wrong: The transfer fails the effective-control condition.</w:t>
-      </w:r>
-    </w:p>
-    <w:p>
-      <w:pPr>
-        <w:spacing w:after="18"/>
-        <w:ind w:left="300" w:hanging="300"/>
-      </w:pPr>
-      <w:r>
-        <w:rPr>
-          <w:b/>
-          <w:bCs/>
-          <w:color w:val="8186EF"/>
-          <w:sz w:val="16"/>
-          <w:szCs w:val="16"/>
-        </w:rPr>
-        <w:t xml:space="preserve">17  </w:t>
-      </w:r>
-      <w:r>
-        <w:rPr>
-          <w:sz w:val="16"/>
-          <w:szCs w:val="16"/>
-        </w:rPr>
-        <w:t xml:space="preserve">Orontes has performed, but its right to payment still depends on the second shipment, not only on time. B is wrong: A receivable needs an unconditional right to payment. C is wrong: Orontes has transferred control of the first shipment, so it records something now.</w:t>
-      </w:r>
-    </w:p>
-    <w:p>
-      <w:pPr>
-        <w:spacing w:after="18"/>
-        <w:ind w:left="300" w:hanging="300"/>
-      </w:pPr>
-      <w:r>
-        <w:rPr>
-          <w:b/>
-          <w:bCs/>
-          <w:color w:val="8186EF"/>
-          <w:sz w:val="16"/>
-          <w:szCs w:val="16"/>
-        </w:rPr>
-        <w:t xml:space="preserve">18  </w:t>
+        <w:t xml:space="preserve">22  </w:t>
       </w:r>
       <w:r>
         <w:rPr>
@@ -7060,121 +6330,6 @@
           <w:szCs w:val="16"/>
         </w:rPr>
         <w:t xml:space="preserve">Every later answer depends on the adjusted exhibit.</w:t>
-      </w:r>
-    </w:p>
-    <w:p>
-      <w:pPr>
-        <w:spacing w:after="18"/>
-        <w:ind w:left="300" w:hanging="300"/>
-      </w:pPr>
-      <w:r>
-        <w:rPr>
-          <w:b/>
-          <w:bCs/>
-          <w:color w:val="8186EF"/>
-          <w:sz w:val="16"/>
-          <w:szCs w:val="16"/>
-        </w:rPr>
-        <w:t xml:space="preserve">19  </w:t>
-      </w:r>
-      <w:r>
-        <w:rPr>
-          <w:sz w:val="16"/>
-          <w:szCs w:val="16"/>
-        </w:rPr>
-        <w:t xml:space="preserve">The book states item C6-1 in those words.</w:t>
-      </w:r>
-    </w:p>
-    <w:p>
-      <w:pPr>
-        <w:spacing w:after="18"/>
-        <w:ind w:left="300" w:hanging="300"/>
-      </w:pPr>
-      <w:r>
-        <w:rPr>
-          <w:b/>
-          <w:bCs/>
-          <w:color w:val="8186EF"/>
-          <w:sz w:val="16"/>
-          <w:szCs w:val="16"/>
-        </w:rPr>
-        <w:t xml:space="preserve">20  </w:t>
-      </w:r>
-      <w:r>
-        <w:rPr>
-          <w:sz w:val="16"/>
-          <w:szCs w:val="16"/>
-        </w:rPr>
-        <w:t xml:space="preserve">The book states item C6-2 in those words.</w:t>
-      </w:r>
-    </w:p>
-    <w:p>
-      <w:pPr>
-        <w:spacing w:after="18"/>
-        <w:ind w:left="300" w:hanging="300"/>
-      </w:pPr>
-      <w:r>
-        <w:rPr>
-          <w:b/>
-          <w:bCs/>
-          <w:color w:val="8186EF"/>
-          <w:sz w:val="16"/>
-          <w:szCs w:val="16"/>
-        </w:rPr>
-        <w:t xml:space="preserve">21  </w:t>
-      </w:r>
-      <w:r>
-        <w:rPr>
-          <w:sz w:val="16"/>
-          <w:szCs w:val="16"/>
-        </w:rPr>
-        <w:t xml:space="preserve">The book states item C6-3 in those words.</w:t>
-      </w:r>
-    </w:p>
-    <w:p>
-      <w:pPr>
-        <w:spacing w:after="18"/>
-        <w:ind w:left="300" w:hanging="300"/>
-      </w:pPr>
-      <w:r>
-        <w:rPr>
-          <w:b/>
-          <w:bCs/>
-          <w:color w:val="8186EF"/>
-          <w:sz w:val="16"/>
-          <w:szCs w:val="16"/>
-        </w:rPr>
-        <w:t xml:space="preserve">22  </w:t>
-      </w:r>
-      <w:r>
-        <w:rPr>
-          <w:sz w:val="16"/>
-          <w:szCs w:val="16"/>
-        </w:rPr>
-        <w:t xml:space="preserve">The book states item C6-4 in those words.</w:t>
-      </w:r>
-    </w:p>
-    <w:p>
-      <w:pPr>
-        <w:spacing w:after="18"/>
-        <w:ind w:left="300" w:hanging="300"/>
-      </w:pPr>
-      <w:r>
-        <w:rPr>
-          <w:b/>
-          <w:bCs/>
-          <w:color w:val="8186EF"/>
-          <w:sz w:val="16"/>
-          <w:szCs w:val="16"/>
-        </w:rPr>
-        <w:t xml:space="preserve">23  </w:t>
-      </w:r>
-      <w:r>
-        <w:rPr>
-          <w:sz w:val="16"/>
-          <w:szCs w:val="16"/>
-        </w:rPr>
-        <w:t xml:space="preserve">The book states item C6-5 in those words.</w:t>
       </w:r>
     </w:p>
     <w:p/>

--- a/CMA_W_B1_Ch06_AnswerKeys.docx
+++ b/CMA_W_B1_Ch06_AnswerKeys.docx
@@ -6007,7 +6007,7 @@
           <w:sz w:val="16"/>
           <w:szCs w:val="16"/>
         </w:rPr>
-        <w:t xml:space="preserve">The book numbers it 6.1.</w:t>
+        <w:t xml:space="preserve">The book numbers “Recognizing and measuring receivables” as section 6.1.</w:t>
       </w:r>
     </w:p>
     <w:p>
@@ -6030,7 +6030,7 @@
           <w:sz w:val="16"/>
           <w:szCs w:val="16"/>
         </w:rPr>
-        <w:t xml:space="preserve">The book numbers it 6.2.</w:t>
+        <w:t xml:space="preserve">The book numbers “The allowance for credit losses” as section 6.2.</w:t>
       </w:r>
     </w:p>
     <w:p>
@@ -6053,7 +6053,7 @@
           <w:sz w:val="16"/>
           <w:szCs w:val="16"/>
         </w:rPr>
-        <w:t xml:space="preserve">The book numbers it 6.3.</w:t>
+        <w:t xml:space="preserve">The book numbers “Transferring receivables: sale or secured borrowing?” as section 6.3.</w:t>
       </w:r>
     </w:p>
     <w:p>

--- a/CMA_W_B1_Ch06_AnswerKeys.docx
+++ b/CMA_W_B1_Ch06_AnswerKeys.docx
@@ -97,73 +97,73 @@
                 <w:sz w:val="17"/>
                 <w:szCs w:val="17"/>
               </w:rPr>
-              <w:t xml:space="preserve">receivable · unconditional · transfers</w:t>
-            </w:r>
-          </w:p>
-        </w:tc>
-        <w:tc>
-          <w:tcPr>
-            <w:tcW w:type="pct" w:w="1667"/>
-            <w:tcMar>
-              <w:top w:type="dxa" w:w="40"/>
-              <w:left w:type="dxa" w:w="100"/>
-              <w:bottom w:type="dxa" w:w="40"/>
-              <w:right w:type="dxa" w:w="100"/>
-            </w:tcMar>
-          </w:tcPr>
-          <w:p>
-            <w:pPr>
-              <w:spacing w:before="22" w:after="22"/>
-            </w:pPr>
-            <w:r>
-              <w:rPr>
-                <w:b/>
-                <w:bCs/>
-                <w:color w:val="8186EF"/>
-                <w:sz w:val="16"/>
-                <w:szCs w:val="16"/>
-              </w:rPr>
-              <w:t xml:space="preserve">12  </w:t>
-            </w:r>
-            <w:r>
-              <w:rPr>
-                <w:sz w:val="17"/>
-                <w:szCs w:val="17"/>
-              </w:rPr>
-              <w:t xml:space="preserve">Secured borrowing: T3, T4</w:t>
-            </w:r>
-          </w:p>
-        </w:tc>
-        <w:tc>
-          <w:tcPr>
-            <w:tcW w:type="pct" w:w="1667"/>
-            <w:tcMar>
-              <w:top w:type="dxa" w:w="40"/>
-              <w:left w:type="dxa" w:w="100"/>
-              <w:bottom w:type="dxa" w:w="40"/>
-              <w:right w:type="dxa" w:w="100"/>
-            </w:tcMar>
-          </w:tcPr>
-          <w:p>
-            <w:pPr>
-              <w:spacing w:before="22" w:after="22"/>
-            </w:pPr>
-            <w:r>
-              <w:rPr>
-                <w:b/>
-                <w:bCs/>
-                <w:color w:val="8186EF"/>
-                <w:sz w:val="16"/>
-                <w:szCs w:val="16"/>
-              </w:rPr>
-              <w:t xml:space="preserve">23  </w:t>
-            </w:r>
-            <w:r>
-              <w:rPr>
-                <w:sz w:val="17"/>
-                <w:szCs w:val="17"/>
-              </w:rPr>
-              <w:t xml:space="preserve">E</w:t>
+              <w:t xml:space="preserve">contract asset · receivable · transaction</w:t>
+            </w:r>
+          </w:p>
+        </w:tc>
+        <w:tc>
+          <w:tcPr>
+            <w:tcW w:type="pct" w:w="1667"/>
+            <w:tcMar>
+              <w:top w:type="dxa" w:w="40"/>
+              <w:left w:type="dxa" w:w="100"/>
+              <w:bottom w:type="dxa" w:w="40"/>
+              <w:right w:type="dxa" w:w="100"/>
+            </w:tcMar>
+          </w:tcPr>
+          <w:p>
+            <w:pPr>
+              <w:spacing w:before="22" w:after="22"/>
+            </w:pPr>
+            <w:r>
+              <w:rPr>
+                <w:b/>
+                <w:bCs/>
+                <w:color w:val="8186EF"/>
+                <w:sz w:val="16"/>
+                <w:szCs w:val="16"/>
+              </w:rPr>
+              <w:t xml:space="preserve">10  </w:t>
+            </w:r>
+            <w:r>
+              <w:rPr>
+                <w:sz w:val="17"/>
+                <w:szCs w:val="17"/>
+              </w:rPr>
+              <w:t xml:space="preserve">D</w:t>
+            </w:r>
+          </w:p>
+        </w:tc>
+        <w:tc>
+          <w:tcPr>
+            <w:tcW w:type="pct" w:w="1667"/>
+            <w:tcMar>
+              <w:top w:type="dxa" w:w="40"/>
+              <w:left w:type="dxa" w:w="100"/>
+              <w:bottom w:type="dxa" w:w="40"/>
+              <w:right w:type="dxa" w:w="100"/>
+            </w:tcMar>
+          </w:tcPr>
+          <w:p>
+            <w:pPr>
+              <w:spacing w:before="22" w:after="22"/>
+            </w:pPr>
+            <w:r>
+              <w:rPr>
+                <w:b/>
+                <w:bCs/>
+                <w:color w:val="8186EF"/>
+                <w:sz w:val="16"/>
+                <w:szCs w:val="16"/>
+              </w:rPr>
+              <w:t xml:space="preserve">19  </w:t>
+            </w:r>
+            <w:r>
+              <w:rPr>
+                <w:sz w:val="17"/>
+                <w:szCs w:val="17"/>
+              </w:rPr>
+              <w:t xml:space="preserve">B</w:t>
             </w:r>
           </w:p>
         </w:tc>
@@ -199,7 +199,7 @@
                 <w:sz w:val="17"/>
                 <w:szCs w:val="17"/>
               </w:rPr>
-              <w:t xml:space="preserve">questions · discounts · forfeited</w:t>
+              <w:t xml:space="preserve">discount · discounts · forfeited</w:t>
             </w:r>
           </w:p>
         </w:tc>
@@ -226,7 +226,41 @@
                 <w:sz w:val="16"/>
                 <w:szCs w:val="16"/>
               </w:rPr>
-              <w:t xml:space="preserve">13  </w:t>
+              <w:t xml:space="preserve">11  </w:t>
+            </w:r>
+            <w:r>
+              <w:rPr>
+                <w:sz w:val="17"/>
+                <w:szCs w:val="17"/>
+              </w:rPr>
+              <w:t xml:space="preserve">D</w:t>
+            </w:r>
+          </w:p>
+        </w:tc>
+        <w:tc>
+          <w:tcPr>
+            <w:tcW w:type="pct" w:w="1667"/>
+            <w:shd w:fill="FBFAF6" w:val="clear"/>
+            <w:tcMar>
+              <w:top w:type="dxa" w:w="40"/>
+              <w:left w:type="dxa" w:w="100"/>
+              <w:bottom w:type="dxa" w:w="40"/>
+              <w:right w:type="dxa" w:w="100"/>
+            </w:tcMar>
+          </w:tcPr>
+          <w:p>
+            <w:pPr>
+              <w:spacing w:before="22" w:after="22"/>
+            </w:pPr>
+            <w:r>
+              <w:rPr>
+                <w:b/>
+                <w:bCs/>
+                <w:color w:val="8186EF"/>
+                <w:sz w:val="16"/>
+                <w:szCs w:val="16"/>
+              </w:rPr>
+              <w:t xml:space="preserve">20  </w:t>
             </w:r>
             <w:r>
               <w:rPr>
@@ -234,40 +268,6 @@
                 <w:szCs w:val="17"/>
               </w:rPr>
               <w:t xml:space="preserve">C</w:t>
-            </w:r>
-          </w:p>
-        </w:tc>
-        <w:tc>
-          <w:tcPr>
-            <w:tcW w:type="pct" w:w="1667"/>
-            <w:shd w:fill="FBFAF6" w:val="clear"/>
-            <w:tcMar>
-              <w:top w:type="dxa" w:w="40"/>
-              <w:left w:type="dxa" w:w="100"/>
-              <w:bottom w:type="dxa" w:w="40"/>
-              <w:right w:type="dxa" w:w="100"/>
-            </w:tcMar>
-          </w:tcPr>
-          <w:p>
-            <w:pPr>
-              <w:spacing w:before="22" w:after="22"/>
-            </w:pPr>
-            <w:r>
-              <w:rPr>
-                <w:b/>
-                <w:bCs/>
-                <w:color w:val="8186EF"/>
-                <w:sz w:val="16"/>
-                <w:szCs w:val="16"/>
-              </w:rPr>
-              <w:t xml:space="preserve">24  </w:t>
-            </w:r>
-            <w:r>
-              <w:rPr>
-                <w:sz w:val="17"/>
-                <w:szCs w:val="17"/>
-              </w:rPr>
-              <w:t xml:space="preserve">B</w:t>
             </w:r>
           </w:p>
         </w:tc>
@@ -302,33 +302,33 @@
                 <w:sz w:val="17"/>
                 <w:szCs w:val="17"/>
               </w:rPr>
-              <w:t xml:space="preserve">discount · amortized · Receivable</w:t>
-            </w:r>
-          </w:p>
-        </w:tc>
-        <w:tc>
-          <w:tcPr>
-            <w:tcW w:type="pct" w:w="1667"/>
-            <w:tcMar>
-              <w:top w:type="dxa" w:w="40"/>
-              <w:left w:type="dxa" w:w="100"/>
-              <w:bottom w:type="dxa" w:w="40"/>
-              <w:right w:type="dxa" w:w="100"/>
-            </w:tcMar>
-          </w:tcPr>
-          <w:p>
-            <w:pPr>
-              <w:spacing w:before="22" w:after="22"/>
-            </w:pPr>
-            <w:r>
-              <w:rPr>
-                <w:b/>
-                <w:bCs/>
-                <w:color w:val="8186EF"/>
-                <w:sz w:val="16"/>
-                <w:szCs w:val="16"/>
-              </w:rPr>
-              <w:t xml:space="preserve">14  </w:t>
+              <w:t xml:space="preserve">interest-bearing · amortized</w:t>
+            </w:r>
+          </w:p>
+        </w:tc>
+        <w:tc>
+          <w:tcPr>
+            <w:tcW w:type="pct" w:w="1667"/>
+            <w:tcMar>
+              <w:top w:type="dxa" w:w="40"/>
+              <w:left w:type="dxa" w:w="100"/>
+              <w:bottom w:type="dxa" w:w="40"/>
+              <w:right w:type="dxa" w:w="100"/>
+            </w:tcMar>
+          </w:tcPr>
+          <w:p>
+            <w:pPr>
+              <w:spacing w:before="22" w:after="22"/>
+            </w:pPr>
+            <w:r>
+              <w:rPr>
+                <w:b/>
+                <w:bCs/>
+                <w:color w:val="8186EF"/>
+                <w:sz w:val="16"/>
+                <w:szCs w:val="16"/>
+              </w:rPr>
+              <w:t xml:space="preserve">12  </w:t>
             </w:r>
             <w:r>
               <w:rPr>
@@ -361,14 +361,14 @@
                 <w:sz w:val="16"/>
                 <w:szCs w:val="16"/>
               </w:rPr>
-              <w:t xml:space="preserve">25  </w:t>
-            </w:r>
-            <w:r>
-              <w:rPr>
-                <w:sz w:val="17"/>
-                <w:szCs w:val="17"/>
-              </w:rPr>
-              <w:t xml:space="preserve">B</w:t>
+              <w:t xml:space="preserve">21  </w:t>
+            </w:r>
+            <w:r>
+              <w:rPr>
+                <w:sz w:val="17"/>
+                <w:szCs w:val="17"/>
+              </w:rPr>
+              <w:t xml:space="preserve">C</w:t>
             </w:r>
           </w:p>
         </w:tc>
@@ -431,14 +431,14 @@
                 <w:sz w:val="16"/>
                 <w:szCs w:val="16"/>
               </w:rPr>
-              <w:t xml:space="preserve">15  </w:t>
-            </w:r>
-            <w:r>
-              <w:rPr>
-                <w:sz w:val="17"/>
-                <w:szCs w:val="17"/>
-              </w:rPr>
-              <w:t xml:space="preserve">C</w:t>
+              <w:t xml:space="preserve">13  </w:t>
+            </w:r>
+            <w:r>
+              <w:rPr>
+                <w:sz w:val="17"/>
+                <w:szCs w:val="17"/>
+              </w:rPr>
+              <w:t xml:space="preserve">T</w:t>
             </w:r>
           </w:p>
         </w:tc>
@@ -465,14 +465,14 @@
                 <w:sz w:val="16"/>
                 <w:szCs w:val="16"/>
               </w:rPr>
-              <w:t xml:space="preserve">26  </w:t>
-            </w:r>
-            <w:r>
-              <w:rPr>
-                <w:sz w:val="17"/>
-                <w:szCs w:val="17"/>
-              </w:rPr>
-              <w:t xml:space="preserve">C</w:t>
+              <w:t xml:space="preserve">22  </w:t>
+            </w:r>
+            <w:r>
+              <w:rPr>
+                <w:sz w:val="17"/>
+                <w:szCs w:val="17"/>
+              </w:rPr>
+              <w:t xml:space="preserve">D</w:t>
             </w:r>
           </w:p>
         </w:tc>
@@ -533,40 +533,40 @@
                 <w:sz w:val="16"/>
                 <w:szCs w:val="16"/>
               </w:rPr>
-              <w:t xml:space="preserve">16  </w:t>
-            </w:r>
-            <w:r>
-              <w:rPr>
-                <w:sz w:val="17"/>
-                <w:szCs w:val="17"/>
-              </w:rPr>
-              <w:t xml:space="preserve">C</w:t>
-            </w:r>
-          </w:p>
-        </w:tc>
-        <w:tc>
-          <w:tcPr>
-            <w:tcW w:type="pct" w:w="1667"/>
-            <w:tcMar>
-              <w:top w:type="dxa" w:w="40"/>
-              <w:left w:type="dxa" w:w="100"/>
-              <w:bottom w:type="dxa" w:w="40"/>
-              <w:right w:type="dxa" w:w="100"/>
-            </w:tcMar>
-          </w:tcPr>
-          <w:p>
-            <w:pPr>
-              <w:spacing w:before="22" w:after="22"/>
-            </w:pPr>
-            <w:r>
-              <w:rPr>
-                <w:b/>
-                <w:bCs/>
-                <w:color w:val="8186EF"/>
-                <w:sz w:val="16"/>
-                <w:szCs w:val="16"/>
-              </w:rPr>
-              <w:t xml:space="preserve">27  </w:t>
+              <w:t xml:space="preserve">14  </w:t>
+            </w:r>
+            <w:r>
+              <w:rPr>
+                <w:sz w:val="17"/>
+                <w:szCs w:val="17"/>
+              </w:rPr>
+              <w:t xml:space="preserve">F</w:t>
+            </w:r>
+          </w:p>
+        </w:tc>
+        <w:tc>
+          <w:tcPr>
+            <w:tcW w:type="pct" w:w="1667"/>
+            <w:tcMar>
+              <w:top w:type="dxa" w:w="40"/>
+              <w:left w:type="dxa" w:w="100"/>
+              <w:bottom w:type="dxa" w:w="40"/>
+              <w:right w:type="dxa" w:w="100"/>
+            </w:tcMar>
+          </w:tcPr>
+          <w:p>
+            <w:pPr>
+              <w:spacing w:before="22" w:after="22"/>
+            </w:pPr>
+            <w:r>
+              <w:rPr>
+                <w:b/>
+                <w:bCs/>
+                <w:color w:val="8186EF"/>
+                <w:sz w:val="16"/>
+                <w:szCs w:val="16"/>
+              </w:rPr>
+              <w:t xml:space="preserve">23  </w:t>
             </w:r>
             <w:r>
               <w:rPr>
@@ -609,75 +609,75 @@
                 <w:sz w:val="17"/>
                 <w:szCs w:val="17"/>
               </w:rPr>
+              <w:t xml:space="preserve">Sale: T1, T2</w:t>
+            </w:r>
+          </w:p>
+        </w:tc>
+        <w:tc>
+          <w:tcPr>
+            <w:tcW w:type="pct" w:w="1667"/>
+            <w:shd w:fill="FBFAF6" w:val="clear"/>
+            <w:tcMar>
+              <w:top w:type="dxa" w:w="40"/>
+              <w:left w:type="dxa" w:w="100"/>
+              <w:bottom w:type="dxa" w:w="40"/>
+              <w:right w:type="dxa" w:w="100"/>
+            </w:tcMar>
+          </w:tcPr>
+          <w:p>
+            <w:pPr>
+              <w:spacing w:before="22" w:after="22"/>
+            </w:pPr>
+            <w:r>
+              <w:rPr>
+                <w:b/>
+                <w:bCs/>
+                <w:color w:val="8186EF"/>
+                <w:sz w:val="16"/>
+                <w:szCs w:val="16"/>
+              </w:rPr>
+              <w:t xml:space="preserve">15  </w:t>
+            </w:r>
+            <w:r>
+              <w:rPr>
+                <w:sz w:val="17"/>
+                <w:szCs w:val="17"/>
+              </w:rPr>
+              <w:t xml:space="preserve">D</w:t>
+            </w:r>
+          </w:p>
+        </w:tc>
+        <w:tc>
+          <w:tcPr>
+            <w:tcW w:type="pct" w:w="1667"/>
+            <w:shd w:fill="FBFAF6" w:val="clear"/>
+            <w:tcMar>
+              <w:top w:type="dxa" w:w="40"/>
+              <w:left w:type="dxa" w:w="100"/>
+              <w:bottom w:type="dxa" w:w="40"/>
+              <w:right w:type="dxa" w:w="100"/>
+            </w:tcMar>
+          </w:tcPr>
+          <w:p>
+            <w:pPr>
+              <w:spacing w:before="22" w:after="22"/>
+            </w:pPr>
+            <w:r>
+              <w:rPr>
+                <w:b/>
+                <w:bCs/>
+                <w:color w:val="8186EF"/>
+                <w:sz w:val="16"/>
+                <w:szCs w:val="16"/>
+              </w:rPr>
+              <w:t xml:space="preserve">24  </w:t>
+            </w:r>
+            <w:r>
+              <w:rPr>
+                <w:sz w:val="17"/>
+                <w:szCs w:val="17"/>
+              </w:rPr>
               <w:t xml:space="preserve">A</w:t>
-            </w:r>
-          </w:p>
-        </w:tc>
-        <w:tc>
-          <w:tcPr>
-            <w:tcW w:type="pct" w:w="1667"/>
-            <w:shd w:fill="FBFAF6" w:val="clear"/>
-            <w:tcMar>
-              <w:top w:type="dxa" w:w="40"/>
-              <w:left w:type="dxa" w:w="100"/>
-              <w:bottom w:type="dxa" w:w="40"/>
-              <w:right w:type="dxa" w:w="100"/>
-            </w:tcMar>
-          </w:tcPr>
-          <w:p>
-            <w:pPr>
-              <w:spacing w:before="22" w:after="22"/>
-            </w:pPr>
-            <w:r>
-              <w:rPr>
-                <w:b/>
-                <w:bCs/>
-                <w:color w:val="8186EF"/>
-                <w:sz w:val="16"/>
-                <w:szCs w:val="16"/>
-              </w:rPr>
-              <w:t xml:space="preserve">17  </w:t>
-            </w:r>
-            <w:r>
-              <w:rPr>
-                <w:sz w:val="17"/>
-                <w:szCs w:val="17"/>
-              </w:rPr>
-              <w:t xml:space="preserve">C</w:t>
-            </w:r>
-          </w:p>
-        </w:tc>
-        <w:tc>
-          <w:tcPr>
-            <w:tcW w:type="pct" w:w="1667"/>
-            <w:shd w:fill="FBFAF6" w:val="clear"/>
-            <w:tcMar>
-              <w:top w:type="dxa" w:w="40"/>
-              <w:left w:type="dxa" w:w="100"/>
-              <w:bottom w:type="dxa" w:w="40"/>
-              <w:right w:type="dxa" w:w="100"/>
-            </w:tcMar>
-          </w:tcPr>
-          <w:p>
-            <w:pPr>
-              <w:spacing w:before="22" w:after="22"/>
-            </w:pPr>
-            <w:r>
-              <w:rPr>
-                <w:b/>
-                <w:bCs/>
-                <w:color w:val="8186EF"/>
-                <w:sz w:val="16"/>
-                <w:szCs w:val="16"/>
-              </w:rPr>
-              <w:t xml:space="preserve">28  </w:t>
-            </w:r>
-            <w:r>
-              <w:rPr>
-                <w:sz w:val="17"/>
-                <w:szCs w:val="17"/>
-              </w:rPr>
-              <w:t xml:space="preserve">D</w:t>
             </w:r>
           </w:p>
         </w:tc>
@@ -712,6 +712,39 @@
                 <w:sz w:val="17"/>
                 <w:szCs w:val="17"/>
               </w:rPr>
+              <w:t xml:space="preserve">Secured borrowing: T3, T4</w:t>
+            </w:r>
+          </w:p>
+        </w:tc>
+        <w:tc>
+          <w:tcPr>
+            <w:tcW w:type="pct" w:w="1667"/>
+            <w:tcMar>
+              <w:top w:type="dxa" w:w="40"/>
+              <w:left w:type="dxa" w:w="100"/>
+              <w:bottom w:type="dxa" w:w="40"/>
+              <w:right w:type="dxa" w:w="100"/>
+            </w:tcMar>
+          </w:tcPr>
+          <w:p>
+            <w:pPr>
+              <w:spacing w:before="22" w:after="22"/>
+            </w:pPr>
+            <w:r>
+              <w:rPr>
+                <w:b/>
+                <w:bCs/>
+                <w:color w:val="8186EF"/>
+                <w:sz w:val="16"/>
+                <w:szCs w:val="16"/>
+              </w:rPr>
+              <w:t xml:space="preserve">16  </w:t>
+            </w:r>
+            <w:r>
+              <w:rPr>
+                <w:sz w:val="17"/>
+                <w:szCs w:val="17"/>
+              </w:rPr>
               <w:t xml:space="preserve">C</w:t>
             </w:r>
           </w:p>
@@ -738,47 +771,14 @@
                 <w:sz w:val="16"/>
                 <w:szCs w:val="16"/>
               </w:rPr>
-              <w:t xml:space="preserve">18  </w:t>
-            </w:r>
-            <w:r>
-              <w:rPr>
-                <w:sz w:val="17"/>
-                <w:szCs w:val="17"/>
-              </w:rPr>
-              <w:t xml:space="preserve">T</w:t>
-            </w:r>
-          </w:p>
-        </w:tc>
-        <w:tc>
-          <w:tcPr>
-            <w:tcW w:type="pct" w:w="1667"/>
-            <w:tcMar>
-              <w:top w:type="dxa" w:w="40"/>
-              <w:left w:type="dxa" w:w="100"/>
-              <w:bottom w:type="dxa" w:w="40"/>
-              <w:right w:type="dxa" w:w="100"/>
-            </w:tcMar>
-          </w:tcPr>
-          <w:p>
-            <w:pPr>
-              <w:spacing w:before="22" w:after="22"/>
-            </w:pPr>
-            <w:r>
-              <w:rPr>
-                <w:b/>
-                <w:bCs/>
-                <w:color w:val="8186EF"/>
-                <w:sz w:val="16"/>
-                <w:szCs w:val="16"/>
-              </w:rPr>
-              <w:t xml:space="preserve">29  </w:t>
-            </w:r>
-            <w:r>
-              <w:rPr>
-                <w:sz w:val="17"/>
-                <w:szCs w:val="17"/>
-              </w:rPr>
-              <w:t xml:space="preserve">A</w:t>
+              <w:t xml:space="preserve">25  </w:t>
+            </w:r>
+            <w:r>
+              <w:rPr>
+                <w:sz w:val="17"/>
+                <w:szCs w:val="17"/>
+              </w:rPr>
+              <w:t xml:space="preserve">Compare with the model earlier in this handout.</w:t>
             </w:r>
           </w:p>
         </w:tc>
@@ -814,6 +814,40 @@
                 <w:sz w:val="17"/>
                 <w:szCs w:val="17"/>
               </w:rPr>
+              <w:t xml:space="preserve">C</w:t>
+            </w:r>
+          </w:p>
+        </w:tc>
+        <w:tc>
+          <w:tcPr>
+            <w:tcW w:type="pct" w:w="1667"/>
+            <w:shd w:fill="FBFAF6" w:val="clear"/>
+            <w:tcMar>
+              <w:top w:type="dxa" w:w="40"/>
+              <w:left w:type="dxa" w:w="100"/>
+              <w:bottom w:type="dxa" w:w="40"/>
+              <w:right w:type="dxa" w:w="100"/>
+            </w:tcMar>
+          </w:tcPr>
+          <w:p>
+            <w:pPr>
+              <w:spacing w:before="22" w:after="22"/>
+            </w:pPr>
+            <w:r>
+              <w:rPr>
+                <w:b/>
+                <w:bCs/>
+                <w:color w:val="8186EF"/>
+                <w:sz w:val="16"/>
+                <w:szCs w:val="16"/>
+              </w:rPr>
+              <w:t xml:space="preserve">17  </w:t>
+            </w:r>
+            <w:r>
+              <w:rPr>
+                <w:sz w:val="17"/>
+                <w:szCs w:val="17"/>
+              </w:rPr>
               <w:t xml:space="preserve">A</w:t>
             </w:r>
           </w:p>
@@ -841,48 +875,14 @@
                 <w:sz w:val="16"/>
                 <w:szCs w:val="16"/>
               </w:rPr>
-              <w:t xml:space="preserve">19  </w:t>
-            </w:r>
-            <w:r>
-              <w:rPr>
-                <w:sz w:val="17"/>
-                <w:szCs w:val="17"/>
-              </w:rPr>
-              <w:t xml:space="preserve">F</w:t>
-            </w:r>
-          </w:p>
-        </w:tc>
-        <w:tc>
-          <w:tcPr>
-            <w:tcW w:type="pct" w:w="1667"/>
-            <w:shd w:fill="FBFAF6" w:val="clear"/>
-            <w:tcMar>
-              <w:top w:type="dxa" w:w="40"/>
-              <w:left w:type="dxa" w:w="100"/>
-              <w:bottom w:type="dxa" w:w="40"/>
-              <w:right w:type="dxa" w:w="100"/>
-            </w:tcMar>
-          </w:tcPr>
-          <w:p>
-            <w:pPr>
-              <w:spacing w:before="22" w:after="22"/>
-            </w:pPr>
-            <w:r>
-              <w:rPr>
-                <w:b/>
-                <w:bCs/>
-                <w:color w:val="8186EF"/>
-                <w:sz w:val="16"/>
-                <w:szCs w:val="16"/>
-              </w:rPr>
-              <w:t xml:space="preserve">30  </w:t>
-            </w:r>
-            <w:r>
-              <w:rPr>
-                <w:sz w:val="17"/>
-                <w:szCs w:val="17"/>
-              </w:rPr>
-              <w:t xml:space="preserve">A</w:t>
+              <w:t xml:space="preserve">26  </w:t>
+            </w:r>
+            <w:r>
+              <w:rPr>
+                <w:sz w:val="17"/>
+                <w:szCs w:val="17"/>
+              </w:rPr>
+              <w:t xml:space="preserve">A company records an account receivable when its right to be paid is unconditional: only the passage of time is needed before payment is due. This usually happens when it delivers the goods or services and transfers control (Chapter 11). If the company still has to do something else before it can bill, for example finish a second delivery, it has a contract </w:t>
             </w:r>
           </w:p>
         </w:tc>
@@ -917,142 +917,6 @@
                 <w:sz w:val="17"/>
                 <w:szCs w:val="17"/>
               </w:rPr>
-              <w:t xml:space="preserve">T</w:t>
-            </w:r>
-          </w:p>
-        </w:tc>
-        <w:tc>
-          <w:tcPr>
-            <w:tcW w:type="pct" w:w="1667"/>
-            <w:tcMar>
-              <w:top w:type="dxa" w:w="40"/>
-              <w:left w:type="dxa" w:w="100"/>
-              <w:bottom w:type="dxa" w:w="40"/>
-              <w:right w:type="dxa" w:w="100"/>
-            </w:tcMar>
-          </w:tcPr>
-          <w:p>
-            <w:pPr>
-              <w:spacing w:before="22" w:after="22"/>
-            </w:pPr>
-            <w:r>
-              <w:rPr>
-                <w:b/>
-                <w:bCs/>
-                <w:color w:val="8186EF"/>
-                <w:sz w:val="16"/>
-                <w:szCs w:val="16"/>
-              </w:rPr>
-              <w:t xml:space="preserve">20  </w:t>
-            </w:r>
-            <w:r>
-              <w:rPr>
-                <w:sz w:val="17"/>
-                <w:szCs w:val="17"/>
-              </w:rPr>
-              <w:t xml:space="preserve">D</w:t>
-            </w:r>
-          </w:p>
-        </w:tc>
-        <w:tc>
-          <w:tcPr>
-            <w:tcW w:type="pct" w:w="1667"/>
-            <w:tcMar>
-              <w:top w:type="dxa" w:w="40"/>
-              <w:left w:type="dxa" w:w="100"/>
-              <w:bottom w:type="dxa" w:w="40"/>
-              <w:right w:type="dxa" w:w="100"/>
-            </w:tcMar>
-          </w:tcPr>
-          <w:p>
-            <w:pPr>
-              <w:spacing w:before="22" w:after="22"/>
-            </w:pPr>
-            <w:r>
-              <w:rPr>
-                <w:b/>
-                <w:bCs/>
-                <w:color w:val="8186EF"/>
-                <w:sz w:val="16"/>
-                <w:szCs w:val="16"/>
-              </w:rPr>
-              <w:t xml:space="preserve">31  </w:t>
-            </w:r>
-            <w:r>
-              <w:rPr>
-                <w:sz w:val="17"/>
-                <w:szCs w:val="17"/>
-              </w:rPr>
-              <w:t xml:space="preserve">Compare with the model earlier in this handout.</w:t>
-            </w:r>
-          </w:p>
-        </w:tc>
-      </w:tr>
-      <w:tr>
-        <w:tc>
-          <w:tcPr>
-            <w:tcW w:type="pct" w:w="1667"/>
-            <w:shd w:fill="FBFAF6" w:val="clear"/>
-            <w:tcMar>
-              <w:top w:type="dxa" w:w="40"/>
-              <w:left w:type="dxa" w:w="100"/>
-              <w:bottom w:type="dxa" w:w="40"/>
-              <w:right w:type="dxa" w:w="100"/>
-            </w:tcMar>
-          </w:tcPr>
-          <w:p>
-            <w:pPr>
-              <w:spacing w:before="22" w:after="22"/>
-            </w:pPr>
-            <w:r>
-              <w:rPr>
-                <w:b/>
-                <w:bCs/>
-                <w:color w:val="8186EF"/>
-                <w:sz w:val="16"/>
-                <w:szCs w:val="16"/>
-              </w:rPr>
-              <w:t xml:space="preserve">10  </w:t>
-            </w:r>
-            <w:r>
-              <w:rPr>
-                <w:sz w:val="17"/>
-                <w:szCs w:val="17"/>
-              </w:rPr>
-              <w:t xml:space="preserve">F</w:t>
-            </w:r>
-          </w:p>
-        </w:tc>
-        <w:tc>
-          <w:tcPr>
-            <w:tcW w:type="pct" w:w="1667"/>
-            <w:shd w:fill="FBFAF6" w:val="clear"/>
-            <w:tcMar>
-              <w:top w:type="dxa" w:w="40"/>
-              <w:left w:type="dxa" w:w="100"/>
-              <w:bottom w:type="dxa" w:w="40"/>
-              <w:right w:type="dxa" w:w="100"/>
-            </w:tcMar>
-          </w:tcPr>
-          <w:p>
-            <w:pPr>
-              <w:spacing w:before="22" w:after="22"/>
-            </w:pPr>
-            <w:r>
-              <w:rPr>
-                <w:b/>
-                <w:bCs/>
-                <w:color w:val="8186EF"/>
-                <w:sz w:val="16"/>
-                <w:szCs w:val="16"/>
-              </w:rPr>
-              <w:t xml:space="preserve">21  </w:t>
-            </w:r>
-            <w:r>
-              <w:rPr>
-                <w:sz w:val="17"/>
-                <w:szCs w:val="17"/>
-              </w:rPr>
               <w:t xml:space="preserve">C</w:t>
             </w:r>
           </w:p>
@@ -1060,102 +924,33 @@
         <w:tc>
           <w:tcPr>
             <w:tcW w:type="pct" w:w="1667"/>
-            <w:shd w:fill="FBFAF6" w:val="clear"/>
-            <w:tcMar>
-              <w:top w:type="dxa" w:w="40"/>
-              <w:left w:type="dxa" w:w="100"/>
-              <w:bottom w:type="dxa" w:w="40"/>
-              <w:right w:type="dxa" w:w="100"/>
-            </w:tcMar>
-          </w:tcPr>
-          <w:p>
-            <w:pPr>
-              <w:spacing w:before="22" w:after="22"/>
-            </w:pPr>
-            <w:r>
-              <w:rPr>
-                <w:b/>
-                <w:bCs/>
-                <w:color w:val="8186EF"/>
-                <w:sz w:val="16"/>
-                <w:szCs w:val="16"/>
-              </w:rPr>
-              <w:t xml:space="preserve">32  </w:t>
-            </w:r>
-            <w:r>
-              <w:rPr>
-                <w:sz w:val="17"/>
-                <w:szCs w:val="17"/>
-              </w:rPr>
-              <w:t xml:space="preserve">A company records an account receivable when its right to be paid is unconditional: only the passage of time is needed before payment is due. This usually happens when it delivers the goods or services and transfers control (Chapter 11). If the company still has to do something else before it can bill, for example finish a second delivery, it has a contract </w:t>
-            </w:r>
-          </w:p>
-        </w:tc>
-      </w:tr>
-      <w:tr>
-        <w:tc>
-          <w:tcPr>
-            <w:tcW w:type="pct" w:w="1667"/>
-            <w:tcMar>
-              <w:top w:type="dxa" w:w="40"/>
-              <w:left w:type="dxa" w:w="100"/>
-              <w:bottom w:type="dxa" w:w="40"/>
-              <w:right w:type="dxa" w:w="100"/>
-            </w:tcMar>
-          </w:tcPr>
-          <w:p>
-            <w:pPr>
-              <w:spacing w:before="22" w:after="22"/>
-            </w:pPr>
-            <w:r>
-              <w:rPr>
-                <w:b/>
-                <w:bCs/>
-                <w:color w:val="8186EF"/>
-                <w:sz w:val="16"/>
-                <w:szCs w:val="16"/>
-              </w:rPr>
-              <w:t xml:space="preserve">11  </w:t>
-            </w:r>
-            <w:r>
-              <w:rPr>
-                <w:sz w:val="17"/>
-                <w:szCs w:val="17"/>
-              </w:rPr>
-              <w:t xml:space="preserve">Sale: T1, T2</w:t>
-            </w:r>
-          </w:p>
-        </w:tc>
-        <w:tc>
-          <w:tcPr>
-            <w:tcW w:type="pct" w:w="1667"/>
-            <w:tcMar>
-              <w:top w:type="dxa" w:w="40"/>
-              <w:left w:type="dxa" w:w="100"/>
-              <w:bottom w:type="dxa" w:w="40"/>
-              <w:right w:type="dxa" w:w="100"/>
-            </w:tcMar>
-          </w:tcPr>
-          <w:p>
-            <w:pPr>
-              <w:spacing w:before="22" w:after="22"/>
-            </w:pPr>
-            <w:r>
-              <w:rPr>
-                <w:b/>
-                <w:bCs/>
-                <w:color w:val="8186EF"/>
-                <w:sz w:val="16"/>
-                <w:szCs w:val="16"/>
-              </w:rPr>
-              <w:t xml:space="preserve">22  </w:t>
-            </w:r>
-            <w:r>
-              <w:rPr>
-                <w:sz w:val="17"/>
-                <w:szCs w:val="17"/>
-              </w:rPr>
-              <w:t xml:space="preserve">A</w:t>
+            <w:tcMar>
+              <w:top w:type="dxa" w:w="40"/>
+              <w:left w:type="dxa" w:w="100"/>
+              <w:bottom w:type="dxa" w:w="40"/>
+              <w:right w:type="dxa" w:w="100"/>
+            </w:tcMar>
+          </w:tcPr>
+          <w:p>
+            <w:pPr>
+              <w:spacing w:before="22" w:after="22"/>
+            </w:pPr>
+            <w:r>
+              <w:rPr>
+                <w:b/>
+                <w:bCs/>
+                <w:color w:val="8186EF"/>
+                <w:sz w:val="16"/>
+                <w:szCs w:val="16"/>
+              </w:rPr>
+              <w:t xml:space="preserve">18  </w:t>
+            </w:r>
+            <w:r>
+              <w:rPr>
+                <w:sz w:val="17"/>
+                <w:szCs w:val="17"/>
+              </w:rPr>
+              <w:t xml:space="preserve">E</w:t>
             </w:r>
           </w:p>
         </w:tc>
@@ -1220,7 +1015,7 @@
           <w:sz w:val="16"/>
           <w:szCs w:val="16"/>
         </w:rPr>
-        <w:t xml:space="preserve">The book writes: “A company records an account receivable when its right to be paid is unconditional: only the passage of time is needed before payment is due. This usually happens when it delivers the goods or services and transfers control (Chapter 11). If the company still has to do something else before it can bill, for example finish a second delivery, it has a contract asset, not a receivable.”</w:t>
+        <w:t xml:space="preserve">The book writes: “If the company still has to do something else before it can bill, for example finish a second delivery, it has a contract asset, not a receivable. The receivable is measured at the transaction price: the amount the company expects to receive.”</w:t>
       </w:r>
     </w:p>
     <w:p>
@@ -1243,7 +1038,7 @@
           <w:sz w:val="16"/>
           <w:szCs w:val="16"/>
         </w:rPr>
-        <w:t xml:space="preserve">The book writes: “Some older questions still use the gross and net methods. Under the gross method, the company records the full invoice and records a sales discount only when a customer pays early. Under the net method, it records the sale net of the discount, and records sales discounts forfeited when a customer pays late.”</w:t>
+        <w:t xml:space="preserve">The book writes: “Under the gross method, the company records the full invoice and records a sales discount only when a customer pays early. Under the net method, it records the sale net of the discount, and records sales discounts forfeited when a customer pays late.”</w:t>
       </w:r>
     </w:p>
     <w:p>
@@ -1266,7 +1061,7 @@
           <w:sz w:val="16"/>
           <w:szCs w:val="16"/>
         </w:rPr>
-        <w:t xml:space="preserve">The book writes: “The discount is then amortized to interest revenue over the life of the note. Receivable: only time must pass before payment. Contract asset: the company must still perform.”</w:t>
+        <w:t xml:space="preserve">The book writes: “An interest-bearing note is carried at its face amount plus accrued interest. A note with no interest, or with a rate below the market rate, is recorded at its present value. The discount is then amortized to interest revenue over the life of the note.”</w:t>
       </w:r>
     </w:p>
     <w:p>
@@ -1289,7 +1084,7 @@
           <w:sz w:val="16"/>
           <w:szCs w:val="16"/>
         </w:rPr>
-        <w:t xml:space="preserve">The book pairs T1 with “Sale”.</w:t>
+        <w:t xml:space="preserve">The book pairs T4 with “Secured borrowing”.</w:t>
       </w:r>
     </w:p>
     <w:p>
@@ -1328,14 +1123,14 @@
           <w:sz w:val="16"/>
           <w:szCs w:val="16"/>
         </w:rPr>
-        <w:t xml:space="preserve">6  </w:t>
-      </w:r>
-      <w:r>
-        <w:rPr>
-          <w:sz w:val="16"/>
-          <w:szCs w:val="16"/>
-        </w:rPr>
-        <w:t xml:space="preserve">The book’s own table pairs T2 with “Sale”.</w:t>
+        <w:t xml:space="preserve">8  </w:t>
+      </w:r>
+      <w:r>
+        <w:rPr>
+          <w:sz w:val="16"/>
+          <w:szCs w:val="16"/>
+        </w:rPr>
+        <w:t xml:space="preserve">CECL records lifetime expected losses from day one. A is wrong: The probable threshold belonged to the old incurred-loss model. B is wrong: CECL does not wait for evidence of a loss.</w:t>
       </w:r>
     </w:p>
     <w:p>
@@ -1351,14 +1146,14 @@
           <w:sz w:val="16"/>
           <w:szCs w:val="16"/>
         </w:rPr>
-        <w:t xml:space="preserve">7  </w:t>
-      </w:r>
-      <w:r>
-        <w:rPr>
-          <w:sz w:val="16"/>
-          <w:szCs w:val="16"/>
-        </w:rPr>
-        <w:t xml:space="preserve">The book’s own table pairs T3 with “Secured borrowing”.</w:t>
+        <w:t xml:space="preserve">9  </w:t>
+      </w:r>
+      <w:r>
+        <w:rPr>
+          <w:sz w:val="16"/>
+          <w:szCs w:val="16"/>
+        </w:rPr>
+        <w:t xml:space="preserve">Losses are recorded only when balances are written off, so receivables are overstated and matching fails. A is wrong: The direct method is the method used for U.S. tax. B is wrong: It records losses late, not early.</w:t>
       </w:r>
     </w:p>
     <w:p>
@@ -1374,14 +1169,14 @@
           <w:sz w:val="16"/>
           <w:szCs w:val="16"/>
         </w:rPr>
-        <w:t xml:space="preserve">8  </w:t>
-      </w:r>
-      <w:r>
-        <w:rPr>
-          <w:sz w:val="16"/>
-          <w:szCs w:val="16"/>
-        </w:rPr>
-        <w:t xml:space="preserve">The book’s own table pairs T4 with “Secured borrowing”.</w:t>
+        <w:t xml:space="preserve">10  </w:t>
+      </w:r>
+      <w:r>
+        <w:rPr>
+          <w:sz w:val="16"/>
+          <w:szCs w:val="16"/>
+        </w:rPr>
+        <w:t xml:space="preserve">It is an income-statement approach; CECL focuses on the expected losses on the receivables at the balance sheet date. A is wrong: CECL does not require any single method; aging and loss-rate methods fit it better. B is wrong: The aging method gives the required ending balance.</w:t>
       </w:r>
     </w:p>
     <w:p>
@@ -1397,14 +1192,14 @@
           <w:sz w:val="16"/>
           <w:szCs w:val="16"/>
         </w:rPr>
-        <w:t xml:space="preserve">9  </w:t>
-      </w:r>
-      <w:r>
-        <w:rPr>
-          <w:sz w:val="16"/>
-          <w:szCs w:val="16"/>
-        </w:rPr>
-        <w:t xml:space="preserve">The book pairs T1 with “Sale”.</w:t>
+        <w:t xml:space="preserve">11  </w:t>
+      </w:r>
+      <w:r>
+        <w:rPr>
+          <w:sz w:val="16"/>
+          <w:szCs w:val="16"/>
+        </w:rPr>
+        <w:t xml:space="preserve">It is effective for annual periods beginning after December 15, 2025; under the one-year rule it is not yet tested. A is wrong: It is an optional simplification and is not yet testable. B is wrong: It is a U.S. GAAP update.</w:t>
       </w:r>
     </w:p>
     <w:p>
@@ -1420,14 +1215,14 @@
           <w:sz w:val="16"/>
           <w:szCs w:val="16"/>
         </w:rPr>
-        <w:t xml:space="preserve">10  </w:t>
-      </w:r>
-      <w:r>
-        <w:rPr>
-          <w:sz w:val="16"/>
-          <w:szCs w:val="16"/>
-        </w:rPr>
-        <w:t xml:space="preserve">The book pairs T2 with “Sale”, not with “Secured borrowing”.</w:t>
+        <w:t xml:space="preserve">12  </w:t>
+      </w:r>
+      <w:r>
+        <w:rPr>
+          <w:sz w:val="16"/>
+          <w:szCs w:val="16"/>
+        </w:rPr>
+        <w:t xml:space="preserve">Every cycle settles one rule and shows where it comes from.</w:t>
       </w:r>
     </w:p>
     <w:p>
@@ -1450,7 +1245,7 @@
           <w:sz w:val="16"/>
           <w:szCs w:val="16"/>
         </w:rPr>
-        <w:t xml:space="preserve">CECL records lifetime expected losses from day one. A is wrong: The probable threshold belonged to the old incurred-loss model. B is wrong: CECL does not wait for evidence of a loss.</w:t>
+        <w:t xml:space="preserve">CMA questions use exact terms, and one word can change the answer.</w:t>
       </w:r>
     </w:p>
     <w:p>
@@ -1466,14 +1261,14 @@
           <w:sz w:val="16"/>
           <w:szCs w:val="16"/>
         </w:rPr>
-        <w:t xml:space="preserve">14  </w:t>
-      </w:r>
-      <w:r>
-        <w:rPr>
-          <w:sz w:val="16"/>
-          <w:szCs w:val="16"/>
-        </w:rPr>
-        <w:t xml:space="preserve">The company first reinstates the receivable; the second entry records the cash collection. B is wrong: A recovery is not revenue. C is wrong: The recovery goes back to the allowance, not the expense account.</w:t>
+        <w:t xml:space="preserve">20  </w:t>
+      </w:r>
+      <w:r>
+        <w:rPr>
+          <w:sz w:val="16"/>
+          <w:szCs w:val="16"/>
+        </w:rPr>
+        <w:t xml:space="preserve">All three sale conditions are met; recourse adds a liability to the sale. A is wrong: Recourse alone does not make the transfer a borrowing. B is wrong: The recourse obligation must be recorded.</w:t>
       </w:r>
     </w:p>
     <w:p>
@@ -1489,14 +1284,14 @@
           <w:sz w:val="16"/>
           <w:szCs w:val="16"/>
         </w:rPr>
-        <w:t xml:space="preserve">15  </w:t>
-      </w:r>
-      <w:r>
-        <w:rPr>
-          <w:sz w:val="16"/>
-          <w:szCs w:val="16"/>
-        </w:rPr>
-        <w:t xml:space="preserve">Losses are recorded only when balances are written off, so receivables are overstated and matching fails. A is wrong: The direct method is the method used for U.S. tax. B is wrong: It records losses late, not early.</w:t>
+        <w:t xml:space="preserve">21  </w:t>
+      </w:r>
+      <w:r>
+        <w:rPr>
+          <w:sz w:val="16"/>
+          <w:szCs w:val="16"/>
+        </w:rPr>
+        <w:t xml:space="preserve">In a borrowing, the receivables stay (pledged) and the cash received is a liability. A is wrong: That describes a sale without recourse. B is wrong: That describes a sale with recourse.</w:t>
       </w:r>
     </w:p>
     <w:p>
@@ -1512,14 +1307,14 @@
           <w:sz w:val="16"/>
           <w:szCs w:val="16"/>
         </w:rPr>
-        <w:t xml:space="preserve">16  </w:t>
-      </w:r>
-      <w:r>
-        <w:rPr>
-          <w:sz w:val="16"/>
-          <w:szCs w:val="16"/>
-        </w:rPr>
-        <w:t xml:space="preserve">The sum of each group's amount × its expected loss rate. A is wrong: This is the unadjusted balance before the year-end entry. B is wrong: This is the credit loss expense, not the required balance.</w:t>
+        <w:t xml:space="preserve">22  </w:t>
+      </w:r>
+      <w:r>
+        <w:rPr>
+          <w:sz w:val="16"/>
+          <w:szCs w:val="16"/>
+        </w:rPr>
+        <w:t xml:space="preserve">The simplified approach requires lifetime expected losses for these receivables. A is wrong: The 12-month measure is stage 1 of the general approach, not the simplified approach. B is wrong: That was the old incurred-loss model.</w:t>
       </w:r>
     </w:p>
     <w:p>
@@ -1535,14 +1330,14 @@
           <w:sz w:val="16"/>
           <w:szCs w:val="16"/>
         </w:rPr>
-        <w:t xml:space="preserve">17  </w:t>
-      </w:r>
-      <w:r>
-        <w:rPr>
-          <w:sz w:val="16"/>
-          <w:szCs w:val="16"/>
-        </w:rPr>
-        <w:t xml:space="preserve">CECL records lifetime expected losses from day one. A is wrong: The probable threshold belonged to the old incurred-loss model. B is wrong: CECL does not wait for evidence of a loss.</w:t>
+        <w:t xml:space="preserve">23  </w:t>
+      </w:r>
+      <w:r>
+        <w:rPr>
+          <w:sz w:val="16"/>
+          <w:szCs w:val="16"/>
+        </w:rPr>
+        <w:t xml:space="preserve">IFRS 9 focuses on risks and rewards; substantial recourse often keeps the risk with the seller. A is wrong: Under U.S. GAAP the ASC 860 conditions decide, and they are met. C is wrong: A U.S. GAAP sale with recourse records a recourse liability.</w:t>
       </w:r>
     </w:p>
     <w:p>
@@ -1558,106 +1353,14 @@
           <w:sz w:val="16"/>
           <w:szCs w:val="16"/>
         </w:rPr>
-        <w:t xml:space="preserve">18  </w:t>
-      </w:r>
-      <w:r>
-        <w:rPr>
-          <w:sz w:val="16"/>
-          <w:szCs w:val="16"/>
-        </w:rPr>
-        <w:t xml:space="preserve">CMA questions use exact terms, and one word can change the answer.</w:t>
-      </w:r>
-    </w:p>
-    <w:p>
-      <w:pPr>
-        <w:spacing w:after="18"/>
-        <w:ind w:left="300" w:hanging="300"/>
-      </w:pPr>
-      <w:r>
-        <w:rPr>
-          <w:b/>
-          <w:bCs/>
-          <w:color w:val="8186EF"/>
-          <w:sz w:val="16"/>
-          <w:szCs w:val="16"/>
-        </w:rPr>
-        <w:t xml:space="preserve">25  </w:t>
-      </w:r>
-      <w:r>
-        <w:rPr>
-          <w:sz w:val="16"/>
-          <w:szCs w:val="16"/>
-        </w:rPr>
-        <w:t xml:space="preserve">The book’s own table gives 80,000 × 8% = 6,400 as the answer of 1–60 days past due.</w:t>
-      </w:r>
-    </w:p>
-    <w:p>
-      <w:pPr>
-        <w:spacing w:after="18"/>
-        <w:ind w:left="300" w:hanging="300"/>
-      </w:pPr>
-      <w:r>
-        <w:rPr>
-          <w:b/>
-          <w:bCs/>
-          <w:color w:val="8186EF"/>
-          <w:sz w:val="16"/>
-          <w:szCs w:val="16"/>
-        </w:rPr>
-        <w:t xml:space="preserve">26  </w:t>
-      </w:r>
-      <w:r>
-        <w:rPr>
-          <w:sz w:val="16"/>
-          <w:szCs w:val="16"/>
-        </w:rPr>
-        <w:t xml:space="preserve">The book’s own table gives 40,000 × 25% = 10,000 as the answer of Over 60 days past due.</w:t>
-      </w:r>
-    </w:p>
-    <w:p>
-      <w:pPr>
-        <w:spacing w:after="18"/>
-        <w:ind w:left="300" w:hanging="300"/>
-      </w:pPr>
-      <w:r>
-        <w:rPr>
-          <w:b/>
-          <w:bCs/>
-          <w:color w:val="8186EF"/>
-          <w:sz w:val="16"/>
-          <w:szCs w:val="16"/>
-        </w:rPr>
-        <w:t xml:space="preserve">27  </w:t>
-      </w:r>
-      <w:r>
-        <w:rPr>
-          <w:sz w:val="16"/>
-          <w:szCs w:val="16"/>
-        </w:rPr>
-        <w:t xml:space="preserve">The book’s own table gives 3,600 + 6,400 + 10,000 = 20,000 as the answer of Required allowance.</w:t>
-      </w:r>
-    </w:p>
-    <w:p>
-      <w:pPr>
-        <w:spacing w:after="18"/>
-        <w:ind w:left="300" w:hanging="300"/>
-      </w:pPr>
-      <w:r>
-        <w:rPr>
-          <w:b/>
-          <w:bCs/>
-          <w:color w:val="8186EF"/>
-          <w:sz w:val="16"/>
-          <w:szCs w:val="16"/>
-        </w:rPr>
-        <w:t xml:space="preserve">28  </w:t>
-      </w:r>
-      <w:r>
-        <w:rPr>
-          <w:sz w:val="16"/>
-          <w:szCs w:val="16"/>
-        </w:rPr>
-        <w:t xml:space="preserve">It is an income-statement approach; CECL focuses on the expected losses on the receivables at the balance sheet date. A is wrong: CECL does not require any single method; aging and loss-rate methods fit it better. B is wrong: The aging method gives the required ending balance.</w:t>
+        <w:t xml:space="preserve">24  </w:t>
+      </w:r>
+      <w:r>
+        <w:rPr>
+          <w:sz w:val="16"/>
+          <w:szCs w:val="16"/>
+        </w:rPr>
+        <w:t xml:space="preserve">Every item on a Workshop sheet is settled by something printed on the same sheet.</w:t>
       </w:r>
     </w:p>
     <w:p/>
@@ -1767,66 +1470,66 @@
                 <w:sz w:val="17"/>
                 <w:szCs w:val="17"/>
               </w:rPr>
-              <w:t xml:space="preserve">Allowance for credit losses · write-off · accounts receivable</w:t>
-            </w:r>
-          </w:p>
-        </w:tc>
-        <w:tc>
-          <w:tcPr>
-            <w:tcW w:type="pct" w:w="1667"/>
-            <w:tcMar>
-              <w:top w:type="dxa" w:w="40"/>
-              <w:left w:type="dxa" w:w="100"/>
-              <w:bottom w:type="dxa" w:w="40"/>
-              <w:right w:type="dxa" w:w="100"/>
-            </w:tcMar>
-          </w:tcPr>
-          <w:p>
-            <w:pPr>
-              <w:spacing w:before="22" w:after="22"/>
-            </w:pPr>
-            <w:r>
-              <w:rPr>
-                <w:b/>
-                <w:bCs/>
-                <w:color w:val="8186EF"/>
-                <w:sz w:val="16"/>
-                <w:szCs w:val="16"/>
-              </w:rPr>
-              <w:t xml:space="preserve">14  </w:t>
-            </w:r>
-            <w:r>
-              <w:rPr>
-                <w:sz w:val="17"/>
-                <w:szCs w:val="17"/>
-              </w:rPr>
-              <w:t xml:space="preserve">Over 90 days past due: 20,000 · 60% · 12,000</w:t>
-            </w:r>
-          </w:p>
-        </w:tc>
-        <w:tc>
-          <w:tcPr>
-            <w:tcW w:type="pct" w:w="1667"/>
-            <w:tcMar>
-              <w:top w:type="dxa" w:w="40"/>
-              <w:left w:type="dxa" w:w="100"/>
-              <w:bottom w:type="dxa" w:w="40"/>
-              <w:right w:type="dxa" w:w="100"/>
-            </w:tcMar>
-          </w:tcPr>
-          <w:p>
-            <w:pPr>
-              <w:spacing w:before="22" w:after="22"/>
-            </w:pPr>
-            <w:r>
-              <w:rPr>
-                <w:b/>
-                <w:bCs/>
-                <w:color w:val="8186EF"/>
-                <w:sz w:val="16"/>
-                <w:szCs w:val="16"/>
-              </w:rPr>
-              <w:t xml:space="preserve">27  </w:t>
+              <w:t xml:space="preserve">receivables · allowance · aging schedule</w:t>
+            </w:r>
+          </w:p>
+        </w:tc>
+        <w:tc>
+          <w:tcPr>
+            <w:tcW w:type="pct" w:w="1667"/>
+            <w:tcMar>
+              <w:top w:type="dxa" w:w="40"/>
+              <w:left w:type="dxa" w:w="100"/>
+              <w:bottom w:type="dxa" w:w="40"/>
+              <w:right w:type="dxa" w:w="100"/>
+            </w:tcMar>
+          </w:tcPr>
+          <w:p>
+            <w:pPr>
+              <w:spacing w:before="22" w:after="22"/>
+            </w:pPr>
+            <w:r>
+              <w:rPr>
+                <w:b/>
+                <w:bCs/>
+                <w:color w:val="8186EF"/>
+                <w:sz w:val="16"/>
+                <w:szCs w:val="16"/>
+              </w:rPr>
+              <w:t xml:space="preserve">12  </w:t>
+            </w:r>
+            <w:r>
+              <w:rPr>
+                <w:sz w:val="17"/>
+                <w:szCs w:val="17"/>
+              </w:rPr>
+              <w:t xml:space="preserve">write-off · accounts receivable</w:t>
+            </w:r>
+          </w:p>
+        </w:tc>
+        <w:tc>
+          <w:tcPr>
+            <w:tcW w:type="pct" w:w="1667"/>
+            <w:tcMar>
+              <w:top w:type="dxa" w:w="40"/>
+              <w:left w:type="dxa" w:w="100"/>
+              <w:bottom w:type="dxa" w:w="40"/>
+              <w:right w:type="dxa" w:w="100"/>
+            </w:tcMar>
+          </w:tcPr>
+          <w:p>
+            <w:pPr>
+              <w:spacing w:before="22" w:after="22"/>
+            </w:pPr>
+            <w:r>
+              <w:rPr>
+                <w:b/>
+                <w:bCs/>
+                <w:color w:val="8186EF"/>
+                <w:sz w:val="16"/>
+                <w:szCs w:val="16"/>
+              </w:rPr>
+              <w:t xml:space="preserve">23  </w:t>
             </w:r>
             <w:r>
               <w:rPr>
@@ -1896,14 +1599,14 @@
                 <w:sz w:val="16"/>
                 <w:szCs w:val="16"/>
               </w:rPr>
-              <w:t xml:space="preserve">15  </w:t>
-            </w:r>
-            <w:r>
-              <w:rPr>
-                <w:sz w:val="17"/>
-                <w:szCs w:val="17"/>
-              </w:rPr>
-              <w:t xml:space="preserve">Total: 660,000 ·  · 34,000</w:t>
+              <w:t xml:space="preserve">13  </w:t>
+            </w:r>
+            <w:r>
+              <w:rPr>
+                <w:sz w:val="17"/>
+                <w:szCs w:val="17"/>
+              </w:rPr>
+              <w:t xml:space="preserve">B</w:t>
             </w:r>
           </w:p>
         </w:tc>
@@ -1930,7 +1633,7 @@
                 <w:sz w:val="16"/>
                 <w:szCs w:val="16"/>
               </w:rPr>
-              <w:t xml:space="preserve">28  </w:t>
+              <w:t xml:space="preserve">24  </w:t>
             </w:r>
             <w:r>
               <w:rPr>
@@ -1972,66 +1675,66 @@
                 <w:sz w:val="17"/>
                 <w:szCs w:val="17"/>
               </w:rPr>
-              <w:t xml:space="preserve">allowance for credit losses · write-off</w:t>
-            </w:r>
-          </w:p>
-        </w:tc>
-        <w:tc>
-          <w:tcPr>
-            <w:tcW w:type="pct" w:w="1667"/>
-            <w:tcMar>
-              <w:top w:type="dxa" w:w="40"/>
-              <w:left w:type="dxa" w:w="100"/>
-              <w:bottom w:type="dxa" w:w="40"/>
-              <w:right w:type="dxa" w:w="100"/>
-            </w:tcMar>
-          </w:tcPr>
-          <w:p>
-            <w:pPr>
-              <w:spacing w:before="22" w:after="22"/>
-            </w:pPr>
-            <w:r>
-              <w:rPr>
-                <w:b/>
-                <w:bCs/>
-                <w:color w:val="8186EF"/>
-                <w:sz w:val="16"/>
-                <w:szCs w:val="16"/>
-              </w:rPr>
-              <w:t xml:space="preserve">16  </w:t>
-            </w:r>
-            <w:r>
-              <w:rPr>
-                <w:sz w:val="17"/>
-                <w:szCs w:val="17"/>
-              </w:rPr>
-              <w:t xml:space="preserve">write-off · accounts receivable</w:t>
-            </w:r>
-          </w:p>
-        </w:tc>
-        <w:tc>
-          <w:tcPr>
-            <w:tcW w:type="pct" w:w="1667"/>
-            <w:tcMar>
-              <w:top w:type="dxa" w:w="40"/>
-              <w:left w:type="dxa" w:w="100"/>
-              <w:bottom w:type="dxa" w:w="40"/>
-              <w:right w:type="dxa" w:w="100"/>
-            </w:tcMar>
-          </w:tcPr>
-          <w:p>
-            <w:pPr>
-              <w:spacing w:before="22" w:after="22"/>
-            </w:pPr>
-            <w:r>
-              <w:rPr>
-                <w:b/>
-                <w:bCs/>
-                <w:color w:val="8186EF"/>
-                <w:sz w:val="16"/>
-                <w:szCs w:val="16"/>
-              </w:rPr>
-              <w:t xml:space="preserve">29  </w:t>
+              <w:t xml:space="preserve">different · allowance · allowance for credit losses</w:t>
+            </w:r>
+          </w:p>
+        </w:tc>
+        <w:tc>
+          <w:tcPr>
+            <w:tcW w:type="pct" w:w="1667"/>
+            <w:tcMar>
+              <w:top w:type="dxa" w:w="40"/>
+              <w:left w:type="dxa" w:w="100"/>
+              <w:bottom w:type="dxa" w:w="40"/>
+              <w:right w:type="dxa" w:w="100"/>
+            </w:tcMar>
+          </w:tcPr>
+          <w:p>
+            <w:pPr>
+              <w:spacing w:before="22" w:after="22"/>
+            </w:pPr>
+            <w:r>
+              <w:rPr>
+                <w:b/>
+                <w:bCs/>
+                <w:color w:val="8186EF"/>
+                <w:sz w:val="16"/>
+                <w:szCs w:val="16"/>
+              </w:rPr>
+              <w:t xml:space="preserve">14  </w:t>
+            </w:r>
+            <w:r>
+              <w:rPr>
+                <w:sz w:val="17"/>
+                <w:szCs w:val="17"/>
+              </w:rPr>
+              <w:t xml:space="preserve">D</w:t>
+            </w:r>
+          </w:p>
+        </w:tc>
+        <w:tc>
+          <w:tcPr>
+            <w:tcW w:type="pct" w:w="1667"/>
+            <w:tcMar>
+              <w:top w:type="dxa" w:w="40"/>
+              <w:left w:type="dxa" w:w="100"/>
+              <w:bottom w:type="dxa" w:w="40"/>
+              <w:right w:type="dxa" w:w="100"/>
+            </w:tcMar>
+          </w:tcPr>
+          <w:p>
+            <w:pPr>
+              <w:spacing w:before="22" w:after="22"/>
+            </w:pPr>
+            <w:r>
+              <w:rPr>
+                <w:b/>
+                <w:bCs/>
+                <w:color w:val="8186EF"/>
+                <w:sz w:val="16"/>
+                <w:szCs w:val="16"/>
+              </w:rPr>
+              <w:t xml:space="preserve">25  </w:t>
             </w:r>
             <w:r>
               <w:rPr>
@@ -2101,7 +1804,7 @@
                 <w:sz w:val="16"/>
                 <w:szCs w:val="16"/>
               </w:rPr>
-              <w:t xml:space="preserve">17  </w:t>
+              <w:t xml:space="preserve">15  </w:t>
             </w:r>
             <w:r>
               <w:rPr>
@@ -2135,7 +1838,7 @@
                 <w:sz w:val="16"/>
                 <w:szCs w:val="16"/>
               </w:rPr>
-              <w:t xml:space="preserve">30  </w:t>
+              <w:t xml:space="preserve">26  </w:t>
             </w:r>
             <w:r>
               <w:rPr>
@@ -2203,40 +1906,40 @@
                 <w:sz w:val="16"/>
                 <w:szCs w:val="16"/>
               </w:rPr>
-              <w:t xml:space="preserve">18  </w:t>
-            </w:r>
-            <w:r>
-              <w:rPr>
-                <w:sz w:val="17"/>
-                <w:szCs w:val="17"/>
-              </w:rPr>
-              <w:t xml:space="preserve">D</w:t>
-            </w:r>
-          </w:p>
-        </w:tc>
-        <w:tc>
-          <w:tcPr>
-            <w:tcW w:type="pct" w:w="1667"/>
-            <w:tcMar>
-              <w:top w:type="dxa" w:w="40"/>
-              <w:left w:type="dxa" w:w="100"/>
-              <w:bottom w:type="dxa" w:w="40"/>
-              <w:right w:type="dxa" w:w="100"/>
-            </w:tcMar>
-          </w:tcPr>
-          <w:p>
-            <w:pPr>
-              <w:spacing w:before="22" w:after="22"/>
-            </w:pPr>
-            <w:r>
-              <w:rPr>
-                <w:b/>
-                <w:bCs/>
-                <w:color w:val="8186EF"/>
-                <w:sz w:val="16"/>
-                <w:szCs w:val="16"/>
-              </w:rPr>
-              <w:t xml:space="preserve">31  </w:t>
+              <w:t xml:space="preserve">16  </w:t>
+            </w:r>
+            <w:r>
+              <w:rPr>
+                <w:sz w:val="17"/>
+                <w:szCs w:val="17"/>
+              </w:rPr>
+              <w:t xml:space="preserve">C</w:t>
+            </w:r>
+          </w:p>
+        </w:tc>
+        <w:tc>
+          <w:tcPr>
+            <w:tcW w:type="pct" w:w="1667"/>
+            <w:tcMar>
+              <w:top w:type="dxa" w:w="40"/>
+              <w:left w:type="dxa" w:w="100"/>
+              <w:bottom w:type="dxa" w:w="40"/>
+              <w:right w:type="dxa" w:w="100"/>
+            </w:tcMar>
+          </w:tcPr>
+          <w:p>
+            <w:pPr>
+              <w:spacing w:before="22" w:after="22"/>
+            </w:pPr>
+            <w:r>
+              <w:rPr>
+                <w:b/>
+                <w:bCs/>
+                <w:color w:val="8186EF"/>
+                <w:sz w:val="16"/>
+                <w:szCs w:val="16"/>
+              </w:rPr>
+              <w:t xml:space="preserve">27  </w:t>
             </w:r>
             <w:r>
               <w:rPr>
@@ -2279,7 +1982,7 @@
                 <w:sz w:val="17"/>
                 <w:szCs w:val="17"/>
               </w:rPr>
-              <w:t xml:space="preserve">A</w:t>
+              <w:t xml:space="preserve">T</w:t>
             </w:r>
           </w:p>
         </w:tc>
@@ -2306,7 +2009,7 @@
                 <w:sz w:val="16"/>
                 <w:szCs w:val="16"/>
               </w:rPr>
-              <w:t xml:space="preserve">19  </w:t>
+              <w:t xml:space="preserve">17  </w:t>
             </w:r>
             <w:r>
               <w:rPr>
@@ -2340,14 +2043,14 @@
                 <w:sz w:val="16"/>
                 <w:szCs w:val="16"/>
               </w:rPr>
-              <w:t xml:space="preserve">32  </w:t>
-            </w:r>
-            <w:r>
-              <w:rPr>
-                <w:sz w:val="17"/>
-                <w:szCs w:val="17"/>
-              </w:rPr>
-              <w:t xml:space="preserve">A</w:t>
+              <w:t xml:space="preserve">28  </w:t>
+            </w:r>
+            <w:r>
+              <w:rPr>
+                <w:sz w:val="17"/>
+                <w:szCs w:val="17"/>
+              </w:rPr>
+              <w:t xml:space="preserve">D</w:t>
             </w:r>
           </w:p>
         </w:tc>
@@ -2382,6 +2085,39 @@
                 <w:sz w:val="17"/>
                 <w:szCs w:val="17"/>
               </w:rPr>
+              <w:t xml:space="preserve">1–30 days past due: 150,000 · 3% · 4,500</w:t>
+            </w:r>
+          </w:p>
+        </w:tc>
+        <w:tc>
+          <w:tcPr>
+            <w:tcW w:type="pct" w:w="1667"/>
+            <w:tcMar>
+              <w:top w:type="dxa" w:w="40"/>
+              <w:left w:type="dxa" w:w="100"/>
+              <w:bottom w:type="dxa" w:w="40"/>
+              <w:right w:type="dxa" w:w="100"/>
+            </w:tcMar>
+          </w:tcPr>
+          <w:p>
+            <w:pPr>
+              <w:spacing w:before="22" w:after="22"/>
+            </w:pPr>
+            <w:r>
+              <w:rPr>
+                <w:b/>
+                <w:bCs/>
+                <w:color w:val="8186EF"/>
+                <w:sz w:val="16"/>
+                <w:szCs w:val="16"/>
+              </w:rPr>
+              <w:t xml:space="preserve">18  </w:t>
+            </w:r>
+            <w:r>
+              <w:rPr>
+                <w:sz w:val="17"/>
+                <w:szCs w:val="17"/>
+              </w:rPr>
               <w:t xml:space="preserve">A</w:t>
             </w:r>
           </w:p>
@@ -2408,40 +2144,7 @@
                 <w:sz w:val="16"/>
                 <w:szCs w:val="16"/>
               </w:rPr>
-              <w:t xml:space="preserve">20  </w:t>
-            </w:r>
-            <w:r>
-              <w:rPr>
-                <w:sz w:val="17"/>
-                <w:szCs w:val="17"/>
-              </w:rPr>
-              <w:t xml:space="preserve">C</w:t>
-            </w:r>
-          </w:p>
-        </w:tc>
-        <w:tc>
-          <w:tcPr>
-            <w:tcW w:type="pct" w:w="1667"/>
-            <w:tcMar>
-              <w:top w:type="dxa" w:w="40"/>
-              <w:left w:type="dxa" w:w="100"/>
-              <w:bottom w:type="dxa" w:w="40"/>
-              <w:right w:type="dxa" w:w="100"/>
-            </w:tcMar>
-          </w:tcPr>
-          <w:p>
-            <w:pPr>
-              <w:spacing w:before="22" w:after="22"/>
-            </w:pPr>
-            <w:r>
-              <w:rPr>
-                <w:b/>
-                <w:bCs/>
-                <w:color w:val="8186EF"/>
-                <w:sz w:val="16"/>
-                <w:szCs w:val="16"/>
-              </w:rPr>
-              <w:t xml:space="preserve">33  </w:t>
+              <w:t xml:space="preserve">29  </w:t>
             </w:r>
             <w:r>
               <w:rPr>
@@ -2484,7 +2187,7 @@
                 <w:sz w:val="17"/>
                 <w:szCs w:val="17"/>
               </w:rPr>
-              <w:t xml:space="preserve">B</w:t>
+              <w:t xml:space="preserve">31–60 days past due: 60,000 · 10% · 6,000</w:t>
             </w:r>
           </w:p>
         </w:tc>
@@ -2511,14 +2214,14 @@
                 <w:sz w:val="16"/>
                 <w:szCs w:val="16"/>
               </w:rPr>
-              <w:t xml:space="preserve">21  </w:t>
-            </w:r>
-            <w:r>
-              <w:rPr>
-                <w:sz w:val="17"/>
-                <w:szCs w:val="17"/>
-              </w:rPr>
-              <w:t xml:space="preserve">C</w:t>
+              <w:t xml:space="preserve">19  </w:t>
+            </w:r>
+            <w:r>
+              <w:rPr>
+                <w:sz w:val="17"/>
+                <w:szCs w:val="17"/>
+              </w:rPr>
+              <w:t xml:space="preserve">T</w:t>
             </w:r>
           </w:p>
         </w:tc>
@@ -2545,14 +2248,14 @@
                 <w:sz w:val="16"/>
                 <w:szCs w:val="16"/>
               </w:rPr>
-              <w:t xml:space="preserve">34  </w:t>
-            </w:r>
-            <w:r>
-              <w:rPr>
-                <w:sz w:val="17"/>
-                <w:szCs w:val="17"/>
-              </w:rPr>
-              <w:t xml:space="preserve">D</w:t>
+              <w:t xml:space="preserve">30  </w:t>
+            </w:r>
+            <w:r>
+              <w:rPr>
+                <w:sz w:val="17"/>
+                <w:szCs w:val="17"/>
+              </w:rPr>
+              <w:t xml:space="preserve">Compare with the model earlier in this handout.</w:t>
             </w:r>
           </w:p>
         </w:tc>
@@ -2587,73 +2290,73 @@
                 <w:sz w:val="17"/>
                 <w:szCs w:val="17"/>
               </w:rPr>
-              <w:t xml:space="preserve">T</w:t>
-            </w:r>
-          </w:p>
-        </w:tc>
-        <w:tc>
-          <w:tcPr>
-            <w:tcW w:type="pct" w:w="1667"/>
-            <w:tcMar>
-              <w:top w:type="dxa" w:w="40"/>
-              <w:left w:type="dxa" w:w="100"/>
-              <w:bottom w:type="dxa" w:w="40"/>
-              <w:right w:type="dxa" w:w="100"/>
-            </w:tcMar>
-          </w:tcPr>
-          <w:p>
-            <w:pPr>
-              <w:spacing w:before="22" w:after="22"/>
-            </w:pPr>
-            <w:r>
-              <w:rPr>
-                <w:b/>
-                <w:bCs/>
-                <w:color w:val="8186EF"/>
-                <w:sz w:val="16"/>
-                <w:szCs w:val="16"/>
-              </w:rPr>
-              <w:t xml:space="preserve">22  </w:t>
-            </w:r>
-            <w:r>
-              <w:rPr>
-                <w:sz w:val="17"/>
-                <w:szCs w:val="17"/>
-              </w:rPr>
-              <w:t xml:space="preserve">D</w:t>
-            </w:r>
-          </w:p>
-        </w:tc>
-        <w:tc>
-          <w:tcPr>
-            <w:tcW w:type="pct" w:w="1667"/>
-            <w:tcMar>
-              <w:top w:type="dxa" w:w="40"/>
-              <w:left w:type="dxa" w:w="100"/>
-              <w:bottom w:type="dxa" w:w="40"/>
-              <w:right w:type="dxa" w:w="100"/>
-            </w:tcMar>
-          </w:tcPr>
-          <w:p>
-            <w:pPr>
-              <w:spacing w:before="22" w:after="22"/>
-            </w:pPr>
-            <w:r>
-              <w:rPr>
-                <w:b/>
-                <w:bCs/>
-                <w:color w:val="8186EF"/>
-                <w:sz w:val="16"/>
-                <w:szCs w:val="16"/>
-              </w:rPr>
-              <w:t xml:space="preserve">35  </w:t>
-            </w:r>
-            <w:r>
-              <w:rPr>
-                <w:sz w:val="17"/>
-                <w:szCs w:val="17"/>
-              </w:rPr>
-              <w:t xml:space="preserve">A</w:t>
+              <w:t xml:space="preserve">61–90 days past due: 30,000 · 25% · 7,500</w:t>
+            </w:r>
+          </w:p>
+        </w:tc>
+        <w:tc>
+          <w:tcPr>
+            <w:tcW w:type="pct" w:w="1667"/>
+            <w:tcMar>
+              <w:top w:type="dxa" w:w="40"/>
+              <w:left w:type="dxa" w:w="100"/>
+              <w:bottom w:type="dxa" w:w="40"/>
+              <w:right w:type="dxa" w:w="100"/>
+            </w:tcMar>
+          </w:tcPr>
+          <w:p>
+            <w:pPr>
+              <w:spacing w:before="22" w:after="22"/>
+            </w:pPr>
+            <w:r>
+              <w:rPr>
+                <w:b/>
+                <w:bCs/>
+                <w:color w:val="8186EF"/>
+                <w:sz w:val="16"/>
+                <w:szCs w:val="16"/>
+              </w:rPr>
+              <w:t xml:space="preserve">20  </w:t>
+            </w:r>
+            <w:r>
+              <w:rPr>
+                <w:sz w:val="17"/>
+                <w:szCs w:val="17"/>
+              </w:rPr>
+              <w:t xml:space="preserve">F</w:t>
+            </w:r>
+          </w:p>
+        </w:tc>
+        <w:tc>
+          <w:tcPr>
+            <w:tcW w:type="pct" w:w="1667"/>
+            <w:tcMar>
+              <w:top w:type="dxa" w:w="40"/>
+              <w:left w:type="dxa" w:w="100"/>
+              <w:bottom w:type="dxa" w:w="40"/>
+              <w:right w:type="dxa" w:w="100"/>
+            </w:tcMar>
+          </w:tcPr>
+          <w:p>
+            <w:pPr>
+              <w:spacing w:before="22" w:after="22"/>
+            </w:pPr>
+            <w:r>
+              <w:rPr>
+                <w:b/>
+                <w:bCs/>
+                <w:color w:val="8186EF"/>
+                <w:sz w:val="16"/>
+                <w:szCs w:val="16"/>
+              </w:rPr>
+              <w:t xml:space="preserve">31  </w:t>
+            </w:r>
+            <w:r>
+              <w:rPr>
+                <w:sz w:val="17"/>
+                <w:szCs w:val="17"/>
+              </w:rPr>
+              <w:t xml:space="preserve">Under current expected credit losses (CECL), a company presents its receivables net of an allowance that covers all the credit losses it expects over their life. It records these expected losses from the first day. It does not wait until a loss becomes probable. The estimate uses past experience, current conditions and reasonable and supportable forecasts.</w:t>
             </w:r>
           </w:p>
         </w:tc>
@@ -2689,7 +2392,7 @@
                 <w:sz w:val="17"/>
                 <w:szCs w:val="17"/>
               </w:rPr>
-              <w:t xml:space="preserve">F</w:t>
+              <w:t xml:space="preserve">Over 90 days past due: 20,000 · 60% · 12,000</w:t>
             </w:r>
           </w:p>
         </w:tc>
@@ -2716,14 +2419,14 @@
                 <w:sz w:val="16"/>
                 <w:szCs w:val="16"/>
               </w:rPr>
-              <w:t xml:space="preserve">23  </w:t>
-            </w:r>
-            <w:r>
-              <w:rPr>
-                <w:sz w:val="17"/>
-                <w:szCs w:val="17"/>
-              </w:rPr>
-              <w:t xml:space="preserve">T</w:t>
+              <w:t xml:space="preserve">21  </w:t>
+            </w:r>
+            <w:r>
+              <w:rPr>
+                <w:sz w:val="17"/>
+                <w:szCs w:val="17"/>
+              </w:rPr>
+              <w:t xml:space="preserve">C</w:t>
             </w:r>
           </w:p>
         </w:tc>
@@ -2740,24 +2443,14 @@
           </w:tcPr>
           <w:p>
             <w:pPr>
-              <w:spacing w:before="22" w:after="22"/>
-            </w:pPr>
-            <w:r>
-              <w:rPr>
-                <w:b/>
-                <w:bCs/>
-                <w:color w:val="8186EF"/>
-                <w:sz w:val="16"/>
-                <w:szCs w:val="16"/>
-              </w:rPr>
-              <w:t xml:space="preserve">36  </w:t>
-            </w:r>
-            <w:r>
-              <w:rPr>
-                <w:sz w:val="17"/>
-                <w:szCs w:val="17"/>
-              </w:rPr>
-              <w:t xml:space="preserve">Compare with the model earlier in this handout.</w:t>
+              <w:spacing w:before="24" w:after="24"/>
+            </w:pPr>
+            <w:r>
+              <w:rPr>
+                <w:sz w:val="16"/>
+                <w:szCs w:val="16"/>
+              </w:rPr>
+              <w:t xml:space="preserve"/>
             </w:r>
           </w:p>
         </w:tc>
@@ -2792,228 +2485,33 @@
                 <w:sz w:val="17"/>
                 <w:szCs w:val="17"/>
               </w:rPr>
-              <w:t xml:space="preserve">1–30 days past due: 150,000 · 3% · 4,500</w:t>
-            </w:r>
-          </w:p>
-        </w:tc>
-        <w:tc>
-          <w:tcPr>
-            <w:tcW w:type="pct" w:w="1667"/>
-            <w:tcMar>
-              <w:top w:type="dxa" w:w="40"/>
-              <w:left w:type="dxa" w:w="100"/>
-              <w:bottom w:type="dxa" w:w="40"/>
-              <w:right w:type="dxa" w:w="100"/>
-            </w:tcMar>
-          </w:tcPr>
-          <w:p>
-            <w:pPr>
-              <w:spacing w:before="22" w:after="22"/>
-            </w:pPr>
-            <w:r>
-              <w:rPr>
-                <w:b/>
-                <w:bCs/>
-                <w:color w:val="8186EF"/>
-                <w:sz w:val="16"/>
-                <w:szCs w:val="16"/>
-              </w:rPr>
-              <w:t xml:space="preserve">24  </w:t>
-            </w:r>
-            <w:r>
-              <w:rPr>
-                <w:sz w:val="17"/>
-                <w:szCs w:val="17"/>
-              </w:rPr>
-              <w:t xml:space="preserve">F</w:t>
-            </w:r>
-          </w:p>
-        </w:tc>
-        <w:tc>
-          <w:tcPr>
-            <w:tcW w:type="pct" w:w="1667"/>
-            <w:tcMar>
-              <w:top w:type="dxa" w:w="40"/>
-              <w:left w:type="dxa" w:w="100"/>
-              <w:bottom w:type="dxa" w:w="40"/>
-              <w:right w:type="dxa" w:w="100"/>
-            </w:tcMar>
-          </w:tcPr>
-          <w:p>
-            <w:pPr>
-              <w:spacing w:before="22" w:after="22"/>
-            </w:pPr>
-            <w:r>
-              <w:rPr>
-                <w:b/>
-                <w:bCs/>
-                <w:color w:val="8186EF"/>
-                <w:sz w:val="16"/>
-                <w:szCs w:val="16"/>
-              </w:rPr>
-              <w:t xml:space="preserve">37  </w:t>
-            </w:r>
-            <w:r>
-              <w:rPr>
-                <w:sz w:val="17"/>
-                <w:szCs w:val="17"/>
-              </w:rPr>
-              <w:t xml:space="preserve">Under current expected credit losses (CECL), a company presents its receivables net of an allowance that covers all the credit losses it expects over their life. It records these expected losses from the first day. It does not wait until a loss becomes probable. The estimate uses past experience, current conditions and reasonable and supportable forecasts.</w:t>
-            </w:r>
-          </w:p>
-        </w:tc>
-      </w:tr>
-      <w:tr>
-        <w:tc>
-          <w:tcPr>
-            <w:tcW w:type="pct" w:w="1667"/>
-            <w:shd w:fill="FBFAF6" w:val="clear"/>
-            <w:tcMar>
-              <w:top w:type="dxa" w:w="40"/>
-              <w:left w:type="dxa" w:w="100"/>
-              <w:bottom w:type="dxa" w:w="40"/>
-              <w:right w:type="dxa" w:w="100"/>
-            </w:tcMar>
-          </w:tcPr>
-          <w:p>
-            <w:pPr>
-              <w:spacing w:before="22" w:after="22"/>
-            </w:pPr>
-            <w:r>
-              <w:rPr>
-                <w:b/>
-                <w:bCs/>
-                <w:color w:val="8186EF"/>
-                <w:sz w:val="16"/>
-                <w:szCs w:val="16"/>
-              </w:rPr>
-              <w:t xml:space="preserve">12  </w:t>
-            </w:r>
-            <w:r>
-              <w:rPr>
-                <w:sz w:val="17"/>
-                <w:szCs w:val="17"/>
-              </w:rPr>
-              <w:t xml:space="preserve">31–60 days past due: 60,000 · 10% · 6,000</w:t>
-            </w:r>
-          </w:p>
-        </w:tc>
-        <w:tc>
-          <w:tcPr>
-            <w:tcW w:type="pct" w:w="1667"/>
-            <w:shd w:fill="FBFAF6" w:val="clear"/>
-            <w:tcMar>
-              <w:top w:type="dxa" w:w="40"/>
-              <w:left w:type="dxa" w:w="100"/>
-              <w:bottom w:type="dxa" w:w="40"/>
-              <w:right w:type="dxa" w:w="100"/>
-            </w:tcMar>
-          </w:tcPr>
-          <w:p>
-            <w:pPr>
-              <w:spacing w:before="22" w:after="22"/>
-            </w:pPr>
-            <w:r>
-              <w:rPr>
-                <w:b/>
-                <w:bCs/>
-                <w:color w:val="8186EF"/>
-                <w:sz w:val="16"/>
-                <w:szCs w:val="16"/>
-              </w:rPr>
-              <w:t xml:space="preserve">25  </w:t>
-            </w:r>
-            <w:r>
-              <w:rPr>
-                <w:sz w:val="17"/>
-                <w:szCs w:val="17"/>
-              </w:rPr>
-              <w:t xml:space="preserve">C</w:t>
-            </w:r>
-          </w:p>
-        </w:tc>
-        <w:tc>
-          <w:tcPr>
-            <w:tcW w:type="pct" w:w="1667"/>
-            <w:shd w:fill="FBFAF6" w:val="clear"/>
-            <w:tcMar>
-              <w:top w:type="dxa" w:w="40"/>
-              <w:left w:type="dxa" w:w="100"/>
-              <w:bottom w:type="dxa" w:w="40"/>
-              <w:right w:type="dxa" w:w="100"/>
-            </w:tcMar>
-          </w:tcPr>
-          <w:p>
-            <w:pPr>
-              <w:spacing w:before="24" w:after="24"/>
-            </w:pPr>
-            <w:r>
-              <w:rPr>
-                <w:sz w:val="16"/>
-                <w:szCs w:val="16"/>
-              </w:rPr>
-              <w:t xml:space="preserve"/>
-            </w:r>
-          </w:p>
-        </w:tc>
-      </w:tr>
-      <w:tr>
-        <w:tc>
-          <w:tcPr>
-            <w:tcW w:type="pct" w:w="1667"/>
-            <w:tcMar>
-              <w:top w:type="dxa" w:w="40"/>
-              <w:left w:type="dxa" w:w="100"/>
-              <w:bottom w:type="dxa" w:w="40"/>
-              <w:right w:type="dxa" w:w="100"/>
-            </w:tcMar>
-          </w:tcPr>
-          <w:p>
-            <w:pPr>
-              <w:spacing w:before="22" w:after="22"/>
-            </w:pPr>
-            <w:r>
-              <w:rPr>
-                <w:b/>
-                <w:bCs/>
-                <w:color w:val="8186EF"/>
-                <w:sz w:val="16"/>
-                <w:szCs w:val="16"/>
-              </w:rPr>
-              <w:t xml:space="preserve">13  </w:t>
-            </w:r>
-            <w:r>
-              <w:rPr>
-                <w:sz w:val="17"/>
-                <w:szCs w:val="17"/>
-              </w:rPr>
-              <w:t xml:space="preserve">61–90 days past due: 30,000 · 25% · 7,500</w:t>
-            </w:r>
-          </w:p>
-        </w:tc>
-        <w:tc>
-          <w:tcPr>
-            <w:tcW w:type="pct" w:w="1667"/>
-            <w:tcMar>
-              <w:top w:type="dxa" w:w="40"/>
-              <w:left w:type="dxa" w:w="100"/>
-              <w:bottom w:type="dxa" w:w="40"/>
-              <w:right w:type="dxa" w:w="100"/>
-            </w:tcMar>
-          </w:tcPr>
-          <w:p>
-            <w:pPr>
-              <w:spacing w:before="22" w:after="22"/>
-            </w:pPr>
-            <w:r>
-              <w:rPr>
-                <w:b/>
-                <w:bCs/>
-                <w:color w:val="8186EF"/>
-                <w:sz w:val="16"/>
-                <w:szCs w:val="16"/>
-              </w:rPr>
-              <w:t xml:space="preserve">26  </w:t>
+              <w:t xml:space="preserve">Total: 660,000 ·  · 34,000</w:t>
+            </w:r>
+          </w:p>
+        </w:tc>
+        <w:tc>
+          <w:tcPr>
+            <w:tcW w:type="pct" w:w="1667"/>
+            <w:tcMar>
+              <w:top w:type="dxa" w:w="40"/>
+              <w:left w:type="dxa" w:w="100"/>
+              <w:bottom w:type="dxa" w:w="40"/>
+              <w:right w:type="dxa" w:w="100"/>
+            </w:tcMar>
+          </w:tcPr>
+          <w:p>
+            <w:pPr>
+              <w:spacing w:before="22" w:after="22"/>
+            </w:pPr>
+            <w:r>
+              <w:rPr>
+                <w:b/>
+                <w:bCs/>
+                <w:color w:val="8186EF"/>
+                <w:sz w:val="16"/>
+                <w:szCs w:val="16"/>
+              </w:rPr>
+              <w:t xml:space="preserve">22  </w:t>
             </w:r>
             <w:r>
               <w:rPr>
@@ -3090,7 +2588,7 @@
                 <w:sz w:val="17"/>
                 <w:szCs w:val="17"/>
               </w:rPr>
-              <w:t xml:space="preserve">16  </w:t>
+              <w:t xml:space="preserve">12  </w:t>
             </w:r>
             <w:r>
               <w:rPr>
@@ -3155,7 +2653,7 @@
           <w:sz w:val="16"/>
           <w:szCs w:val="16"/>
         </w:rPr>
-        <w:t xml:space="preserve">The book writes: “Allowance for credit losses T-account: the expense is the plug that reaches the required balance. When a customer's balance is clearly uncollectible, the company records a write-off: debit the allowance and credit accounts receivable.”</w:t>
+        <w:t xml:space="preserve">The book writes: “The balance sheet shows receivables minus the allowance: the amount the company expects to collect. A common method is the aging schedule. The company groups its receivables by how long they are past due and applies an expected loss rate to each group.”</w:t>
       </w:r>
     </w:p>
     <w:p>
@@ -3201,7 +2699,7 @@
           <w:sz w:val="16"/>
           <w:szCs w:val="16"/>
         </w:rPr>
-        <w:t xml:space="preserve">The book writes: “GAAP answer, always write allowance for credit losses, never provision for doubtful debts or reserve for bad debts. The aging gives the required ENDING allowance, not the expense. Expense = required balance − unadjusted credit balance, or required balance + unadjusted debit balance. A write-off does not change net income or net receivables.”</w:t>
+        <w:t xml:space="preserve">The book writes: “Arabic مخصص covers two different things. An allowance (مخصص الخسائر الائتمانية) reduces an asset. A provision under IAS 37 is a liability. In a U.S. GAAP answer, always write allowance for credit losses, never provision for doubtful debts or reserve for bad debts.”</w:t>
       </w:r>
     </w:p>
     <w:p>
@@ -3224,7 +2722,7 @@
           <w:sz w:val="16"/>
           <w:szCs w:val="16"/>
         </w:rPr>
-        <w:t xml:space="preserve">The book pairs Current with “400,000”.</w:t>
+        <w:t xml:space="preserve">The book pairs Total with “660,000”.</w:t>
       </w:r>
     </w:p>
     <w:p>
@@ -3270,7 +2768,7 @@
           <w:sz w:val="16"/>
           <w:szCs w:val="16"/>
         </w:rPr>
-        <w:t xml:space="preserve">The book’s own table gives 150,000 as the amount of 1–30 days past due.</w:t>
+        <w:t xml:space="preserve">The book pairs 1–30 days past due with “4,500”.</w:t>
       </w:r>
     </w:p>
     <w:p>
@@ -3286,14 +2784,14 @@
           <w:sz w:val="16"/>
           <w:szCs w:val="16"/>
         </w:rPr>
-        <w:t xml:space="preserve">7  </w:t>
-      </w:r>
-      <w:r>
-        <w:rPr>
-          <w:sz w:val="16"/>
-          <w:szCs w:val="16"/>
-        </w:rPr>
-        <w:t xml:space="preserve">The book’s own table gives 60,000 as the amount of 31–60 days past due.</w:t>
+        <w:t xml:space="preserve">13  </w:t>
+      </w:r>
+      <w:r>
+        <w:rPr>
+          <w:sz w:val="16"/>
+          <w:szCs w:val="16"/>
+        </w:rPr>
+        <w:t xml:space="preserve">The book gives 4,000 as the required allowance of Current.</w:t>
       </w:r>
     </w:p>
     <w:p>
@@ -3309,14 +2807,14 @@
           <w:sz w:val="16"/>
           <w:szCs w:val="16"/>
         </w:rPr>
-        <w:t xml:space="preserve">8  </w:t>
-      </w:r>
-      <w:r>
-        <w:rPr>
-          <w:sz w:val="16"/>
-          <w:szCs w:val="16"/>
-        </w:rPr>
-        <w:t xml:space="preserve">The book’s own table gives 30,000 as the amount of 61–90 days past due.</w:t>
+        <w:t xml:space="preserve">14  </w:t>
+      </w:r>
+      <w:r>
+        <w:rPr>
+          <w:sz w:val="16"/>
+          <w:szCs w:val="16"/>
+        </w:rPr>
+        <w:t xml:space="preserve">The simplified approach requires lifetime expected losses for these receivables. A is wrong: The 12-month measure is stage 1 of the general approach, not the simplified approach. B is wrong: That was the old incurred-loss model.</w:t>
       </w:r>
     </w:p>
     <w:p>
@@ -3332,14 +2830,14 @@
           <w:sz w:val="16"/>
           <w:szCs w:val="16"/>
         </w:rPr>
-        <w:t xml:space="preserve">9  </w:t>
-      </w:r>
-      <w:r>
-        <w:rPr>
-          <w:sz w:val="16"/>
-          <w:szCs w:val="16"/>
-        </w:rPr>
-        <w:t xml:space="preserve">The book pairs Current with “4,000”.</w:t>
+        <w:t xml:space="preserve">15  </w:t>
+      </w:r>
+      <w:r>
+        <w:rPr>
+          <w:sz w:val="16"/>
+          <w:szCs w:val="16"/>
+        </w:rPr>
+        <w:t xml:space="preserve">IFRS 9 focuses on risks and rewards; substantial recourse often keeps the risk with the seller. A is wrong: Under U.S. GAAP the ASC 860 conditions decide, and they are met. C is wrong: A U.S. GAAP sale with recourse records a recourse liability.</w:t>
       </w:r>
     </w:p>
     <w:p>
@@ -3355,14 +2853,14 @@
           <w:sz w:val="16"/>
           <w:szCs w:val="16"/>
         </w:rPr>
-        <w:t xml:space="preserve">10  </w:t>
-      </w:r>
-      <w:r>
-        <w:rPr>
-          <w:sz w:val="16"/>
-          <w:szCs w:val="16"/>
-        </w:rPr>
-        <w:t xml:space="preserve">The book pairs 1–30 days past due with “4,500”, not with “4,000”.</w:t>
+        <w:t xml:space="preserve">16  </w:t>
+      </w:r>
+      <w:r>
+        <w:rPr>
+          <w:sz w:val="16"/>
+          <w:szCs w:val="16"/>
+        </w:rPr>
+        <w:t xml:space="preserve">It reduces receivables to the amount expected to be collected. A is wrong: It is a contra-asset, not a liability. B is wrong: The expense is a separate account; the allowance is the balance sheet total.</w:t>
       </w:r>
     </w:p>
     <w:p>
@@ -3385,7 +2883,7 @@
           <w:sz w:val="16"/>
           <w:szCs w:val="16"/>
         </w:rPr>
-        <w:t xml:space="preserve">The book gives 4,000 as the required allowance of Current.</w:t>
+        <w:t xml:space="preserve">The sum of each group's amount × its expected loss rate. A is wrong: This is the unadjusted balance before the year-end entry. B is wrong: This is the credit loss expense, not the required balance.</w:t>
       </w:r>
     </w:p>
     <w:p>
@@ -3408,7 +2906,7 @@
           <w:sz w:val="16"/>
           <w:szCs w:val="16"/>
         </w:rPr>
-        <w:t xml:space="preserve">It is effective for annual periods beginning after December 15, 2025; under the one-year rule it is not yet tested. A is wrong: It is an optional simplification and is not yet testable. B is wrong: It is a U.S. GAAP update.</w:t>
+        <w:t xml:space="preserve">Every cycle settles one rule and shows where it comes from.</w:t>
       </w:r>
     </w:p>
     <w:p>
@@ -3431,7 +2929,7 @@
           <w:sz w:val="16"/>
           <w:szCs w:val="16"/>
         </w:rPr>
-        <w:t xml:space="preserve">All three sale conditions are met; recourse adds a liability to the sale. A is wrong: Recourse alone does not make the transfer a borrowing. B is wrong: The recourse obligation must be recorded.</w:t>
+        <w:t xml:space="preserve">CMA questions use exact terms, and one word can change the answer.</w:t>
       </w:r>
     </w:p>
     <w:p>
@@ -3447,14 +2945,14 @@
           <w:sz w:val="16"/>
           <w:szCs w:val="16"/>
         </w:rPr>
-        <w:t xml:space="preserve">20  </w:t>
-      </w:r>
-      <w:r>
-        <w:rPr>
-          <w:sz w:val="16"/>
-          <w:szCs w:val="16"/>
-        </w:rPr>
-        <w:t xml:space="preserve">Carrying amount − (cash + due from factor − recourse liability). A is wrong: This is only the recourse liability. B is wrong: This leaves out the recourse liability.</w:t>
+        <w:t xml:space="preserve">26  </w:t>
+      </w:r>
+      <w:r>
+        <w:rPr>
+          <w:sz w:val="16"/>
+          <w:szCs w:val="16"/>
+        </w:rPr>
+        <w:t xml:space="preserve">The book’s own table gives 180,000 as the amount of Current.</w:t>
       </w:r>
     </w:p>
     <w:p>
@@ -3470,14 +2968,14 @@
           <w:sz w:val="16"/>
           <w:szCs w:val="16"/>
         </w:rPr>
-        <w:t xml:space="preserve">21  </w:t>
-      </w:r>
-      <w:r>
-        <w:rPr>
-          <w:sz w:val="16"/>
-          <w:szCs w:val="16"/>
-        </w:rPr>
-        <w:t xml:space="preserve">In a borrowing, the receivables stay (pledged) and the cash received is a liability. A is wrong: That describes a sale without recourse. B is wrong: That describes a sale with recourse.</w:t>
+        <w:t xml:space="preserve">27  </w:t>
+      </w:r>
+      <w:r>
+        <w:rPr>
+          <w:sz w:val="16"/>
+          <w:szCs w:val="16"/>
+        </w:rPr>
+        <w:t xml:space="preserve">The book’s own table gives 80,000 as the amount of 1–60 days past due.</w:t>
       </w:r>
     </w:p>
     <w:p>
@@ -3493,14 +2991,14 @@
           <w:sz w:val="16"/>
           <w:szCs w:val="16"/>
         </w:rPr>
-        <w:t xml:space="preserve">22  </w:t>
-      </w:r>
-      <w:r>
-        <w:rPr>
-          <w:sz w:val="16"/>
-          <w:szCs w:val="16"/>
-        </w:rPr>
-        <w:t xml:space="preserve">It is effective for annual periods beginning after December 15, 2025; under the one-year rule it is not yet tested. A is wrong: It is an optional simplification and is not yet testable. B is wrong: It is a U.S. GAAP update.</w:t>
+        <w:t xml:space="preserve">28  </w:t>
+      </w:r>
+      <w:r>
+        <w:rPr>
+          <w:sz w:val="16"/>
+          <w:szCs w:val="16"/>
+        </w:rPr>
+        <w:t xml:space="preserve">The expected loss is matched with the revenue of the same period. A is wrong: No cash moves when the expense is recorded. B is wrong: The direct method waits until a balance is written off.</w:t>
       </w:r>
     </w:p>
     <w:p>
@@ -3516,83 +3014,14 @@
           <w:sz w:val="16"/>
           <w:szCs w:val="16"/>
         </w:rPr>
-        <w:t xml:space="preserve">23  </w:t>
-      </w:r>
-      <w:r>
-        <w:rPr>
-          <w:sz w:val="16"/>
-          <w:szCs w:val="16"/>
-        </w:rPr>
-        <w:t xml:space="preserve">CMA questions use exact terms, and one word can change the answer.</w:t>
-      </w:r>
-    </w:p>
-    <w:p>
-      <w:pPr>
-        <w:spacing w:after="18"/>
-        <w:ind w:left="300" w:hanging="300"/>
-      </w:pPr>
-      <w:r>
-        <w:rPr>
-          <w:b/>
-          <w:bCs/>
-          <w:color w:val="8186EF"/>
-          <w:sz w:val="16"/>
-          <w:szCs w:val="16"/>
-        </w:rPr>
-        <w:t xml:space="preserve">30  </w:t>
-      </w:r>
-      <w:r>
-        <w:rPr>
-          <w:sz w:val="16"/>
-          <w:szCs w:val="16"/>
-        </w:rPr>
-        <w:t xml:space="preserve">The book’s own table gives 180,000 as the amount of Current.</w:t>
-      </w:r>
-    </w:p>
-    <w:p>
-      <w:pPr>
-        <w:spacing w:after="18"/>
-        <w:ind w:left="300" w:hanging="300"/>
-      </w:pPr>
-      <w:r>
-        <w:rPr>
-          <w:b/>
-          <w:bCs/>
-          <w:color w:val="8186EF"/>
-          <w:sz w:val="16"/>
-          <w:szCs w:val="16"/>
-        </w:rPr>
-        <w:t xml:space="preserve">31  </w:t>
-      </w:r>
-      <w:r>
-        <w:rPr>
-          <w:sz w:val="16"/>
-          <w:szCs w:val="16"/>
-        </w:rPr>
-        <w:t xml:space="preserve">The book’s own table gives 80,000 as the amount of 1–60 days past due.</w:t>
-      </w:r>
-    </w:p>
-    <w:p>
-      <w:pPr>
-        <w:spacing w:after="18"/>
-        <w:ind w:left="300" w:hanging="300"/>
-      </w:pPr>
-      <w:r>
-        <w:rPr>
-          <w:b/>
-          <w:bCs/>
-          <w:color w:val="8186EF"/>
-          <w:sz w:val="16"/>
-          <w:szCs w:val="16"/>
-        </w:rPr>
-        <w:t xml:space="preserve">32  </w:t>
-      </w:r>
-      <w:r>
-        <w:rPr>
-          <w:sz w:val="16"/>
-          <w:szCs w:val="16"/>
-        </w:rPr>
-        <w:t xml:space="preserve">The book’s own table gives 40,000 as the amount of Over 60 days past due.</w:t>
+        <w:t xml:space="preserve">29  </w:t>
+      </w:r>
+      <w:r>
+        <w:rPr>
+          <w:sz w:val="16"/>
+          <w:szCs w:val="16"/>
+        </w:rPr>
+        <w:t xml:space="preserve">Every item on a Workshop sheet is settled by something printed on the same sheet.</w:t>
       </w:r>
     </w:p>
     <w:p/>
@@ -3702,73 +3131,73 @@
                 <w:sz w:val="17"/>
                 <w:szCs w:val="17"/>
               </w:rPr>
-              <w:t xml:space="preserve">factor · effective control · secured borrowing</w:t>
-            </w:r>
-          </w:p>
-        </w:tc>
-        <w:tc>
-          <w:tcPr>
-            <w:tcW w:type="pct" w:w="1667"/>
-            <w:tcMar>
-              <w:top w:type="dxa" w:w="40"/>
-              <w:left w:type="dxa" w:w="100"/>
-              <w:bottom w:type="dxa" w:w="40"/>
-              <w:right w:type="dxa" w:w="100"/>
-            </w:tcMar>
-          </w:tcPr>
-          <w:p>
-            <w:pPr>
-              <w:spacing w:before="22" w:after="22"/>
-            </w:pPr>
-            <w:r>
-              <w:rPr>
-                <w:b/>
-                <w:bCs/>
-                <w:color w:val="8186EF"/>
-                <w:sz w:val="16"/>
-                <w:szCs w:val="16"/>
-              </w:rPr>
-              <w:t xml:space="preserve">10  </w:t>
-            </w:r>
-            <w:r>
-              <w:rPr>
-                <w:sz w:val="17"/>
-                <w:szCs w:val="17"/>
-              </w:rPr>
-              <w:t xml:space="preserve">F</w:t>
-            </w:r>
-          </w:p>
-        </w:tc>
-        <w:tc>
-          <w:tcPr>
-            <w:tcW w:type="pct" w:w="1667"/>
-            <w:tcMar>
-              <w:top w:type="dxa" w:w="40"/>
-              <w:left w:type="dxa" w:w="100"/>
-              <w:bottom w:type="dxa" w:w="40"/>
-              <w:right w:type="dxa" w:w="100"/>
-            </w:tcMar>
-          </w:tcPr>
-          <w:p>
-            <w:pPr>
-              <w:spacing w:before="22" w:after="22"/>
-            </w:pPr>
-            <w:r>
-              <w:rPr>
-                <w:b/>
-                <w:bCs/>
-                <w:color w:val="8186EF"/>
-                <w:sz w:val="16"/>
-                <w:szCs w:val="16"/>
-              </w:rPr>
-              <w:t xml:space="preserve">19  </w:t>
-            </w:r>
-            <w:r>
-              <w:rPr>
-                <w:sz w:val="17"/>
-                <w:szCs w:val="17"/>
-              </w:rPr>
-              <w:t xml:space="preserve">D</w:t>
+              <w:t xml:space="preserve">effective control · secured borrowing · Recourse · factor</w:t>
+            </w:r>
+          </w:p>
+        </w:tc>
+        <w:tc>
+          <w:tcPr>
+            <w:tcW w:type="pct" w:w="1667"/>
+            <w:tcMar>
+              <w:top w:type="dxa" w:w="40"/>
+              <w:left w:type="dxa" w:w="100"/>
+              <w:bottom w:type="dxa" w:w="40"/>
+              <w:right w:type="dxa" w:w="100"/>
+            </w:tcMar>
+          </w:tcPr>
+          <w:p>
+            <w:pPr>
+              <w:spacing w:before="22" w:after="22"/>
+            </w:pPr>
+            <w:r>
+              <w:rPr>
+                <w:b/>
+                <w:bCs/>
+                <w:color w:val="8186EF"/>
+                <w:sz w:val="16"/>
+                <w:szCs w:val="16"/>
+              </w:rPr>
+              <w:t xml:space="preserve">7  </w:t>
+            </w:r>
+            <w:r>
+              <w:rPr>
+                <w:sz w:val="17"/>
+                <w:szCs w:val="17"/>
+              </w:rPr>
+              <w:t xml:space="preserve">A</w:t>
+            </w:r>
+          </w:p>
+        </w:tc>
+        <w:tc>
+          <w:tcPr>
+            <w:tcW w:type="pct" w:w="1667"/>
+            <w:tcMar>
+              <w:top w:type="dxa" w:w="40"/>
+              <w:left w:type="dxa" w:w="100"/>
+              <w:bottom w:type="dxa" w:w="40"/>
+              <w:right w:type="dxa" w:w="100"/>
+            </w:tcMar>
+          </w:tcPr>
+          <w:p>
+            <w:pPr>
+              <w:spacing w:before="22" w:after="22"/>
+            </w:pPr>
+            <w:r>
+              <w:rPr>
+                <w:b/>
+                <w:bCs/>
+                <w:color w:val="8186EF"/>
+                <w:sz w:val="16"/>
+                <w:szCs w:val="16"/>
+              </w:rPr>
+              <w:t xml:space="preserve">13  </w:t>
+            </w:r>
+            <w:r>
+              <w:rPr>
+                <w:sz w:val="17"/>
+                <w:szCs w:val="17"/>
+              </w:rPr>
+              <w:t xml:space="preserve">E</w:t>
             </w:r>
           </w:p>
         </w:tc>
@@ -3804,7 +3233,7 @@
                 <w:sz w:val="17"/>
                 <w:szCs w:val="17"/>
               </w:rPr>
-              <w:t xml:space="preserve">factor · recourse liability · secured borrowing</w:t>
+              <w:t xml:space="preserve">recourse liability · Factor</w:t>
             </w:r>
           </w:p>
         </w:tc>
@@ -3831,14 +3260,14 @@
                 <w:sz w:val="16"/>
                 <w:szCs w:val="16"/>
               </w:rPr>
-              <w:t xml:space="preserve">11  </w:t>
-            </w:r>
-            <w:r>
-              <w:rPr>
-                <w:sz w:val="17"/>
-                <w:szCs w:val="17"/>
-              </w:rPr>
-              <w:t xml:space="preserve">B</w:t>
+              <w:t xml:space="preserve">8  </w:t>
+            </w:r>
+            <w:r>
+              <w:rPr>
+                <w:sz w:val="17"/>
+                <w:szCs w:val="17"/>
+              </w:rPr>
+              <w:t xml:space="preserve">T</w:t>
             </w:r>
           </w:p>
         </w:tc>
@@ -3865,14 +3294,14 @@
                 <w:sz w:val="16"/>
                 <w:szCs w:val="16"/>
               </w:rPr>
-              <w:t xml:space="preserve">20  </w:t>
-            </w:r>
-            <w:r>
-              <w:rPr>
-                <w:sz w:val="17"/>
-                <w:szCs w:val="17"/>
-              </w:rPr>
-              <w:t xml:space="preserve">E</w:t>
+              <w:t xml:space="preserve">14  </w:t>
+            </w:r>
+            <w:r>
+              <w:rPr>
+                <w:sz w:val="17"/>
+                <w:szCs w:val="17"/>
+              </w:rPr>
+              <w:t xml:space="preserve">C</w:t>
             </w:r>
           </w:p>
         </w:tc>
@@ -3907,73 +3336,73 @@
                 <w:sz w:val="17"/>
                 <w:szCs w:val="17"/>
               </w:rPr>
-              <w:t xml:space="preserve">Factoring · recourse</w:t>
-            </w:r>
-          </w:p>
-        </w:tc>
-        <w:tc>
-          <w:tcPr>
-            <w:tcW w:type="pct" w:w="1667"/>
-            <w:tcMar>
-              <w:top w:type="dxa" w:w="40"/>
-              <w:left w:type="dxa" w:w="100"/>
-              <w:bottom w:type="dxa" w:w="40"/>
-              <w:right w:type="dxa" w:w="100"/>
-            </w:tcMar>
-          </w:tcPr>
-          <w:p>
-            <w:pPr>
-              <w:spacing w:before="22" w:after="22"/>
-            </w:pPr>
-            <w:r>
-              <w:rPr>
-                <w:b/>
-                <w:bCs/>
-                <w:color w:val="8186EF"/>
-                <w:sz w:val="16"/>
-                <w:szCs w:val="16"/>
-              </w:rPr>
-              <w:t xml:space="preserve">12  </w:t>
-            </w:r>
-            <w:r>
-              <w:rPr>
-                <w:sz w:val="17"/>
-                <w:szCs w:val="17"/>
-              </w:rPr>
-              <w:t xml:space="preserve">C</w:t>
-            </w:r>
-          </w:p>
-        </w:tc>
-        <w:tc>
-          <w:tcPr>
-            <w:tcW w:type="pct" w:w="1667"/>
-            <w:tcMar>
-              <w:top w:type="dxa" w:w="40"/>
-              <w:left w:type="dxa" w:w="100"/>
-              <w:bottom w:type="dxa" w:w="40"/>
-              <w:right w:type="dxa" w:w="100"/>
-            </w:tcMar>
-          </w:tcPr>
-          <w:p>
-            <w:pPr>
-              <w:spacing w:before="22" w:after="22"/>
-            </w:pPr>
-            <w:r>
-              <w:rPr>
-                <w:b/>
-                <w:bCs/>
-                <w:color w:val="8186EF"/>
-                <w:sz w:val="16"/>
-                <w:szCs w:val="16"/>
-              </w:rPr>
-              <w:t xml:space="preserve">21  </w:t>
-            </w:r>
-            <w:r>
-              <w:rPr>
-                <w:sz w:val="17"/>
-                <w:szCs w:val="17"/>
-              </w:rPr>
-              <w:t xml:space="preserve">C</w:t>
+              <w:t xml:space="preserve">receivables · secured borrowing · transferred</w:t>
+            </w:r>
+          </w:p>
+        </w:tc>
+        <w:tc>
+          <w:tcPr>
+            <w:tcW w:type="pct" w:w="1667"/>
+            <w:tcMar>
+              <w:top w:type="dxa" w:w="40"/>
+              <w:left w:type="dxa" w:w="100"/>
+              <w:bottom w:type="dxa" w:w="40"/>
+              <w:right w:type="dxa" w:w="100"/>
+            </w:tcMar>
+          </w:tcPr>
+          <w:p>
+            <w:pPr>
+              <w:spacing w:before="22" w:after="22"/>
+            </w:pPr>
+            <w:r>
+              <w:rPr>
+                <w:b/>
+                <w:bCs/>
+                <w:color w:val="8186EF"/>
+                <w:sz w:val="16"/>
+                <w:szCs w:val="16"/>
+              </w:rPr>
+              <w:t xml:space="preserve">9  </w:t>
+            </w:r>
+            <w:r>
+              <w:rPr>
+                <w:sz w:val="17"/>
+                <w:szCs w:val="17"/>
+              </w:rPr>
+              <w:t xml:space="preserve">F</w:t>
+            </w:r>
+          </w:p>
+        </w:tc>
+        <w:tc>
+          <w:tcPr>
+            <w:tcW w:type="pct" w:w="1667"/>
+            <w:tcMar>
+              <w:top w:type="dxa" w:w="40"/>
+              <w:left w:type="dxa" w:w="100"/>
+              <w:bottom w:type="dxa" w:w="40"/>
+              <w:right w:type="dxa" w:w="100"/>
+            </w:tcMar>
+          </w:tcPr>
+          <w:p>
+            <w:pPr>
+              <w:spacing w:before="22" w:after="22"/>
+            </w:pPr>
+            <w:r>
+              <w:rPr>
+                <w:b/>
+                <w:bCs/>
+                <w:color w:val="8186EF"/>
+                <w:sz w:val="16"/>
+                <w:szCs w:val="16"/>
+              </w:rPr>
+              <w:t xml:space="preserve">15  </w:t>
+            </w:r>
+            <w:r>
+              <w:rPr>
+                <w:sz w:val="17"/>
+                <w:szCs w:val="17"/>
+              </w:rPr>
+              <w:t xml:space="preserve">D</w:t>
             </w:r>
           </w:p>
         </w:tc>
@@ -4036,14 +3465,14 @@
                 <w:sz w:val="16"/>
                 <w:szCs w:val="16"/>
               </w:rPr>
-              <w:t xml:space="preserve">13  </w:t>
-            </w:r>
-            <w:r>
-              <w:rPr>
-                <w:sz w:val="17"/>
-                <w:szCs w:val="17"/>
-              </w:rPr>
-              <w:t xml:space="preserve">D</w:t>
+              <w:t xml:space="preserve">10  </w:t>
+            </w:r>
+            <w:r>
+              <w:rPr>
+                <w:sz w:val="17"/>
+                <w:szCs w:val="17"/>
+              </w:rPr>
+              <w:t xml:space="preserve">A</w:t>
             </w:r>
           </w:p>
         </w:tc>
@@ -4070,14 +3499,14 @@
                 <w:sz w:val="16"/>
                 <w:szCs w:val="16"/>
               </w:rPr>
-              <w:t xml:space="preserve">22  </w:t>
-            </w:r>
-            <w:r>
-              <w:rPr>
-                <w:sz w:val="17"/>
-                <w:szCs w:val="17"/>
-              </w:rPr>
-              <w:t xml:space="preserve">T</w:t>
+              <w:t xml:space="preserve">16  </w:t>
+            </w:r>
+            <w:r>
+              <w:rPr>
+                <w:sz w:val="17"/>
+                <w:szCs w:val="17"/>
+              </w:rPr>
+              <w:t xml:space="preserve">A</w:t>
             </w:r>
           </w:p>
         </w:tc>
@@ -4112,39 +3541,6 @@
                 <w:sz w:val="17"/>
                 <w:szCs w:val="17"/>
               </w:rPr>
-              <w:t xml:space="preserve">C</w:t>
-            </w:r>
-          </w:p>
-        </w:tc>
-        <w:tc>
-          <w:tcPr>
-            <w:tcW w:type="pct" w:w="1667"/>
-            <w:tcMar>
-              <w:top w:type="dxa" w:w="40"/>
-              <w:left w:type="dxa" w:w="100"/>
-              <w:bottom w:type="dxa" w:w="40"/>
-              <w:right w:type="dxa" w:w="100"/>
-            </w:tcMar>
-          </w:tcPr>
-          <w:p>
-            <w:pPr>
-              <w:spacing w:before="22" w:after="22"/>
-            </w:pPr>
-            <w:r>
-              <w:rPr>
-                <w:b/>
-                <w:bCs/>
-                <w:color w:val="8186EF"/>
-                <w:sz w:val="16"/>
-                <w:szCs w:val="16"/>
-              </w:rPr>
-              <w:t xml:space="preserve">14  </w:t>
-            </w:r>
-            <w:r>
-              <w:rPr>
-                <w:sz w:val="17"/>
-                <w:szCs w:val="17"/>
-              </w:rPr>
               <w:t xml:space="preserve">B</w:t>
             </w:r>
           </w:p>
@@ -4171,14 +3567,47 @@
                 <w:sz w:val="16"/>
                 <w:szCs w:val="16"/>
               </w:rPr>
-              <w:t xml:space="preserve">23  </w:t>
-            </w:r>
-            <w:r>
-              <w:rPr>
-                <w:sz w:val="17"/>
-                <w:szCs w:val="17"/>
-              </w:rPr>
-              <w:t xml:space="preserve">A</w:t>
+              <w:t xml:space="preserve">11  </w:t>
+            </w:r>
+            <w:r>
+              <w:rPr>
+                <w:sz w:val="17"/>
+                <w:szCs w:val="17"/>
+              </w:rPr>
+              <w:t xml:space="preserve">B</w:t>
+            </w:r>
+          </w:p>
+        </w:tc>
+        <w:tc>
+          <w:tcPr>
+            <w:tcW w:type="pct" w:w="1667"/>
+            <w:tcMar>
+              <w:top w:type="dxa" w:w="40"/>
+              <w:left w:type="dxa" w:w="100"/>
+              <w:bottom w:type="dxa" w:w="40"/>
+              <w:right w:type="dxa" w:w="100"/>
+            </w:tcMar>
+          </w:tcPr>
+          <w:p>
+            <w:pPr>
+              <w:spacing w:before="22" w:after="22"/>
+            </w:pPr>
+            <w:r>
+              <w:rPr>
+                <w:b/>
+                <w:bCs/>
+                <w:color w:val="8186EF"/>
+                <w:sz w:val="16"/>
+                <w:szCs w:val="16"/>
+              </w:rPr>
+              <w:t xml:space="preserve">17  </w:t>
+            </w:r>
+            <w:r>
+              <w:rPr>
+                <w:sz w:val="17"/>
+                <w:szCs w:val="17"/>
+              </w:rPr>
+              <w:t xml:space="preserve">Compare with the model earlier in this handout.</w:t>
             </w:r>
           </w:p>
         </w:tc>
@@ -4214,7 +3643,7 @@
                 <w:sz w:val="17"/>
                 <w:szCs w:val="17"/>
               </w:rPr>
-              <w:t xml:space="preserve">C</w:t>
+              <w:t xml:space="preserve">A</w:t>
             </w:r>
           </w:p>
         </w:tc>
@@ -4241,14 +3670,14 @@
                 <w:sz w:val="16"/>
                 <w:szCs w:val="16"/>
               </w:rPr>
-              <w:t xml:space="preserve">15  </w:t>
-            </w:r>
-            <w:r>
-              <w:rPr>
-                <w:sz w:val="17"/>
-                <w:szCs w:val="17"/>
-              </w:rPr>
-              <w:t xml:space="preserve">T</w:t>
+              <w:t xml:space="preserve">12  </w:t>
+            </w:r>
+            <w:r>
+              <w:rPr>
+                <w:sz w:val="17"/>
+                <w:szCs w:val="17"/>
+              </w:rPr>
+              <w:t xml:space="preserve">D</w:t>
             </w:r>
           </w:p>
         </w:tc>
@@ -4275,108 +3704,7 @@
                 <w:sz w:val="16"/>
                 <w:szCs w:val="16"/>
               </w:rPr>
-              <w:t xml:space="preserve">24  </w:t>
-            </w:r>
-            <w:r>
-              <w:rPr>
-                <w:sz w:val="17"/>
-                <w:szCs w:val="17"/>
-              </w:rPr>
-              <w:t xml:space="preserve">Compare with the model earlier in this handout.</w:t>
-            </w:r>
-          </w:p>
-        </w:tc>
-      </w:tr>
-      <w:tr>
-        <w:tc>
-          <w:tcPr>
-            <w:tcW w:type="pct" w:w="1667"/>
-            <w:tcMar>
-              <w:top w:type="dxa" w:w="40"/>
-              <w:left w:type="dxa" w:w="100"/>
-              <w:bottom w:type="dxa" w:w="40"/>
-              <w:right w:type="dxa" w:w="100"/>
-            </w:tcMar>
-          </w:tcPr>
-          <w:p>
-            <w:pPr>
-              <w:spacing w:before="22" w:after="22"/>
-            </w:pPr>
-            <w:r>
-              <w:rPr>
-                <w:b/>
-                <w:bCs/>
-                <w:color w:val="8186EF"/>
-                <w:sz w:val="16"/>
-                <w:szCs w:val="16"/>
-              </w:rPr>
-              <w:t xml:space="preserve">7  </w:t>
-            </w:r>
-            <w:r>
-              <w:rPr>
-                <w:sz w:val="17"/>
-                <w:szCs w:val="17"/>
-              </w:rPr>
-              <w:t xml:space="preserve">D</w:t>
-            </w:r>
-          </w:p>
-        </w:tc>
-        <w:tc>
-          <w:tcPr>
-            <w:tcW w:type="pct" w:w="1667"/>
-            <w:tcMar>
-              <w:top w:type="dxa" w:w="40"/>
-              <w:left w:type="dxa" w:w="100"/>
-              <w:bottom w:type="dxa" w:w="40"/>
-              <w:right w:type="dxa" w:w="100"/>
-            </w:tcMar>
-          </w:tcPr>
-          <w:p>
-            <w:pPr>
-              <w:spacing w:before="22" w:after="22"/>
-            </w:pPr>
-            <w:r>
-              <w:rPr>
-                <w:b/>
-                <w:bCs/>
-                <w:color w:val="8186EF"/>
-                <w:sz w:val="16"/>
-                <w:szCs w:val="16"/>
-              </w:rPr>
-              <w:t xml:space="preserve">16  </w:t>
-            </w:r>
-            <w:r>
-              <w:rPr>
-                <w:sz w:val="17"/>
-                <w:szCs w:val="17"/>
-              </w:rPr>
-              <w:t xml:space="preserve">F</w:t>
-            </w:r>
-          </w:p>
-        </w:tc>
-        <w:tc>
-          <w:tcPr>
-            <w:tcW w:type="pct" w:w="1667"/>
-            <w:tcMar>
-              <w:top w:type="dxa" w:w="40"/>
-              <w:left w:type="dxa" w:w="100"/>
-              <w:bottom w:type="dxa" w:w="40"/>
-              <w:right w:type="dxa" w:w="100"/>
-            </w:tcMar>
-          </w:tcPr>
-          <w:p>
-            <w:pPr>
-              <w:spacing w:before="22" w:after="22"/>
-            </w:pPr>
-            <w:r>
-              <w:rPr>
-                <w:b/>
-                <w:bCs/>
-                <w:color w:val="8186EF"/>
-                <w:sz w:val="16"/>
-                <w:szCs w:val="16"/>
-              </w:rPr>
-              <w:t xml:space="preserve">25  </w:t>
+              <w:t xml:space="preserve">18  </w:t>
             </w:r>
             <w:r>
               <w:rPr>
@@ -4384,191 +3712,6 @@
                 <w:szCs w:val="17"/>
               </w:rPr>
               <w:t xml:space="preserve">A company that needs cash before its customers pay can use its receivables in two ways. It can use them as collateral for a loan (pledging), or it can transfer them to a finance company called a factor. This is factoring. The accounting question is simple: is the transfer a sale, or is it really a loan?</w:t>
-            </w:r>
-          </w:p>
-        </w:tc>
-      </w:tr>
-      <w:tr>
-        <w:tc>
-          <w:tcPr>
-            <w:tcW w:type="pct" w:w="1667"/>
-            <w:shd w:fill="FBFAF6" w:val="clear"/>
-            <w:tcMar>
-              <w:top w:type="dxa" w:w="40"/>
-              <w:left w:type="dxa" w:w="100"/>
-              <w:bottom w:type="dxa" w:w="40"/>
-              <w:right w:type="dxa" w:w="100"/>
-            </w:tcMar>
-          </w:tcPr>
-          <w:p>
-            <w:pPr>
-              <w:spacing w:before="22" w:after="22"/>
-            </w:pPr>
-            <w:r>
-              <w:rPr>
-                <w:b/>
-                <w:bCs/>
-                <w:color w:val="8186EF"/>
-                <w:sz w:val="16"/>
-                <w:szCs w:val="16"/>
-              </w:rPr>
-              <w:t xml:space="preserve">8  </w:t>
-            </w:r>
-            <w:r>
-              <w:rPr>
-                <w:sz w:val="17"/>
-                <w:szCs w:val="17"/>
-              </w:rPr>
-              <w:t xml:space="preserve">B</w:t>
-            </w:r>
-          </w:p>
-        </w:tc>
-        <w:tc>
-          <w:tcPr>
-            <w:tcW w:type="pct" w:w="1667"/>
-            <w:shd w:fill="FBFAF6" w:val="clear"/>
-            <w:tcMar>
-              <w:top w:type="dxa" w:w="40"/>
-              <w:left w:type="dxa" w:w="100"/>
-              <w:bottom w:type="dxa" w:w="40"/>
-              <w:right w:type="dxa" w:w="100"/>
-            </w:tcMar>
-          </w:tcPr>
-          <w:p>
-            <w:pPr>
-              <w:spacing w:before="22" w:after="22"/>
-            </w:pPr>
-            <w:r>
-              <w:rPr>
-                <w:b/>
-                <w:bCs/>
-                <w:color w:val="8186EF"/>
-                <w:sz w:val="16"/>
-                <w:szCs w:val="16"/>
-              </w:rPr>
-              <w:t xml:space="preserve">17  </w:t>
-            </w:r>
-            <w:r>
-              <w:rPr>
-                <w:sz w:val="17"/>
-                <w:szCs w:val="17"/>
-              </w:rPr>
-              <w:t xml:space="preserve">A</w:t>
-            </w:r>
-          </w:p>
-        </w:tc>
-        <w:tc>
-          <w:tcPr>
-            <w:tcW w:type="pct" w:w="1667"/>
-            <w:shd w:fill="FBFAF6" w:val="clear"/>
-            <w:tcMar>
-              <w:top w:type="dxa" w:w="40"/>
-              <w:left w:type="dxa" w:w="100"/>
-              <w:bottom w:type="dxa" w:w="40"/>
-              <w:right w:type="dxa" w:w="100"/>
-            </w:tcMar>
-          </w:tcPr>
-          <w:p>
-            <w:pPr>
-              <w:spacing w:before="24" w:after="24"/>
-            </w:pPr>
-            <w:r>
-              <w:rPr>
-                <w:sz w:val="16"/>
-                <w:szCs w:val="16"/>
-              </w:rPr>
-              <w:t xml:space="preserve"/>
-            </w:r>
-          </w:p>
-        </w:tc>
-      </w:tr>
-      <w:tr>
-        <w:tc>
-          <w:tcPr>
-            <w:tcW w:type="pct" w:w="1667"/>
-            <w:tcMar>
-              <w:top w:type="dxa" w:w="40"/>
-              <w:left w:type="dxa" w:w="100"/>
-              <w:bottom w:type="dxa" w:w="40"/>
-              <w:right w:type="dxa" w:w="100"/>
-            </w:tcMar>
-          </w:tcPr>
-          <w:p>
-            <w:pPr>
-              <w:spacing w:before="22" w:after="22"/>
-            </w:pPr>
-            <w:r>
-              <w:rPr>
-                <w:b/>
-                <w:bCs/>
-                <w:color w:val="8186EF"/>
-                <w:sz w:val="16"/>
-                <w:szCs w:val="16"/>
-              </w:rPr>
-              <w:t xml:space="preserve">9  </w:t>
-            </w:r>
-            <w:r>
-              <w:rPr>
-                <w:sz w:val="17"/>
-                <w:szCs w:val="17"/>
-              </w:rPr>
-              <w:t xml:space="preserve">T</w:t>
-            </w:r>
-          </w:p>
-        </w:tc>
-        <w:tc>
-          <w:tcPr>
-            <w:tcW w:type="pct" w:w="1667"/>
-            <w:tcMar>
-              <w:top w:type="dxa" w:w="40"/>
-              <w:left w:type="dxa" w:w="100"/>
-              <w:bottom w:type="dxa" w:w="40"/>
-              <w:right w:type="dxa" w:w="100"/>
-            </w:tcMar>
-          </w:tcPr>
-          <w:p>
-            <w:pPr>
-              <w:spacing w:before="22" w:after="22"/>
-            </w:pPr>
-            <w:r>
-              <w:rPr>
-                <w:b/>
-                <w:bCs/>
-                <w:color w:val="8186EF"/>
-                <w:sz w:val="16"/>
-                <w:szCs w:val="16"/>
-              </w:rPr>
-              <w:t xml:space="preserve">18  </w:t>
-            </w:r>
-            <w:r>
-              <w:rPr>
-                <w:sz w:val="17"/>
-                <w:szCs w:val="17"/>
-              </w:rPr>
-              <w:t xml:space="preserve">B</w:t>
-            </w:r>
-          </w:p>
-        </w:tc>
-        <w:tc>
-          <w:tcPr>
-            <w:tcW w:type="pct" w:w="1667"/>
-            <w:tcMar>
-              <w:top w:type="dxa" w:w="40"/>
-              <w:left w:type="dxa" w:w="100"/>
-              <w:bottom w:type="dxa" w:w="40"/>
-              <w:right w:type="dxa" w:w="100"/>
-            </w:tcMar>
-          </w:tcPr>
-          <w:p>
-            <w:pPr>
-              <w:spacing w:before="24" w:after="24"/>
-            </w:pPr>
-            <w:r>
-              <w:rPr>
-                <w:sz w:val="16"/>
-                <w:szCs w:val="16"/>
-              </w:rPr>
-              <w:t xml:space="preserve"/>
             </w:r>
           </w:p>
         </w:tc>
@@ -4610,7 +3753,7 @@
           <w:sz w:val="16"/>
           <w:szCs w:val="16"/>
         </w:rPr>
-        <w:t xml:space="preserve">The book writes: “Second, the factor can pledge or exchange the receivables. Third, the seller does not keep effective control, for example through an agreement to buy the receivables back before they mature. If any condition fails, the transfer is a secured borrowing.”</w:t>
+        <w:t xml:space="preserve">The book writes: “Third, the seller does not keep effective control, for example through an agreement to buy the receivables back before they mature. If any condition fails, the transfer is a secured borrowing. Recourse is the factor's right to collect from the seller if customers do not pay.”</w:t>
       </w:r>
     </w:p>
     <w:p>
@@ -4633,7 +3776,7 @@
           <w:sz w:val="16"/>
           <w:szCs w:val="16"/>
         </w:rPr>
-        <w:t xml:space="preserve">The book writes: “The receivables stay on the balance sheet, marked as pledged. Loss on a sale = carrying amount − (cash + due from factor − recourse liability). Effects of one transfer as a sale without recourse, a sale with recourse, or a secured borrowing.”</w:t>
+        <w:t xml:space="preserve">The book writes: “The seller then records a recourse liability at its fair value, which increases the loss on the sale. Orontes transfers receivables with a carrying amount of $500,000 to Gulf Factor Co. The factor charges a fee of 3% ($15,000) and keeps a holdback (due from factor) of 5% ($25,000) to cover returns and discounts.”</w:t>
       </w:r>
     </w:p>
     <w:p>
@@ -4656,7 +3799,7 @@
           <w:sz w:val="16"/>
           <w:szCs w:val="16"/>
         </w:rPr>
-        <w:t xml:space="preserve">The book writes: “Factoring with substantial recourse usually keeps most of the risk with the seller, so under IFRS it often fails derecognition and is treated as borrowing. Do not assume that every transfer with recourse is a borrowing. The holdback is an asset (due from factor), not part of the loss.”</w:t>
+        <w:t xml:space="preserve">The book writes: “A sale removes the receivables and adds little or no debt, so ratios such as debt to equity look better. A secured borrowing keeps the receivables and adds a liability. Lenders and analysts read the notes to see which receivables are pledged or transferred.”</w:t>
       </w:r>
     </w:p>
     <w:p>
@@ -4679,7 +3822,7 @@
           <w:sz w:val="16"/>
           <w:szCs w:val="16"/>
         </w:rPr>
-        <w:t xml:space="preserve">The book pairs Aging with “Current: 250,000 at an expected loss rate of 2%”.</w:t>
+        <w:t xml:space="preserve">The framework defines the elements, and every amount belongs to one of them.</w:t>
       </w:r>
     </w:p>
     <w:p>
@@ -4702,7 +3845,7 @@
           <w:sz w:val="16"/>
           <w:szCs w:val="16"/>
         </w:rPr>
-        <w:t xml:space="preserve">The book’s own table pairs Aging with “Current: 250,000 at an expected loss rate of 2%”.</w:t>
+        <w:t xml:space="preserve">The book numbers “Recognizing and measuring receivables” as section 6.1.</w:t>
       </w:r>
     </w:p>
     <w:p>
@@ -4725,7 +3868,7 @@
           <w:sz w:val="16"/>
           <w:szCs w:val="16"/>
         </w:rPr>
-        <w:t xml:space="preserve">The book’s own table pairs Aging with “1–60 days past due: 90,000 at an expected loss rate of 10%”.</w:t>
+        <w:t xml:space="preserve">The company first reinstates the receivable; the second entry records the cash collection. B is wrong: A recovery is not revenue. C is wrong: The recovery goes back to the allowance, not the expense account.</w:t>
       </w:r>
     </w:p>
     <w:p>
@@ -4748,7 +3891,7 @@
           <w:sz w:val="16"/>
           <w:szCs w:val="16"/>
         </w:rPr>
-        <w:t xml:space="preserve">The book’s own table pairs Aging with “Over 60 days past due: 40,000 at an expected loss rate of 40%”.</w:t>
+        <w:t xml:space="preserve">Every cycle settles one rule and shows where it comes from.</w:t>
       </w:r>
     </w:p>
     <w:p>
@@ -4771,7 +3914,7 @@
           <w:sz w:val="16"/>
           <w:szCs w:val="16"/>
         </w:rPr>
-        <w:t xml:space="preserve">The book’s own table pairs Allowance account with “Beginning balance 18,000 (credit). Write-offs during 2025: 24,000. Recoveries: 1,000.”.</w:t>
+        <w:t xml:space="preserve">CMA questions use exact terms, and one word can change the answer.</w:t>
       </w:r>
     </w:p>
     <w:p>
@@ -4787,14 +3930,14 @@
           <w:sz w:val="16"/>
           <w:szCs w:val="16"/>
         </w:rPr>
-        <w:t xml:space="preserve">9  </w:t>
-      </w:r>
-      <w:r>
-        <w:rPr>
-          <w:sz w:val="16"/>
-          <w:szCs w:val="16"/>
-        </w:rPr>
-        <w:t xml:space="preserve">The book pairs Aging with “Current: 250,000 at an expected loss rate of 2%”.</w:t>
+        <w:t xml:space="preserve">15  </w:t>
+      </w:r>
+      <w:r>
+        <w:rPr>
+          <w:sz w:val="16"/>
+          <w:szCs w:val="16"/>
+        </w:rPr>
+        <w:t xml:space="preserve">The glossary on this page pairs “الخسائر الائتمانية المتوقعة الحالية” with current expected credit losses (CECL).</w:t>
       </w:r>
     </w:p>
     <w:p>
@@ -4810,168 +3953,7 @@
           <w:sz w:val="16"/>
           <w:szCs w:val="16"/>
         </w:rPr>
-        <w:t xml:space="preserve">10  </w:t>
-      </w:r>
-      <w:r>
-        <w:rPr>
-          <w:sz w:val="16"/>
-          <w:szCs w:val="16"/>
-        </w:rPr>
-        <w:t xml:space="preserve">The book pairs Aging with “1–60 days past due: 90,000 at an expected loss rate of 10%”, not with “Beginning balance 18,000 (credit). Write-offs during 2025: 24,000. Recoveries: 1,000.”.</w:t>
-      </w:r>
-    </w:p>
-    <w:p>
-      <w:pPr>
-        <w:spacing w:after="18"/>
-        <w:ind w:left="300" w:hanging="300"/>
-      </w:pPr>
-      <w:r>
-        <w:rPr>
-          <w:b/>
-          <w:bCs/>
-          <w:color w:val="8186EF"/>
-          <w:sz w:val="16"/>
-          <w:szCs w:val="16"/>
-        </w:rPr>
-        <w:t xml:space="preserve">11  </w:t>
-      </w:r>
-      <w:r>
-        <w:rPr>
-          <w:sz w:val="16"/>
-          <w:szCs w:val="16"/>
-        </w:rPr>
-        <w:t xml:space="preserve">IFRS 9 focuses on risks and rewards; substantial recourse often keeps the risk with the seller. A is wrong: Under U.S. GAAP the ASC 860 conditions decide, and they are met. C is wrong: A U.S. GAAP sale with recourse records a recourse liability.</w:t>
-      </w:r>
-    </w:p>
-    <w:p>
-      <w:pPr>
-        <w:spacing w:after="18"/>
-        <w:ind w:left="300" w:hanging="300"/>
-      </w:pPr>
-      <w:r>
-        <w:rPr>
-          <w:b/>
-          <w:bCs/>
-          <w:color w:val="8186EF"/>
-          <w:sz w:val="16"/>
-          <w:szCs w:val="16"/>
-        </w:rPr>
-        <w:t xml:space="preserve">12  </w:t>
-      </w:r>
-      <w:r>
-        <w:rPr>
-          <w:sz w:val="16"/>
-          <w:szCs w:val="16"/>
-        </w:rPr>
-        <w:t xml:space="preserve">It reduces receivables to the amount expected to be collected. A is wrong: It is a contra-asset, not a liability. B is wrong: The expense is a separate account; the allowance is the balance sheet total.</w:t>
-      </w:r>
-    </w:p>
-    <w:p>
-      <w:pPr>
-        <w:spacing w:after="18"/>
-        <w:ind w:left="300" w:hanging="300"/>
-      </w:pPr>
-      <w:r>
-        <w:rPr>
-          <w:b/>
-          <w:bCs/>
-          <w:color w:val="8186EF"/>
-          <w:sz w:val="16"/>
-          <w:szCs w:val="16"/>
-        </w:rPr>
-        <w:t xml:space="preserve">13  </w:t>
-      </w:r>
-      <w:r>
-        <w:rPr>
-          <w:sz w:val="16"/>
-          <w:szCs w:val="16"/>
-        </w:rPr>
-        <w:t xml:space="preserve">The expected loss is matched with the revenue of the same period. A is wrong: No cash moves when the expense is recorded. B is wrong: The direct method waits until a balance is written off.</w:t>
-      </w:r>
-    </w:p>
-    <w:p>
-      <w:pPr>
-        <w:spacing w:after="18"/>
-        <w:ind w:left="300" w:hanging="300"/>
-      </w:pPr>
-      <w:r>
-        <w:rPr>
-          <w:b/>
-          <w:bCs/>
-          <w:color w:val="8186EF"/>
-          <w:sz w:val="16"/>
-          <w:szCs w:val="16"/>
-        </w:rPr>
-        <w:t xml:space="preserve">14  </w:t>
-      </w:r>
-      <w:r>
-        <w:rPr>
-          <w:sz w:val="16"/>
-          <w:szCs w:val="16"/>
-        </w:rPr>
-        <w:t xml:space="preserve">IFRS 9 focuses on risks and rewards; substantial recourse often keeps the risk with the seller. A is wrong: Under U.S. GAAP the ASC 860 conditions decide, and they are met. C is wrong: A U.S. GAAP sale with recourse records a recourse liability.</w:t>
-      </w:r>
-    </w:p>
-    <w:p>
-      <w:pPr>
-        <w:spacing w:after="18"/>
-        <w:ind w:left="300" w:hanging="300"/>
-      </w:pPr>
-      <w:r>
-        <w:rPr>
-          <w:b/>
-          <w:bCs/>
-          <w:color w:val="8186EF"/>
-          <w:sz w:val="16"/>
-          <w:szCs w:val="16"/>
-        </w:rPr>
-        <w:t xml:space="preserve">15  </w:t>
-      </w:r>
-      <w:r>
-        <w:rPr>
-          <w:sz w:val="16"/>
-          <w:szCs w:val="16"/>
-        </w:rPr>
-        <w:t xml:space="preserve">CMA questions use exact terms, and one word can change the answer.</w:t>
-      </w:r>
-    </w:p>
-    <w:p>
-      <w:pPr>
-        <w:spacing w:after="18"/>
-        <w:ind w:left="300" w:hanging="300"/>
-      </w:pPr>
-      <w:r>
-        <w:rPr>
-          <w:b/>
-          <w:bCs/>
-          <w:color w:val="8186EF"/>
-          <w:sz w:val="16"/>
-          <w:szCs w:val="16"/>
-        </w:rPr>
-        <w:t xml:space="preserve">22  </w:t>
-      </w:r>
-      <w:r>
-        <w:rPr>
-          <w:sz w:val="16"/>
-          <w:szCs w:val="16"/>
-        </w:rPr>
-        <w:t xml:space="preserve">The exam marks the term, so the English word is the answer.</w:t>
-      </w:r>
-    </w:p>
-    <w:p>
-      <w:pPr>
-        <w:spacing w:after="18"/>
-        <w:ind w:left="300" w:hanging="300"/>
-      </w:pPr>
-      <w:r>
-        <w:rPr>
-          <w:b/>
-          <w:bCs/>
-          <w:color w:val="8186EF"/>
-          <w:sz w:val="16"/>
-          <w:szCs w:val="16"/>
-        </w:rPr>
-        <w:t xml:space="preserve">23  </w:t>
+        <w:t xml:space="preserve">16  </w:t>
       </w:r>
       <w:r>
         <w:rPr>
@@ -5088,7 +4070,7 @@
                 <w:sz w:val="17"/>
                 <w:szCs w:val="17"/>
               </w:rPr>
-              <w:t xml:space="preserve">factor · recourse liability · secured borrowing</w:t>
+              <w:t xml:space="preserve">discount · discounts · forfeited</w:t>
             </w:r>
           </w:p>
         </w:tc>
@@ -5121,7 +4103,7 @@
                 <w:sz w:val="17"/>
                 <w:szCs w:val="17"/>
               </w:rPr>
-              <w:t xml:space="preserve">B</w:t>
+              <w:t xml:space="preserve">C</w:t>
             </w:r>
           </w:p>
         </w:tc>
@@ -5154,7 +4136,7 @@
                 <w:sz w:val="17"/>
                 <w:szCs w:val="17"/>
               </w:rPr>
-              <w:t xml:space="preserve">D</w:t>
+              <w:t xml:space="preserve">C</w:t>
             </w:r>
           </w:p>
         </w:tc>
@@ -5190,7 +4172,7 @@
                 <w:sz w:val="17"/>
                 <w:szCs w:val="17"/>
               </w:rPr>
-              <w:t xml:space="preserve">Allowance for credit losses · write-off · accounts receivable</w:t>
+              <w:t xml:space="preserve">write-off · recovery · accounts receivable</w:t>
             </w:r>
           </w:p>
         </w:tc>
@@ -5224,7 +4206,7 @@
                 <w:sz w:val="17"/>
                 <w:szCs w:val="17"/>
               </w:rPr>
-              <w:t xml:space="preserve">C</w:t>
+              <w:t xml:space="preserve">D</w:t>
             </w:r>
           </w:p>
         </w:tc>
@@ -5258,7 +4240,7 @@
                 <w:sz w:val="17"/>
                 <w:szCs w:val="17"/>
               </w:rPr>
-              <w:t xml:space="preserve">C</w:t>
+              <w:t xml:space="preserve">E</w:t>
             </w:r>
           </w:p>
         </w:tc>
@@ -5293,7 +4275,7 @@
                 <w:sz w:val="17"/>
                 <w:szCs w:val="17"/>
               </w:rPr>
-              <w:t xml:space="preserve">factor · recourse liability · secured borrowing</w:t>
+              <w:t xml:space="preserve">effective control · secured borrowing · Recourse · factor</w:t>
             </w:r>
           </w:p>
         </w:tc>
@@ -5326,7 +4308,7 @@
                 <w:sz w:val="17"/>
                 <w:szCs w:val="17"/>
               </w:rPr>
-              <w:t xml:space="preserve">D</w:t>
+              <w:t xml:space="preserve">B</w:t>
             </w:r>
           </w:p>
         </w:tc>
@@ -5359,7 +4341,7 @@
                 <w:sz w:val="17"/>
                 <w:szCs w:val="17"/>
               </w:rPr>
-              <w:t xml:space="preserve">A</w:t>
+              <w:t xml:space="preserve">F</w:t>
             </w:r>
           </w:p>
         </w:tc>
@@ -5429,7 +4411,7 @@
                 <w:sz w:val="17"/>
                 <w:szCs w:val="17"/>
               </w:rPr>
-              <w:t xml:space="preserve">A</w:t>
+              <w:t xml:space="preserve">D</w:t>
             </w:r>
           </w:p>
         </w:tc>
@@ -5531,7 +4513,7 @@
                 <w:sz w:val="17"/>
                 <w:szCs w:val="17"/>
               </w:rPr>
-              <w:t xml:space="preserve">T</w:t>
+              <w:t xml:space="preserve">A</w:t>
             </w:r>
           </w:p>
         </w:tc>
@@ -5600,7 +4582,7 @@
                 <w:sz w:val="17"/>
                 <w:szCs w:val="17"/>
               </w:rPr>
-              <w:t xml:space="preserve">B</w:t>
+              <w:t xml:space="preserve">A</w:t>
             </w:r>
           </w:p>
         </w:tc>
@@ -5634,7 +4616,7 @@
                 <w:sz w:val="17"/>
                 <w:szCs w:val="17"/>
               </w:rPr>
-              <w:t xml:space="preserve">D</w:t>
+              <w:t xml:space="preserve">T</w:t>
             </w:r>
           </w:p>
         </w:tc>
@@ -5736,7 +4718,7 @@
                 <w:sz w:val="17"/>
                 <w:szCs w:val="17"/>
               </w:rPr>
-              <w:t xml:space="preserve">B</w:t>
+              <w:t xml:space="preserve">D</w:t>
             </w:r>
           </w:p>
         </w:tc>
@@ -5805,7 +4787,7 @@
                 <w:sz w:val="17"/>
                 <w:szCs w:val="17"/>
               </w:rPr>
-              <w:t xml:space="preserve">A</w:t>
+              <w:t xml:space="preserve">C</w:t>
             </w:r>
           </w:p>
         </w:tc>
@@ -5839,7 +4821,7 @@
                 <w:sz w:val="17"/>
                 <w:szCs w:val="17"/>
               </w:rPr>
-              <w:t xml:space="preserve">C</w:t>
+              <w:t xml:space="preserve">B</w:t>
             </w:r>
           </w:p>
         </w:tc>
@@ -5915,7 +4897,7 @@
           <w:sz w:val="16"/>
           <w:szCs w:val="16"/>
         </w:rPr>
-        <w:t xml:space="preserve">The book writes: “The receivables stay on the balance sheet, marked as pledged. Loss on a sale = carrying amount − (cash + due from factor − recourse liability). Effects of one transfer as a sale without recourse, a sale with recourse, or a secured borrowing.”</w:t>
+        <w:t xml:space="preserve">The book writes: “Under the gross method, the company records the full invoice and records a sales discount only when a customer pays early. Under the net method, it records the sale net of the discount, and records sales discounts forfeited when a customer pays late.”</w:t>
       </w:r>
     </w:p>
     <w:p>
@@ -5938,7 +4920,7 @@
           <w:sz w:val="16"/>
           <w:szCs w:val="16"/>
         </w:rPr>
-        <w:t xml:space="preserve">The book writes: “Allowance for credit losses T-account: the expense is the plug that reaches the required balance. When a customer's balance is clearly uncollectible, the company records a write-off: debit the allowance and credit accounts receivable.”</w:t>
+        <w:t xml:space="preserve">The book writes: “The write-off changes neither net income nor net receivables, because the expense was already recorded when the allowance was built. If the customer later pays, the company records a recovery: it first reinstates the receivable (debit accounts receivable, credit allowance) and then records the cash collection.”</w:t>
       </w:r>
     </w:p>
     <w:p>
@@ -5961,7 +4943,7 @@
           <w:sz w:val="16"/>
           <w:szCs w:val="16"/>
         </w:rPr>
-        <w:t xml:space="preserve">The book writes: “Loss on a sale = carrying amount − (cash + due from factor − recourse liability). Effects of one transfer as a sale without recourse, a sale with recourse, or a secured borrowing. The balance sheet effect is the main reason companies care.”</w:t>
+        <w:t xml:space="preserve">The book writes: “Third, the seller does not keep effective control, for example through an agreement to buy the receivables back before they mature. If any condition fails, the transfer is a secured borrowing. Recourse is the factor's right to collect from the seller if customers do not pay.”</w:t>
       </w:r>
     </w:p>
     <w:p>
@@ -6023,14 +5005,14 @@
           <w:sz w:val="16"/>
           <w:szCs w:val="16"/>
         </w:rPr>
-        <w:t xml:space="preserve">6  </w:t>
-      </w:r>
-      <w:r>
-        <w:rPr>
-          <w:sz w:val="16"/>
-          <w:szCs w:val="16"/>
-        </w:rPr>
-        <w:t xml:space="preserve">The book numbers “The allowance for credit losses” as section 6.2.</w:t>
+        <w:t xml:space="preserve">9  </w:t>
+      </w:r>
+      <w:r>
+        <w:rPr>
+          <w:sz w:val="16"/>
+          <w:szCs w:val="16"/>
+        </w:rPr>
+        <w:t xml:space="preserve">Receivables are recorded at the transaction price; expected discounts and returns are variable consideration. Short-term receivables are not discounted. A is wrong: Receivables due within one year are not discounted. B is wrong: That is the older gross method; expected discounts are variable consideration today.</w:t>
       </w:r>
     </w:p>
     <w:p>
@@ -6046,14 +5028,14 @@
           <w:sz w:val="16"/>
           <w:szCs w:val="16"/>
         </w:rPr>
-        <w:t xml:space="preserve">7  </w:t>
-      </w:r>
-      <w:r>
-        <w:rPr>
-          <w:sz w:val="16"/>
-          <w:szCs w:val="16"/>
-        </w:rPr>
-        <w:t xml:space="preserve">The book numbers “Transferring receivables: sale or secured borrowing?” as section 6.3.</w:t>
+        <w:t xml:space="preserve">10  </w:t>
+      </w:r>
+      <w:r>
+        <w:rPr>
+          <w:sz w:val="16"/>
+          <w:szCs w:val="16"/>
+        </w:rPr>
+        <w:t xml:space="preserve">The allowance must move from a 3,000 debit to a 20,000 credit, so the expense is 23,000. A is wrong: This is only the existing debit balance. B is wrong: This subtracts a debit balance instead of adding it.</w:t>
       </w:r>
     </w:p>
     <w:p>
@@ -6076,7 +5058,7 @@
           <w:sz w:val="16"/>
           <w:szCs w:val="16"/>
         </w:rPr>
-        <w:t xml:space="preserve">The repurchase duty means Orontes keeps effective control, so the sale conditions fail. A is wrong: Effective control prevents sale accounting whatever the recourse terms. B is wrong: The transfer fails the effective-control condition.</w:t>
+        <w:t xml:space="preserve">Both accounts receivable and the allowance decrease by 4,000, so the net amount is unchanged. The expense was recorded earlier. A is wrong: The expense was recorded when the allowance was set up. C is wrong: Receivables and the allowance fall by the same amount.</w:t>
       </w:r>
     </w:p>
     <w:p>
@@ -6099,7 +5081,7 @@
           <w:sz w:val="16"/>
           <w:szCs w:val="16"/>
         </w:rPr>
-        <w:t xml:space="preserve">Orontes has performed, but its right to payment still depends on the second shipment, not only on time. B is wrong: A receivable needs an unconditional right to payment. C is wrong: Orontes has transferred control of the first shipment, so it records something now.</w:t>
+        <w:t xml:space="preserve">The repurchase duty means Orontes keeps effective control, so the sale conditions fail. A is wrong: Effective control prevents sale accounting whatever the recourse terms. B is wrong: The transfer fails the effective-control condition.</w:t>
       </w:r>
     </w:p>
     <w:p>
@@ -6122,7 +5104,7 @@
           <w:sz w:val="16"/>
           <w:szCs w:val="16"/>
         </w:rPr>
-        <w:t xml:space="preserve">Every later answer depends on the adjusted exhibit.</w:t>
+        <w:t xml:space="preserve">Long-term notes with no or low interest are recorded at present value using an imputed rate. B is wrong: This ignores the time value of money over two years. C is wrong: Interest is earned over time, not added at the start.</w:t>
       </w:r>
     </w:p>
     <w:p>
@@ -6145,7 +5127,7 @@
           <w:sz w:val="16"/>
           <w:szCs w:val="16"/>
         </w:rPr>
-        <w:t xml:space="preserve">The book states item C6-1 in those words.</w:t>
+        <w:t xml:space="preserve">Every later answer depends on the adjusted exhibit.</w:t>
       </w:r>
     </w:p>
     <w:p>
@@ -6161,144 +5143,6 @@
           <w:sz w:val="16"/>
           <w:szCs w:val="16"/>
         </w:rPr>
-        <w:t xml:space="preserve">15  </w:t>
-      </w:r>
-      <w:r>
-        <w:rPr>
-          <w:sz w:val="16"/>
-          <w:szCs w:val="16"/>
-        </w:rPr>
-        <w:t xml:space="preserve">The book states item C6-2 in those words.</w:t>
-      </w:r>
-    </w:p>
-    <w:p>
-      <w:pPr>
-        <w:spacing w:after="18"/>
-        <w:ind w:left="300" w:hanging="300"/>
-      </w:pPr>
-      <w:r>
-        <w:rPr>
-          <w:b/>
-          <w:bCs/>
-          <w:color w:val="8186EF"/>
-          <w:sz w:val="16"/>
-          <w:szCs w:val="16"/>
-        </w:rPr>
-        <w:t xml:space="preserve">16  </w:t>
-      </w:r>
-      <w:r>
-        <w:rPr>
-          <w:sz w:val="16"/>
-          <w:szCs w:val="16"/>
-        </w:rPr>
-        <w:t xml:space="preserve">The book states item C6-3 in those words.</w:t>
-      </w:r>
-    </w:p>
-    <w:p>
-      <w:pPr>
-        <w:spacing w:after="18"/>
-        <w:ind w:left="300" w:hanging="300"/>
-      </w:pPr>
-      <w:r>
-        <w:rPr>
-          <w:b/>
-          <w:bCs/>
-          <w:color w:val="8186EF"/>
-          <w:sz w:val="16"/>
-          <w:szCs w:val="16"/>
-        </w:rPr>
-        <w:t xml:space="preserve">17  </w:t>
-      </w:r>
-      <w:r>
-        <w:rPr>
-          <w:sz w:val="16"/>
-          <w:szCs w:val="16"/>
-        </w:rPr>
-        <w:t xml:space="preserve">The book states item C6-4 in those words.</w:t>
-      </w:r>
-    </w:p>
-    <w:p>
-      <w:pPr>
-        <w:spacing w:after="18"/>
-        <w:ind w:left="300" w:hanging="300"/>
-      </w:pPr>
-      <w:r>
-        <w:rPr>
-          <w:b/>
-          <w:bCs/>
-          <w:color w:val="8186EF"/>
-          <w:sz w:val="16"/>
-          <w:szCs w:val="16"/>
-        </w:rPr>
-        <w:t xml:space="preserve">18  </w:t>
-      </w:r>
-      <w:r>
-        <w:rPr>
-          <w:sz w:val="16"/>
-          <w:szCs w:val="16"/>
-        </w:rPr>
-        <w:t xml:space="preserve">The book states item C6-5 in those words.</w:t>
-      </w:r>
-    </w:p>
-    <w:p>
-      <w:pPr>
-        <w:spacing w:after="18"/>
-        <w:ind w:left="300" w:hanging="300"/>
-      </w:pPr>
-      <w:r>
-        <w:rPr>
-          <w:b/>
-          <w:bCs/>
-          <w:color w:val="8186EF"/>
-          <w:sz w:val="16"/>
-          <w:szCs w:val="16"/>
-        </w:rPr>
-        <w:t xml:space="preserve">19  </w:t>
-      </w:r>
-      <w:r>
-        <w:rPr>
-          <w:sz w:val="16"/>
-          <w:szCs w:val="16"/>
-        </w:rPr>
-        <w:t xml:space="preserve">The book states item C6-6 in those words.</w:t>
-      </w:r>
-    </w:p>
-    <w:p>
-      <w:pPr>
-        <w:spacing w:after="18"/>
-        <w:ind w:left="300" w:hanging="300"/>
-      </w:pPr>
-      <w:r>
-        <w:rPr>
-          <w:b/>
-          <w:bCs/>
-          <w:color w:val="8186EF"/>
-          <w:sz w:val="16"/>
-          <w:szCs w:val="16"/>
-        </w:rPr>
-        <w:t xml:space="preserve">20  </w:t>
-      </w:r>
-      <w:r>
-        <w:rPr>
-          <w:sz w:val="16"/>
-          <w:szCs w:val="16"/>
-        </w:rPr>
-        <w:t xml:space="preserve">Orontes has performed, but its right to payment still depends on the second shipment, not only on time. B is wrong: A receivable needs an unconditional right to payment. C is wrong: Orontes has transferred control of the first shipment, so it records something now.</w:t>
-      </w:r>
-    </w:p>
-    <w:p>
-      <w:pPr>
-        <w:spacing w:after="18"/>
-        <w:ind w:left="300" w:hanging="300"/>
-      </w:pPr>
-      <w:r>
-        <w:rPr>
-          <w:b/>
-          <w:bCs/>
-          <w:color w:val="8186EF"/>
-          <w:sz w:val="16"/>
-          <w:szCs w:val="16"/>
-        </w:rPr>
         <w:t xml:space="preserve">21  </w:t>
       </w:r>
       <w:r>
@@ -6306,7 +5150,7 @@
           <w:sz w:val="16"/>
           <w:szCs w:val="16"/>
         </w:rPr>
-        <w:t xml:space="preserve">Receivables are recorded at the transaction price; expected discounts and returns are variable consideration. Short-term receivables are not discounted. A is wrong: Receivables due within one year are not discounted. B is wrong: That is the older gross method; expected discounts are variable consideration today.</w:t>
+        <w:t xml:space="preserve">Carrying amount − (cash + due from factor − recourse liability). A is wrong: This is only the recourse liability. B is wrong: This leaves out the recourse liability.</w:t>
       </w:r>
     </w:p>
     <w:p>
